--- a/Fase 2/Evidencias Grupales/2.4_GuiaEstudiante_Fase 2_DesarrolloProyecto APT (Español).docx
+++ b/Fase 2/Evidencias Grupales/2.4_GuiaEstudiante_Fase 2_DesarrolloProyecto APT (Español).docx
@@ -247,12 +247,12 @@
                 <wp:extent cx="6238875" cy="1562100"/>
                 <wp:effectExtent b="0" l="0" r="0" t="0"/>
                 <wp:wrapNone/>
-                <wp:docPr id="28" name="image7.png"/>
+                <wp:docPr id="28" name="image10.png"/>
                 <a:graphic>
                   <a:graphicData uri="http://schemas.openxmlformats.org/drawingml/2006/picture">
                     <pic:pic>
                       <pic:nvPicPr>
-                        <pic:cNvPr id="0" name="image7.png"/>
+                        <pic:cNvPr id="0" name="image10.png"/>
                         <pic:cNvPicPr preferRelativeResize="0"/>
                       </pic:nvPicPr>
                       <pic:blipFill>
@@ -591,7 +591,7 @@
                 <w:szCs w:val="20"/>
                 <w:rtl w:val="0"/>
               </w:rPr>
-              <w:t xml:space="preserve">Se ha avanzado en la creación de los entornos de desarrollo frontend, backend y base de datos, donde los 3 ya están  en producción para tener un continuous deployment, ya está construida la maqueta web y se está trabajando en la página del mapa interactivo junto a sus gráficos, en cuanto al backend ya está construida la estructura base del proyecto y un endpoint por cada tabla/view donde se está trabajando para proporcionar más endpoints y también ya está funcionando el scrapper pero han habido problemas que se solucionaran en las siguientes semanas.</w:t>
+              <w:t xml:space="preserve">Se ha avanzado en la creación de los entornos de desarrollo frontend, backend y base de datos, donde los 3 ya están  en producción para tener un continuous deployment, ya está construida la maqueta web junto con la página de mapa interactivo y la página de herramienta de gráficos personalizados , en cuanto al backend ya está construida la estructura base del proyecto y un endpoint por cada tabla/view además de endpoints que permiten proporcionar lo datos para los gráficos de la página y los datos para crear los gráficos personalizados, y en cuanto al scraper ha tenido bastantes inconvenientes y retrasos, pero estará listo y funcionando mejor de lo esperado.</w:t>
             </w:r>
             <w:r>
               <w:rPr>
@@ -650,7 +650,7 @@
                 <w:szCs w:val="20"/>
                 <w:rtl w:val="0"/>
               </w:rPr>
-              <w:t xml:space="preserve">Seguir trabajando en la página y api para cumplir con las funciones principales del observatorio digital del ine</w:t>
+              <w:t xml:space="preserve">Seguir trabajando en la página, api y scraper para cumplir con el resto de funciones que nos quedan para la totalidad del proyecto.</w:t>
             </w:r>
             <w:r>
               <w:rPr>
@@ -879,32 +879,16 @@
             </w:pPr>
             <w:r>
               <w:rPr>
-                <w:rtl w:val="0"/>
-              </w:rPr>
-            </w:r>
-          </w:p>
-          <w:p>
-            <w:pPr>
-              <w:jc w:val="both"/>
-              <w:rPr>
                 <w:i w:val="1"/>
                 <w:color w:val="548dd4"/>
                 <w:sz w:val="20"/>
                 <w:szCs w:val="20"/>
               </w:rPr>
-            </w:pPr>
-            <w:r>
-              <w:rPr>
-                <w:i w:val="1"/>
-                <w:color w:val="548dd4"/>
-                <w:sz w:val="20"/>
-                <w:szCs w:val="20"/>
-              </w:rPr>
               <w:drawing>
                 <wp:inline distB="114300" distT="114300" distL="114300" distR="114300">
-                  <wp:extent cx="4381500" cy="2082800"/>
+                  <wp:extent cx="4381500" cy="2070100"/>
                   <wp:effectExtent b="0" l="0" r="0" t="0"/>
-                  <wp:docPr id="29" name="image1.png"/>
+                  <wp:docPr id="30" name="image1.png"/>
                   <a:graphic>
                     <a:graphicData uri="http://schemas.openxmlformats.org/drawingml/2006/picture">
                       <pic:pic>
@@ -922,7 +906,7 @@
                         <pic:spPr>
                           <a:xfrm>
                             <a:off x="0" y="0"/>
-                            <a:ext cx="4381500" cy="2082800"/>
+                            <a:ext cx="4381500" cy="2070100"/>
                           </a:xfrm>
                           <a:prstGeom prst="rect"/>
                           <a:ln/>
@@ -969,7 +953,7 @@
                 <wp:inline distB="114300" distT="114300" distL="114300" distR="114300">
                   <wp:extent cx="4381500" cy="6223000"/>
                   <wp:effectExtent b="0" l="0" r="0" t="0"/>
-                  <wp:docPr id="34" name="image6.png"/>
+                  <wp:docPr id="36" name="image6.png"/>
                   <a:graphic>
                     <a:graphicData uri="http://schemas.openxmlformats.org/drawingml/2006/picture">
                       <pic:pic>
@@ -1060,18 +1044,136 @@
               </w:rPr>
               <w:drawing>
                 <wp:inline distB="114300" distT="114300" distL="114300" distR="114300">
-                  <wp:extent cx="4381500" cy="2108200"/>
+                  <wp:extent cx="4381500" cy="2082800"/>
                   <wp:effectExtent b="0" l="0" r="0" t="0"/>
-                  <wp:docPr id="31" name="image5.png"/>
+                  <wp:docPr id="35" name="image2.png"/>
                   <a:graphic>
                     <a:graphicData uri="http://schemas.openxmlformats.org/drawingml/2006/picture">
                       <pic:pic>
                         <pic:nvPicPr>
-                          <pic:cNvPr id="0" name="image5.png"/>
+                          <pic:cNvPr id="0" name="image2.png"/>
                           <pic:cNvPicPr preferRelativeResize="0"/>
                         </pic:nvPicPr>
                         <pic:blipFill>
                           <a:blip r:embed="rId10"/>
+                          <a:srcRect b="0" l="0" r="0" t="0"/>
+                          <a:stretch>
+                            <a:fillRect/>
+                          </a:stretch>
+                        </pic:blipFill>
+                        <pic:spPr>
+                          <a:xfrm>
+                            <a:off x="0" y="0"/>
+                            <a:ext cx="4381500" cy="2082800"/>
+                          </a:xfrm>
+                          <a:prstGeom prst="rect"/>
+                          <a:ln/>
+                        </pic:spPr>
+                      </pic:pic>
+                    </a:graphicData>
+                  </a:graphic>
+                </wp:inline>
+              </w:drawing>
+            </w:r>
+            <w:r>
+              <w:rPr>
+                <w:rtl w:val="0"/>
+              </w:rPr>
+            </w:r>
+          </w:p>
+          <w:p>
+            <w:pPr>
+              <w:jc w:val="both"/>
+              <w:rPr>
+                <w:i w:val="1"/>
+                <w:color w:val="548dd4"/>
+                <w:sz w:val="20"/>
+                <w:szCs w:val="20"/>
+              </w:rPr>
+            </w:pPr>
+            <w:r>
+              <w:rPr>
+                <w:i w:val="1"/>
+                <w:color w:val="548dd4"/>
+                <w:sz w:val="20"/>
+                <w:szCs w:val="20"/>
+                <w:rtl w:val="0"/>
+              </w:rPr>
+              <w:t xml:space="preserve">Frontend</w:t>
+            </w:r>
+          </w:p>
+        </w:tc>
+      </w:tr>
+      <w:tr>
+        <w:trPr>
+          <w:cantSplit w:val="0"/>
+          <w:trHeight w:val="2377" w:hRule="atLeast"/>
+          <w:tblHeader w:val="0"/>
+        </w:trPr>
+        <w:tc>
+          <w:tcPr>
+            <w:vAlign w:val="center"/>
+          </w:tcPr>
+          <w:p>
+            <w:pPr>
+              <w:rPr>
+                <w:color w:val="1f3864"/>
+              </w:rPr>
+            </w:pPr>
+            <w:r>
+              <w:rPr>
+                <w:rtl w:val="0"/>
+              </w:rPr>
+            </w:r>
+          </w:p>
+          <w:p>
+            <w:pPr>
+              <w:rPr>
+                <w:color w:val="1f3864"/>
+              </w:rPr>
+            </w:pPr>
+            <w:r>
+              <w:rPr>
+                <w:rtl w:val="0"/>
+              </w:rPr>
+            </w:r>
+          </w:p>
+        </w:tc>
+        <w:tc>
+          <w:tcPr>
+            <w:vAlign w:val="center"/>
+          </w:tcPr>
+          <w:p>
+            <w:pPr>
+              <w:jc w:val="both"/>
+              <w:rPr>
+                <w:i w:val="1"/>
+                <w:color w:val="548dd4"/>
+                <w:sz w:val="20"/>
+                <w:szCs w:val="20"/>
+              </w:rPr>
+            </w:pPr>
+            <w:r>
+              <w:rPr>
+                <w:i w:val="1"/>
+                <w:color w:val="548dd4"/>
+                <w:sz w:val="20"/>
+                <w:szCs w:val="20"/>
+              </w:rPr>
+              <w:drawing>
+                <wp:inline distB="114300" distT="114300" distL="114300" distR="114300">
+                  <wp:extent cx="4381500" cy="2108200"/>
+                  <wp:effectExtent b="0" l="0" r="0" t="0"/>
+                  <wp:docPr id="34" name="image9.png"/>
+                  <a:graphic>
+                    <a:graphicData uri="http://schemas.openxmlformats.org/drawingml/2006/picture">
+                      <pic:pic>
+                        <pic:nvPicPr>
+                          <pic:cNvPr id="0" name="image9.png"/>
+                          <pic:cNvPicPr preferRelativeResize="0"/>
+                        </pic:nvPicPr>
+                        <pic:blipFill>
+                          <a:blip r:embed="rId11"/>
                           <a:srcRect b="0" l="0" r="0" t="0"/>
                           <a:stretch>
                             <a:fillRect/>
@@ -1097,48 +1199,10 @@
               </w:rPr>
             </w:r>
           </w:p>
-        </w:tc>
-      </w:tr>
-      <w:tr>
-        <w:trPr>
-          <w:cantSplit w:val="0"/>
-          <w:trHeight w:val="2377" w:hRule="atLeast"/>
-          <w:tblHeader w:val="0"/>
-        </w:trPr>
-        <w:tc>
-          <w:tcPr>
-            <w:vAlign w:val="center"/>
-          </w:tcPr>
-          <w:p>
-            <w:pPr>
-              <w:rPr>
-                <w:rFonts w:ascii="Calibri" w:cs="Calibri" w:eastAsia="Calibri" w:hAnsi="Calibri"/>
-                <w:color w:val="1f3864"/>
-              </w:rPr>
-            </w:pPr>
-            <w:r>
-              <w:rPr>
-                <w:color w:val="1f3864"/>
-                <w:rtl w:val="0"/>
-              </w:rPr>
-              <w:t xml:space="preserve">Frontend</w:t>
-            </w:r>
-            <w:r>
-              <w:rPr>
-                <w:rtl w:val="0"/>
-              </w:rPr>
-            </w:r>
-          </w:p>
-        </w:tc>
-        <w:tc>
-          <w:tcPr>
-            <w:vAlign w:val="center"/>
-          </w:tcPr>
           <w:p>
             <w:pPr>
               <w:jc w:val="both"/>
               <w:rPr>
-                <w:rFonts w:ascii="Calibri" w:cs="Calibri" w:eastAsia="Calibri" w:hAnsi="Calibri"/>
                 <w:i w:val="1"/>
                 <w:color w:val="548dd4"/>
                 <w:sz w:val="20"/>
@@ -1154,101 +1218,14 @@
               </w:rPr>
               <w:drawing>
                 <wp:inline distB="114300" distT="114300" distL="114300" distR="114300">
-                  <wp:extent cx="4381500" cy="2616200"/>
+                  <wp:extent cx="4381500" cy="2095500"/>
                   <wp:effectExtent b="0" l="0" r="0" t="0"/>
-                  <wp:docPr id="32" name="image4.png"/>
+                  <wp:docPr id="31" name="image5.png"/>
                   <a:graphic>
                     <a:graphicData uri="http://schemas.openxmlformats.org/drawingml/2006/picture">
                       <pic:pic>
                         <pic:nvPicPr>
-                          <pic:cNvPr id="0" name="image4.png"/>
-                          <pic:cNvPicPr preferRelativeResize="0"/>
-                        </pic:nvPicPr>
-                        <pic:blipFill>
-                          <a:blip r:embed="rId11"/>
-                          <a:srcRect b="0" l="0" r="0" t="0"/>
-                          <a:stretch>
-                            <a:fillRect/>
-                          </a:stretch>
-                        </pic:blipFill>
-                        <pic:spPr>
-                          <a:xfrm>
-                            <a:off x="0" y="0"/>
-                            <a:ext cx="4381500" cy="2616200"/>
-                          </a:xfrm>
-                          <a:prstGeom prst="rect"/>
-                          <a:ln/>
-                        </pic:spPr>
-                      </pic:pic>
-                    </a:graphicData>
-                  </a:graphic>
-                </wp:inline>
-              </w:drawing>
-            </w:r>
-            <w:r>
-              <w:rPr>
-                <w:rtl w:val="0"/>
-              </w:rPr>
-            </w:r>
-          </w:p>
-        </w:tc>
-      </w:tr>
-      <w:tr>
-        <w:trPr>
-          <w:cantSplit w:val="0"/>
-          <w:trHeight w:val="2377" w:hRule="atLeast"/>
-          <w:tblHeader w:val="0"/>
-        </w:trPr>
-        <w:tc>
-          <w:tcPr>
-            <w:vAlign w:val="center"/>
-          </w:tcPr>
-          <w:p>
-            <w:pPr>
-              <w:rPr>
-                <w:rFonts w:ascii="Calibri" w:cs="Calibri" w:eastAsia="Calibri" w:hAnsi="Calibri"/>
-                <w:color w:val="1f3864"/>
-              </w:rPr>
-            </w:pPr>
-            <w:r>
-              <w:rPr>
-                <w:rtl w:val="0"/>
-              </w:rPr>
-            </w:r>
-          </w:p>
-        </w:tc>
-        <w:tc>
-          <w:tcPr>
-            <w:vAlign w:val="center"/>
-          </w:tcPr>
-          <w:p>
-            <w:pPr>
-              <w:jc w:val="both"/>
-              <w:rPr>
-                <w:rFonts w:ascii="Calibri" w:cs="Calibri" w:eastAsia="Calibri" w:hAnsi="Calibri"/>
-                <w:i w:val="1"/>
-                <w:color w:val="548dd4"/>
-                <w:sz w:val="20"/>
-                <w:szCs w:val="20"/>
-              </w:rPr>
-            </w:pPr>
-            <w:r>
-              <w:rPr>
-                <w:i w:val="1"/>
-                <w:color w:val="548dd4"/>
-                <w:sz w:val="20"/>
-                <w:szCs w:val="20"/>
-              </w:rPr>
-              <w:drawing>
-                <wp:inline distB="114300" distT="114300" distL="114300" distR="114300">
-                  <wp:extent cx="4381500" cy="2425700"/>
-                  <wp:effectExtent b="0" l="0" r="0" t="0"/>
-                  <wp:docPr id="30" name="image2.png"/>
-                  <a:graphic>
-                    <a:graphicData uri="http://schemas.openxmlformats.org/drawingml/2006/picture">
-                      <pic:pic>
-                        <pic:nvPicPr>
-                          <pic:cNvPr id="0" name="image2.png"/>
+                          <pic:cNvPr id="0" name="image5.png"/>
                           <pic:cNvPicPr preferRelativeResize="0"/>
                         </pic:nvPicPr>
                         <pic:blipFill>
@@ -1261,7 +1238,205 @@
                         <pic:spPr>
                           <a:xfrm>
                             <a:off x="0" y="0"/>
-                            <a:ext cx="4381500" cy="2425700"/>
+                            <a:ext cx="4381500" cy="2095500"/>
+                          </a:xfrm>
+                          <a:prstGeom prst="rect"/>
+                          <a:ln/>
+                        </pic:spPr>
+                      </pic:pic>
+                    </a:graphicData>
+                  </a:graphic>
+                </wp:inline>
+              </w:drawing>
+            </w:r>
+            <w:r>
+              <w:rPr>
+                <w:rtl w:val="0"/>
+              </w:rPr>
+            </w:r>
+          </w:p>
+        </w:tc>
+      </w:tr>
+      <w:tr>
+        <w:trPr>
+          <w:cantSplit w:val="0"/>
+          <w:trHeight w:val="2377" w:hRule="atLeast"/>
+          <w:tblHeader w:val="0"/>
+        </w:trPr>
+        <w:tc>
+          <w:tcPr>
+            <w:vAlign w:val="center"/>
+          </w:tcPr>
+          <w:p>
+            <w:pPr>
+              <w:rPr>
+                <w:rFonts w:ascii="Calibri" w:cs="Calibri" w:eastAsia="Calibri" w:hAnsi="Calibri"/>
+                <w:color w:val="1f3864"/>
+              </w:rPr>
+            </w:pPr>
+            <w:r>
+              <w:rPr>
+                <w:rtl w:val="0"/>
+              </w:rPr>
+            </w:r>
+          </w:p>
+        </w:tc>
+        <w:tc>
+          <w:tcPr>
+            <w:vAlign w:val="center"/>
+          </w:tcPr>
+          <w:p>
+            <w:pPr>
+              <w:jc w:val="both"/>
+              <w:rPr>
+                <w:i w:val="1"/>
+                <w:color w:val="548dd4"/>
+                <w:sz w:val="20"/>
+                <w:szCs w:val="20"/>
+              </w:rPr>
+            </w:pPr>
+            <w:r>
+              <w:rPr>
+                <w:i w:val="1"/>
+                <w:color w:val="548dd4"/>
+                <w:sz w:val="20"/>
+                <w:szCs w:val="20"/>
+              </w:rPr>
+              <w:drawing>
+                <wp:inline distB="114300" distT="114300" distL="114300" distR="114300">
+                  <wp:extent cx="4381500" cy="2095500"/>
+                  <wp:effectExtent b="0" l="0" r="0" t="0"/>
+                  <wp:docPr id="33" name="image8.png"/>
+                  <a:graphic>
+                    <a:graphicData uri="http://schemas.openxmlformats.org/drawingml/2006/picture">
+                      <pic:pic>
+                        <pic:nvPicPr>
+                          <pic:cNvPr id="0" name="image8.png"/>
+                          <pic:cNvPicPr preferRelativeResize="0"/>
+                        </pic:nvPicPr>
+                        <pic:blipFill>
+                          <a:blip r:embed="rId13"/>
+                          <a:srcRect b="0" l="0" r="0" t="0"/>
+                          <a:stretch>
+                            <a:fillRect/>
+                          </a:stretch>
+                        </pic:blipFill>
+                        <pic:spPr>
+                          <a:xfrm>
+                            <a:off x="0" y="0"/>
+                            <a:ext cx="4381500" cy="2095500"/>
+                          </a:xfrm>
+                          <a:prstGeom prst="rect"/>
+                          <a:ln/>
+                        </pic:spPr>
+                      </pic:pic>
+                    </a:graphicData>
+                  </a:graphic>
+                </wp:inline>
+              </w:drawing>
+            </w:r>
+            <w:r>
+              <w:rPr>
+                <w:rtl w:val="0"/>
+              </w:rPr>
+            </w:r>
+          </w:p>
+          <w:p>
+            <w:pPr>
+              <w:jc w:val="both"/>
+              <w:rPr>
+                <w:i w:val="1"/>
+                <w:color w:val="548dd4"/>
+                <w:sz w:val="20"/>
+                <w:szCs w:val="20"/>
+              </w:rPr>
+            </w:pPr>
+            <w:r>
+              <w:rPr>
+                <w:i w:val="1"/>
+                <w:color w:val="548dd4"/>
+                <w:sz w:val="20"/>
+                <w:szCs w:val="20"/>
+              </w:rPr>
+              <w:drawing>
+                <wp:inline distB="114300" distT="114300" distL="114300" distR="114300">
+                  <wp:extent cx="4381500" cy="2095500"/>
+                  <wp:effectExtent b="0" l="0" r="0" t="0"/>
+                  <wp:docPr id="37" name="image4.png"/>
+                  <a:graphic>
+                    <a:graphicData uri="http://schemas.openxmlformats.org/drawingml/2006/picture">
+                      <pic:pic>
+                        <pic:nvPicPr>
+                          <pic:cNvPr id="0" name="image4.png"/>
+                          <pic:cNvPicPr preferRelativeResize="0"/>
+                        </pic:nvPicPr>
+                        <pic:blipFill>
+                          <a:blip r:embed="rId14"/>
+                          <a:srcRect b="0" l="0" r="0" t="0"/>
+                          <a:stretch>
+                            <a:fillRect/>
+                          </a:stretch>
+                        </pic:blipFill>
+                        <pic:spPr>
+                          <a:xfrm>
+                            <a:off x="0" y="0"/>
+                            <a:ext cx="4381500" cy="2095500"/>
+                          </a:xfrm>
+                          <a:prstGeom prst="rect"/>
+                          <a:ln/>
+                        </pic:spPr>
+                      </pic:pic>
+                    </a:graphicData>
+                  </a:graphic>
+                </wp:inline>
+              </w:drawing>
+            </w:r>
+            <w:r>
+              <w:rPr>
+                <w:rtl w:val="0"/>
+              </w:rPr>
+            </w:r>
+          </w:p>
+          <w:p>
+            <w:pPr>
+              <w:jc w:val="both"/>
+              <w:rPr>
+                <w:i w:val="1"/>
+                <w:color w:val="548dd4"/>
+                <w:sz w:val="20"/>
+                <w:szCs w:val="20"/>
+              </w:rPr>
+            </w:pPr>
+            <w:r>
+              <w:rPr>
+                <w:i w:val="1"/>
+                <w:color w:val="548dd4"/>
+                <w:sz w:val="20"/>
+                <w:szCs w:val="20"/>
+              </w:rPr>
+              <w:drawing>
+                <wp:inline distB="114300" distT="114300" distL="114300" distR="114300">
+                  <wp:extent cx="4381500" cy="2082800"/>
+                  <wp:effectExtent b="0" l="0" r="0" t="0"/>
+                  <wp:docPr id="29" name="image7.png"/>
+                  <a:graphic>
+                    <a:graphicData uri="http://schemas.openxmlformats.org/drawingml/2006/picture">
+                      <pic:pic>
+                        <pic:nvPicPr>
+                          <pic:cNvPr id="0" name="image7.png"/>
+                          <pic:cNvPicPr preferRelativeResize="0"/>
+                        </pic:nvPicPr>
+                        <pic:blipFill>
+                          <a:blip r:embed="rId15"/>
+                          <a:srcRect b="0" l="0" r="0" t="0"/>
+                          <a:stretch>
+                            <a:fillRect/>
+                          </a:stretch>
+                        </pic:blipFill>
+                        <pic:spPr>
+                          <a:xfrm>
+                            <a:off x="0" y="0"/>
+                            <a:ext cx="4381500" cy="2082800"/>
                           </a:xfrm>
                           <a:prstGeom prst="rect"/>
                           <a:ln/>
@@ -9074,21 +9249,18 @@
               <w:jc w:val="both"/>
               <w:rPr>
                 <w:b w:val="1"/>
-                <w:color w:val="1f3864"/>
               </w:rPr>
             </w:pPr>
             <w:r>
               <w:rPr>
                 <w:b w:val="1"/>
-                <w:color w:val="1f3864"/>
-                <w:rtl w:val="0"/>
-              </w:rPr>
-              <w:t xml:space="preserve">Factores que facilitan el desarrollo podríamos mencionar la buena comunicación a la hora de juntarnos o ver que nos estaría faltando, logrando un mejor desempeño como equipo e individualmente. También el conocimiento en general de los integrantes, hemos estado desarrollando varias habilidades técnicas durante estos semestres, las cuales, nos han permitido avanzar en nuestro proyecto de forma prolija. Como factor negativo, podríamos mencionar otras responsabilidades como por ejemplo la práctica. Esta cuestión también necesita tiempo y por ejemplo dos integrantes de nuestro equipo tienen ahora mismo otro proyecto además de este, por lo que, podría a llegar a ser un poco difícil gestionar el tiempo correcto para cada uno. Para solucionar este problema, repartimos bien el tiempo de trabajo para cada uno para que no haya confusiones ni malos entendidos, además, buscamos también el apoyo entre nosotros, en caso de que un integrante necesite ayuda o tiempo, </w:t>
+                <w:rtl w:val="0"/>
+              </w:rPr>
+              <w:t xml:space="preserve">Factores que facilitan el desarrollo podríamos mencionar la buena comunicación a la hora de juntarnos o ver que nos estaría faltando, logrando un mejor desempeño como equipo e individualmente. También el conocimiento en general de los integrantes, hemos estado desarrollando varias habilidades técnicas durante estos semestres, las cuales nos han permitido avanzar en nuestro proyecto. Como factor negativo, podríamos mencionar otras responsabilidades que tenemos los 3 que es la práctica profesional que también necesita bastante tiempo. Para solucionar este problema, repartimos bien el tiempo de trabajo para cada uno para que no haya confusiones ni malos entendidos, además, buscamos también el apoyo entre nosotros, en caso de que un integrante necesite ayuda o tiempo, </w:t>
             </w:r>
             <w:r>
               <w:rPr>
                 <w:b w:val="1"/>
-                <w:color w:val="1f3864"/>
                 <w:rtl w:val="0"/>
               </w:rPr>
               <w:t xml:space="preserve">logremos</w:t>
@@ -9096,10 +9268,9 @@
             <w:r>
               <w:rPr>
                 <w:b w:val="1"/>
-                <w:color w:val="1f3864"/>
-                <w:rtl w:val="0"/>
-              </w:rPr>
-              <w:t xml:space="preserve"> como equipo adaptarnos a ese bache y seguir con el proyecto</w:t>
+                <w:rtl w:val="0"/>
+              </w:rPr>
+              <w:t xml:space="preserve"> como equipo adaptarnos y seguir con el proyecto.</w:t>
             </w:r>
           </w:p>
           <w:p>
@@ -9299,7 +9470,6 @@
             <w:pPr>
               <w:jc w:val="both"/>
               <w:rPr>
-                <w:rFonts w:ascii="Calibri" w:cs="Calibri" w:eastAsia="Calibri" w:hAnsi="Calibri"/>
                 <w:i w:val="1"/>
                 <w:sz w:val="20"/>
                 <w:szCs w:val="20"/>
@@ -9312,29 +9482,7 @@
                 <w:szCs w:val="20"/>
                 <w:rtl w:val="0"/>
               </w:rPr>
-              <w:t xml:space="preserve">Teníamos planeado utilizar una mayor cantidad de datos para nuestro proyecto para lograr un mayor volumen de ellos y poder trabajar de forma más precisa, sin embargo, reducimos la cantidad de estos datos para un mejor control de ellos y tiempos de carga más rápidos. En concreto, estamos buscando terminar el proyecto completo y con todas su funcionalidades limitando el volumen de información</w:t>
-            </w:r>
-            <w:r>
-              <w:rPr>
-                <w:rtl w:val="0"/>
-              </w:rPr>
-            </w:r>
-          </w:p>
-          <w:p>
-            <w:pPr>
-              <w:jc w:val="both"/>
-              <w:rPr>
-                <w:rFonts w:ascii="Calibri" w:cs="Calibri" w:eastAsia="Calibri" w:hAnsi="Calibri"/>
-                <w:i w:val="1"/>
-                <w:color w:val="548dd4"/>
-                <w:sz w:val="20"/>
-                <w:szCs w:val="20"/>
-              </w:rPr>
-            </w:pPr>
-            <w:r>
-              <w:rPr>
-                <w:rtl w:val="0"/>
-              </w:rPr>
+              <w:t xml:space="preserve">A lo largo del desarrollo hemos tenido solo 2 ajustes pero para mejor, ya que en las primeras semanas de desarrollo tuvimos tantos inconvenientes con la funcionalidad del scraper, que en un momento decidimos eliminarla del alcance del proyecto, pero después se considero volver a intentarlo y ahora va por buen camino incluso mejor de lo previsto anteriormente, y en cuanto al segundo ajuste, consideramos que es importante y entregaría demasiado valor al proyecto integrar una IA muy básica que explique los gráficos, facilitando la compresión y el análisis de estos, a la vez que le da un toque muy moderno.</w:t>
             </w:r>
           </w:p>
           <w:p>
@@ -9530,74 +9678,35 @@
                 <w:szCs w:val="20"/>
                 <w:rtl w:val="0"/>
               </w:rPr>
-              <w:t xml:space="preserve"> de acuerdo a tu planificación, señala los motivos por los que no has podido cumplir dichos plazos y qué estrategias utilizarás para avanzar en dichas actividades y no afectar tu proyecto APT. </w:t>
-            </w:r>
-          </w:p>
-          <w:p>
-            <w:pPr>
-              <w:jc w:val="both"/>
-              <w:rPr>
-                <w:rFonts w:ascii="Calibri" w:cs="Calibri" w:eastAsia="Calibri" w:hAnsi="Calibri"/>
+              <w:t xml:space="preserve"> de acuerdo a tu planificación, señala los motivos por los que no has podido cumplir dichos plazos y qué estrategias </w:t>
+            </w:r>
+            <w:r>
+              <w:rPr>
                 <w:i w:val="1"/>
+                <w:color w:val="548dd4"/>
                 <w:sz w:val="20"/>
                 <w:szCs w:val="20"/>
-              </w:rPr>
-            </w:pPr>
-            <w:r>
-              <w:rPr>
-                <w:rtl w:val="0"/>
-              </w:rPr>
-            </w:r>
-          </w:p>
-          <w:p>
-            <w:pPr>
-              <w:jc w:val="both"/>
-              <w:rPr>
-                <w:rFonts w:ascii="Calibri" w:cs="Calibri" w:eastAsia="Calibri" w:hAnsi="Calibri"/>
-                <w:i w:val="1"/>
-                <w:sz w:val="20"/>
-                <w:szCs w:val="20"/>
-              </w:rPr>
-            </w:pPr>
-            <w:r>
-              <w:rPr>
-                <w:i w:val="1"/>
-                <w:sz w:val="20"/>
-                <w:szCs w:val="20"/>
-                <w:rtl w:val="0"/>
-              </w:rPr>
-              <w:t xml:space="preserve">Por ahora, vamos viento en popa, tal vez la recolección de datos fue un poco tediosa y complicada, pero ya estamos casi terminando esa parte, por lo que, nos quedaría completar el frontend y unir todas las piezas del proyecto.</w:t>
-            </w:r>
-            <w:r>
-              <w:rPr>
-                <w:rtl w:val="0"/>
-              </w:rPr>
-            </w:r>
-          </w:p>
-          <w:p>
-            <w:pPr>
-              <w:jc w:val="both"/>
+                <w:rtl w:val="0"/>
+              </w:rPr>
+              <w:t xml:space="preserve">utilizarías</w:t>
+            </w:r>
+            <w:r>
               <w:rPr>
                 <w:rFonts w:ascii="Calibri" w:cs="Calibri" w:eastAsia="Calibri" w:hAnsi="Calibri"/>
                 <w:i w:val="1"/>
                 <w:color w:val="548dd4"/>
                 <w:sz w:val="20"/>
                 <w:szCs w:val="20"/>
-              </w:rPr>
-            </w:pPr>
-            <w:r>
-              <w:rPr>
-                <w:rtl w:val="0"/>
-              </w:rPr>
+                <w:rtl w:val="0"/>
+              </w:rPr>
+              <w:t xml:space="preserve"> para avanzar en dichas actividades y no afectar tu proyecto APT. </w:t>
             </w:r>
           </w:p>
           <w:p>
             <w:pPr>
               <w:jc w:val="both"/>
               <w:rPr>
-                <w:rFonts w:ascii="Calibri" w:cs="Calibri" w:eastAsia="Calibri" w:hAnsi="Calibri"/>
                 <w:i w:val="1"/>
-                <w:color w:val="548dd4"/>
                 <w:sz w:val="20"/>
                 <w:szCs w:val="20"/>
               </w:rPr>
@@ -9612,34 +9721,19 @@
             <w:pPr>
               <w:jc w:val="both"/>
               <w:rPr>
-                <w:rFonts w:ascii="Calibri" w:cs="Calibri" w:eastAsia="Calibri" w:hAnsi="Calibri"/>
                 <w:i w:val="1"/>
-                <w:color w:val="548dd4"/>
                 <w:sz w:val="20"/>
                 <w:szCs w:val="20"/>
               </w:rPr>
             </w:pPr>
             <w:r>
               <w:rPr>
-                <w:rtl w:val="0"/>
-              </w:rPr>
-            </w:r>
-          </w:p>
-          <w:p>
-            <w:pPr>
-              <w:jc w:val="both"/>
-              <w:rPr>
-                <w:rFonts w:ascii="Calibri" w:cs="Calibri" w:eastAsia="Calibri" w:hAnsi="Calibri"/>
                 <w:i w:val="1"/>
-                <w:color w:val="548dd4"/>
                 <w:sz w:val="20"/>
                 <w:szCs w:val="20"/>
-              </w:rPr>
-            </w:pPr>
-            <w:r>
-              <w:rPr>
-                <w:rtl w:val="0"/>
-              </w:rPr>
+                <w:rtl w:val="0"/>
+              </w:rPr>
+              <w:t xml:space="preserve">La actividad que va retrasada de acuerdo a la planificación es solo el scraper, el motivo es que no contemplamos lo complejo que sería construirlo, la estrategia a seguir para poder terminarlo será solo el trabajo duro.</w:t>
             </w:r>
           </w:p>
         </w:tc>
@@ -9686,7 +9780,7 @@
       </w:r>
     </w:p>
     <w:sectPr>
-      <w:headerReference r:id="rId13" w:type="default"/>
+      <w:headerReference r:id="rId16" w:type="default"/>
       <w:pgSz w:h="16838" w:w="11906" w:orient="portrait"/>
       <w:pgMar w:bottom="1417" w:top="1417" w:left="1701" w:right="1701" w:header="708" w:footer="708"/>
       <w:pgNumType w:start="1"/>
@@ -9848,7 +9942,7 @@
               <wp:inline distB="0" distT="0" distL="0" distR="0">
                 <wp:extent cx="1996440" cy="428625"/>
                 <wp:effectExtent b="0" l="0" r="0" t="0"/>
-                <wp:docPr descr="http://www.duoc.cl/normasgraficas/normasgraficas/marca-duoc/6logo-fondo-transparente/fondo-transparente.png" id="33" name="image3.png"/>
+                <wp:docPr descr="http://www.duoc.cl/normasgraficas/normasgraficas/marca-duoc/6logo-fondo-transparente/fondo-transparente.png" id="32" name="image3.png"/>
                 <a:graphic>
                   <a:graphicData uri="http://schemas.openxmlformats.org/drawingml/2006/picture">
                     <pic:pic>

--- a/Fase 2/Evidencias Grupales/2.4_GuiaEstudiante_Fase 2_DesarrolloProyecto APT (Español).docx
+++ b/Fase 2/Evidencias Grupales/2.4_GuiaEstudiante_Fase 2_DesarrolloProyecto APT (Español).docx
@@ -18,6 +18,7 @@
       <w:pPr>
         <w:rPr>
           <w:b w:val="1"/>
+          <w:bCs w:val="1"/>
         </w:rPr>
       </w:pPr>
       <w:r>
@@ -247,12 +248,12 @@
                 <wp:extent cx="6238875" cy="1562100"/>
                 <wp:effectExtent b="0" l="0" r="0" t="0"/>
                 <wp:wrapNone/>
-                <wp:docPr id="28" name="image10.png"/>
+                <wp:docPr id="28" name="image9.png"/>
                 <a:graphic>
                   <a:graphicData uri="http://schemas.openxmlformats.org/drawingml/2006/picture">
                     <pic:pic>
                       <pic:nvPicPr>
-                        <pic:cNvPr id="0" name="image10.png"/>
+                        <pic:cNvPr id="0" name="image9.png"/>
                         <pic:cNvPicPr preferRelativeResize="0"/>
                       </pic:nvPicPr>
                       <pic:blipFill>
@@ -402,6 +403,7 @@
             <w:pPr>
               <w:rPr>
                 <w:b w:val="1"/>
+                <w:bCs w:val="1"/>
                 <w:color w:val="1f3864"/>
                 <w:sz w:val="28"/>
                 <w:szCs w:val="28"/>
@@ -410,6 +412,7 @@
             <w:r>
               <w:rPr>
                 <w:b w:val="1"/>
+                <w:bCs w:val="1"/>
                 <w:color w:val="1f3864"/>
                 <w:sz w:val="28"/>
                 <w:szCs w:val="28"/>
@@ -455,7 +458,9 @@
               <w:rPr>
                 <w:rFonts w:ascii="Calibri" w:cs="Calibri" w:eastAsia="Calibri" w:hAnsi="Calibri"/>
                 <w:b w:val="0"/>
+                <w:bCs w:val="0"/>
                 <w:i w:val="0"/>
+                <w:iCs w:val="0"/>
                 <w:smallCaps w:val="0"/>
                 <w:strike w:val="0"/>
                 <w:color w:val="1f3864"/>
@@ -470,7 +475,9 @@
               <w:rPr>
                 <w:rFonts w:ascii="Calibri" w:cs="Calibri" w:eastAsia="Calibri" w:hAnsi="Calibri"/>
                 <w:b w:val="0"/>
+                <w:bCs w:val="0"/>
                 <w:i w:val="0"/>
+                <w:iCs w:val="0"/>
                 <w:smallCaps w:val="0"/>
                 <w:strike w:val="0"/>
                 <w:color w:val="1f3864"/>
@@ -578,6 +585,7 @@
               <w:rPr>
                 <w:rFonts w:ascii="Calibri" w:cs="Calibri" w:eastAsia="Calibri" w:hAnsi="Calibri"/>
                 <w:i w:val="1"/>
+                <w:iCs w:val="1"/>
                 <w:color w:val="548dd4"/>
                 <w:sz w:val="20"/>
                 <w:szCs w:val="20"/>
@@ -586,6 +594,7 @@
             <w:r>
               <w:rPr>
                 <w:i w:val="1"/>
+                <w:iCs w:val="1"/>
                 <w:color w:val="548dd4"/>
                 <w:sz w:val="20"/>
                 <w:szCs w:val="20"/>
@@ -637,6 +646,7 @@
               <w:jc w:val="both"/>
               <w:rPr>
                 <w:i w:val="1"/>
+                <w:iCs w:val="1"/>
                 <w:color w:val="548dd4"/>
                 <w:sz w:val="20"/>
                 <w:szCs w:val="20"/>
@@ -645,6 +655,7 @@
             <w:r>
               <w:rPr>
                 <w:i w:val="1"/>
+                <w:iCs w:val="1"/>
                 <w:color w:val="548dd4"/>
                 <w:sz w:val="20"/>
                 <w:szCs w:val="20"/>
@@ -696,6 +707,7 @@
               <w:jc w:val="both"/>
               <w:rPr>
                 <w:i w:val="1"/>
+                <w:iCs w:val="1"/>
                 <w:color w:val="548dd4"/>
                 <w:sz w:val="20"/>
                 <w:szCs w:val="20"/>
@@ -704,6 +716,7 @@
             <w:r>
               <w:rPr>
                 <w:i w:val="1"/>
+                <w:iCs w:val="1"/>
                 <w:color w:val="548dd4"/>
                 <w:sz w:val="20"/>
                 <w:szCs w:val="20"/>
@@ -751,6 +764,7 @@
               <w:rPr>
                 <w:rFonts w:ascii="Calibri" w:cs="Calibri" w:eastAsia="Calibri" w:hAnsi="Calibri"/>
                 <w:i w:val="1"/>
+                <w:iCs w:val="1"/>
                 <w:color w:val="548dd4"/>
                 <w:sz w:val="20"/>
                 <w:szCs w:val="20"/>
@@ -760,6 +774,7 @@
               <w:rPr>
                 <w:rFonts w:ascii="Calibri" w:cs="Calibri" w:eastAsia="Calibri" w:hAnsi="Calibri"/>
                 <w:i w:val="1"/>
+                <w:iCs w:val="1"/>
                 <w:color w:val="548dd4"/>
                 <w:sz w:val="20"/>
                 <w:szCs w:val="20"/>
@@ -774,6 +789,7 @@
               <w:rPr>
                 <w:rFonts w:ascii="Calibri" w:cs="Calibri" w:eastAsia="Calibri" w:hAnsi="Calibri"/>
                 <w:i w:val="1"/>
+                <w:iCs w:val="1"/>
                 <w:color w:val="548dd4"/>
                 <w:sz w:val="20"/>
                 <w:szCs w:val="20"/>
@@ -783,6 +799,7 @@
               <w:rPr>
                 <w:rFonts w:ascii="Calibri" w:cs="Calibri" w:eastAsia="Calibri" w:hAnsi="Calibri"/>
                 <w:i w:val="1"/>
+                <w:iCs w:val="1"/>
                 <w:color w:val="548dd4"/>
                 <w:sz w:val="20"/>
                 <w:szCs w:val="20"/>
@@ -797,6 +814,7 @@
               <w:rPr>
                 <w:rFonts w:ascii="Calibri" w:cs="Calibri" w:eastAsia="Calibri" w:hAnsi="Calibri"/>
                 <w:i w:val="1"/>
+                <w:iCs w:val="1"/>
                 <w:color w:val="548dd4"/>
                 <w:sz w:val="20"/>
                 <w:szCs w:val="20"/>
@@ -806,6 +824,7 @@
               <w:rPr>
                 <w:rFonts w:ascii="Calibri" w:cs="Calibri" w:eastAsia="Calibri" w:hAnsi="Calibri"/>
                 <w:i w:val="1"/>
+                <w:iCs w:val="1"/>
                 <w:color w:val="548dd4"/>
                 <w:sz w:val="20"/>
                 <w:szCs w:val="20"/>
@@ -819,6 +838,7 @@
               <w:jc w:val="both"/>
               <w:rPr>
                 <w:i w:val="1"/>
+                <w:iCs w:val="1"/>
                 <w:color w:val="548dd4"/>
                 <w:sz w:val="20"/>
                 <w:szCs w:val="20"/>
@@ -835,6 +855,7 @@
               <w:jc w:val="both"/>
               <w:rPr>
                 <w:i w:val="1"/>
+                <w:iCs w:val="1"/>
                 <w:color w:val="548dd4"/>
                 <w:sz w:val="20"/>
                 <w:szCs w:val="20"/>
@@ -851,6 +872,7 @@
               <w:jc w:val="both"/>
               <w:rPr>
                 <w:i w:val="1"/>
+                <w:iCs w:val="1"/>
                 <w:color w:val="548dd4"/>
                 <w:sz w:val="20"/>
                 <w:szCs w:val="20"/>
@@ -859,6 +881,7 @@
             <w:r>
               <w:rPr>
                 <w:i w:val="1"/>
+                <w:iCs w:val="1"/>
                 <w:color w:val="548dd4"/>
                 <w:sz w:val="20"/>
                 <w:szCs w:val="20"/>
@@ -872,6 +895,7 @@
               <w:jc w:val="both"/>
               <w:rPr>
                 <w:i w:val="1"/>
+                <w:iCs w:val="1"/>
                 <w:color w:val="548dd4"/>
                 <w:sz w:val="20"/>
                 <w:szCs w:val="20"/>
@@ -880,6 +904,7 @@
             <w:r>
               <w:rPr>
                 <w:i w:val="1"/>
+                <w:iCs w:val="1"/>
                 <w:color w:val="548dd4"/>
                 <w:sz w:val="20"/>
                 <w:szCs w:val="20"/>
@@ -888,12 +913,12 @@
                 <wp:inline distB="114300" distT="114300" distL="114300" distR="114300">
                   <wp:extent cx="4381500" cy="2070100"/>
                   <wp:effectExtent b="0" l="0" r="0" t="0"/>
-                  <wp:docPr id="30" name="image1.png"/>
+                  <wp:docPr id="30" name="image6.png"/>
                   <a:graphic>
                     <a:graphicData uri="http://schemas.openxmlformats.org/drawingml/2006/picture">
                       <pic:pic>
                         <pic:nvPicPr>
-                          <pic:cNvPr id="0" name="image1.png"/>
+                          <pic:cNvPr id="0" name="image6.png"/>
                           <pic:cNvPicPr preferRelativeResize="0"/>
                         </pic:nvPicPr>
                         <pic:blipFill>
@@ -927,6 +952,7 @@
             <w:pPr>
               <w:rPr>
                 <w:i w:val="1"/>
+                <w:iCs w:val="1"/>
                 <w:color w:val="548dd4"/>
                 <w:sz w:val="20"/>
                 <w:szCs w:val="20"/>
@@ -935,6 +961,7 @@
             <w:r>
               <w:rPr>
                 <w:i w:val="1"/>
+                <w:iCs w:val="1"/>
                 <w:color w:val="548dd4"/>
                 <w:sz w:val="20"/>
                 <w:szCs w:val="20"/>
@@ -945,6 +972,7 @@
             <w:r>
               <w:rPr>
                 <w:i w:val="1"/>
+                <w:iCs w:val="1"/>
                 <w:color w:val="548dd4"/>
                 <w:sz w:val="20"/>
                 <w:szCs w:val="20"/>
@@ -953,12 +981,12 @@
                 <wp:inline distB="114300" distT="114300" distL="114300" distR="114300">
                   <wp:extent cx="4381500" cy="6223000"/>
                   <wp:effectExtent b="0" l="0" r="0" t="0"/>
-                  <wp:docPr id="36" name="image6.png"/>
+                  <wp:docPr id="36" name="image8.png"/>
                   <a:graphic>
                     <a:graphicData uri="http://schemas.openxmlformats.org/drawingml/2006/picture">
                       <pic:pic>
                         <pic:nvPicPr>
-                          <pic:cNvPr id="0" name="image6.png"/>
+                          <pic:cNvPr id="0" name="image8.png"/>
                           <pic:cNvPicPr preferRelativeResize="0"/>
                         </pic:nvPicPr>
                         <pic:blipFill>
@@ -993,6 +1021,7 @@
               <w:jc w:val="both"/>
               <w:rPr>
                 <w:i w:val="1"/>
+                <w:iCs w:val="1"/>
                 <w:color w:val="548dd4"/>
                 <w:sz w:val="20"/>
                 <w:szCs w:val="20"/>
@@ -1009,6 +1038,7 @@
               <w:jc w:val="both"/>
               <w:rPr>
                 <w:i w:val="1"/>
+                <w:iCs w:val="1"/>
                 <w:color w:val="548dd4"/>
                 <w:sz w:val="20"/>
                 <w:szCs w:val="20"/>
@@ -1017,6 +1047,7 @@
             <w:r>
               <w:rPr>
                 <w:i w:val="1"/>
+                <w:iCs w:val="1"/>
                 <w:color w:val="548dd4"/>
                 <w:sz w:val="20"/>
                 <w:szCs w:val="20"/>
@@ -1030,6 +1061,7 @@
               <w:jc w:val="both"/>
               <w:rPr>
                 <w:i w:val="1"/>
+                <w:iCs w:val="1"/>
                 <w:color w:val="548dd4"/>
                 <w:sz w:val="20"/>
                 <w:szCs w:val="20"/>
@@ -1038,6 +1070,7 @@
             <w:r>
               <w:rPr>
                 <w:i w:val="1"/>
+                <w:iCs w:val="1"/>
                 <w:color w:val="548dd4"/>
                 <w:sz w:val="20"/>
                 <w:szCs w:val="20"/>
@@ -1046,12 +1079,12 @@
                 <wp:inline distB="114300" distT="114300" distL="114300" distR="114300">
                   <wp:extent cx="4381500" cy="2082800"/>
                   <wp:effectExtent b="0" l="0" r="0" t="0"/>
-                  <wp:docPr id="35" name="image2.png"/>
+                  <wp:docPr id="35" name="image3.png"/>
                   <a:graphic>
                     <a:graphicData uri="http://schemas.openxmlformats.org/drawingml/2006/picture">
                       <pic:pic>
                         <pic:nvPicPr>
-                          <pic:cNvPr id="0" name="image2.png"/>
+                          <pic:cNvPr id="0" name="image3.png"/>
                           <pic:cNvPicPr preferRelativeResize="0"/>
                         </pic:nvPicPr>
                         <pic:blipFill>
@@ -1086,6 +1119,7 @@
               <w:jc w:val="both"/>
               <w:rPr>
                 <w:i w:val="1"/>
+                <w:iCs w:val="1"/>
                 <w:color w:val="548dd4"/>
                 <w:sz w:val="20"/>
                 <w:szCs w:val="20"/>
@@ -1094,6 +1128,7 @@
             <w:r>
               <w:rPr>
                 <w:i w:val="1"/>
+                <w:iCs w:val="1"/>
                 <w:color w:val="548dd4"/>
                 <w:sz w:val="20"/>
                 <w:szCs w:val="20"/>
@@ -1148,6 +1183,7 @@
               <w:jc w:val="both"/>
               <w:rPr>
                 <w:i w:val="1"/>
+                <w:iCs w:val="1"/>
                 <w:color w:val="548dd4"/>
                 <w:sz w:val="20"/>
                 <w:szCs w:val="20"/>
@@ -1156,6 +1192,7 @@
             <w:r>
               <w:rPr>
                 <w:i w:val="1"/>
+                <w:iCs w:val="1"/>
                 <w:color w:val="548dd4"/>
                 <w:sz w:val="20"/>
                 <w:szCs w:val="20"/>
@@ -1164,12 +1201,12 @@
                 <wp:inline distB="114300" distT="114300" distL="114300" distR="114300">
                   <wp:extent cx="4381500" cy="2108200"/>
                   <wp:effectExtent b="0" l="0" r="0" t="0"/>
-                  <wp:docPr id="34" name="image9.png"/>
+                  <wp:docPr id="34" name="image4.png"/>
                   <a:graphic>
                     <a:graphicData uri="http://schemas.openxmlformats.org/drawingml/2006/picture">
                       <pic:pic>
                         <pic:nvPicPr>
-                          <pic:cNvPr id="0" name="image9.png"/>
+                          <pic:cNvPr id="0" name="image4.png"/>
                           <pic:cNvPicPr preferRelativeResize="0"/>
                         </pic:nvPicPr>
                         <pic:blipFill>
@@ -1203,7 +1240,10 @@
             <w:pPr>
               <w:jc w:val="both"/>
               <w:rPr>
+                <w:b w:val="1"/>
+                <w:bCs w:val="1"/>
                 <w:i w:val="1"/>
+                <w:iCs w:val="1"/>
                 <w:color w:val="548dd4"/>
                 <w:sz w:val="20"/>
                 <w:szCs w:val="20"/>
@@ -1212,6 +1252,7 @@
             <w:r>
               <w:rPr>
                 <w:i w:val="1"/>
+                <w:iCs w:val="1"/>
                 <w:color w:val="548dd4"/>
                 <w:sz w:val="20"/>
                 <w:szCs w:val="20"/>
@@ -1220,12 +1261,12 @@
                 <wp:inline distB="114300" distT="114300" distL="114300" distR="114300">
                   <wp:extent cx="4381500" cy="2095500"/>
                   <wp:effectExtent b="0" l="0" r="0" t="0"/>
-                  <wp:docPr id="31" name="image5.png"/>
+                  <wp:docPr id="31" name="image10.png"/>
                   <a:graphic>
                     <a:graphicData uri="http://schemas.openxmlformats.org/drawingml/2006/picture">
                       <pic:pic>
                         <pic:nvPicPr>
-                          <pic:cNvPr id="0" name="image5.png"/>
+                          <pic:cNvPr id="0" name="image10.png"/>
                           <pic:cNvPicPr preferRelativeResize="0"/>
                         </pic:nvPicPr>
                         <pic:blipFill>
@@ -1290,6 +1331,7 @@
               <w:jc w:val="both"/>
               <w:rPr>
                 <w:i w:val="1"/>
+                <w:iCs w:val="1"/>
                 <w:color w:val="548dd4"/>
                 <w:sz w:val="20"/>
                 <w:szCs w:val="20"/>
@@ -1298,6 +1340,7 @@
             <w:r>
               <w:rPr>
                 <w:i w:val="1"/>
+                <w:iCs w:val="1"/>
                 <w:color w:val="548dd4"/>
                 <w:sz w:val="20"/>
                 <w:szCs w:val="20"/>
@@ -1306,12 +1349,12 @@
                 <wp:inline distB="114300" distT="114300" distL="114300" distR="114300">
                   <wp:extent cx="4381500" cy="2095500"/>
                   <wp:effectExtent b="0" l="0" r="0" t="0"/>
-                  <wp:docPr id="33" name="image8.png"/>
+                  <wp:docPr id="33" name="image5.png"/>
                   <a:graphic>
                     <a:graphicData uri="http://schemas.openxmlformats.org/drawingml/2006/picture">
                       <pic:pic>
                         <pic:nvPicPr>
-                          <pic:cNvPr id="0" name="image8.png"/>
+                          <pic:cNvPr id="0" name="image5.png"/>
                           <pic:cNvPicPr preferRelativeResize="0"/>
                         </pic:nvPicPr>
                         <pic:blipFill>
@@ -1346,6 +1389,7 @@
               <w:jc w:val="both"/>
               <w:rPr>
                 <w:i w:val="1"/>
+                <w:iCs w:val="1"/>
                 <w:color w:val="548dd4"/>
                 <w:sz w:val="20"/>
                 <w:szCs w:val="20"/>
@@ -1354,6 +1398,7 @@
             <w:r>
               <w:rPr>
                 <w:i w:val="1"/>
+                <w:iCs w:val="1"/>
                 <w:color w:val="548dd4"/>
                 <w:sz w:val="20"/>
                 <w:szCs w:val="20"/>
@@ -1362,12 +1407,12 @@
                 <wp:inline distB="114300" distT="114300" distL="114300" distR="114300">
                   <wp:extent cx="4381500" cy="2095500"/>
                   <wp:effectExtent b="0" l="0" r="0" t="0"/>
-                  <wp:docPr id="37" name="image4.png"/>
+                  <wp:docPr id="37" name="image1.png"/>
                   <a:graphic>
                     <a:graphicData uri="http://schemas.openxmlformats.org/drawingml/2006/picture">
                       <pic:pic>
                         <pic:nvPicPr>
-                          <pic:cNvPr id="0" name="image4.png"/>
+                          <pic:cNvPr id="0" name="image1.png"/>
                           <pic:cNvPicPr preferRelativeResize="0"/>
                         </pic:nvPicPr>
                         <pic:blipFill>
@@ -1402,6 +1447,7 @@
               <w:jc w:val="both"/>
               <w:rPr>
                 <w:i w:val="1"/>
+                <w:iCs w:val="1"/>
                 <w:color w:val="548dd4"/>
                 <w:sz w:val="20"/>
                 <w:szCs w:val="20"/>
@@ -1410,6 +1456,7 @@
             <w:r>
               <w:rPr>
                 <w:i w:val="1"/>
+                <w:iCs w:val="1"/>
                 <w:color w:val="548dd4"/>
                 <w:sz w:val="20"/>
                 <w:szCs w:val="20"/>
@@ -1469,6 +1516,7 @@
             <w:pPr>
               <w:rPr>
                 <w:b w:val="1"/>
+                <w:bCs w:val="1"/>
                 <w:color w:val="1f3864"/>
                 <w:sz w:val="28"/>
                 <w:szCs w:val="28"/>
@@ -1477,6 +1525,7 @@
             <w:r>
               <w:rPr>
                 <w:b w:val="1"/>
+                <w:bCs w:val="1"/>
                 <w:color w:val="1f3864"/>
                 <w:sz w:val="28"/>
                 <w:szCs w:val="28"/>
@@ -1501,6 +1550,7 @@
             <w:pPr>
               <w:rPr>
                 <w:b w:val="1"/>
+                <w:bCs w:val="1"/>
                 <w:color w:val="1f3864"/>
                 <w:sz w:val="28"/>
                 <w:szCs w:val="28"/>
@@ -1582,7 +1632,8 @@
     <w:tbl>
       <w:tblPr>
         <w:tblStyle w:val="Table3"/>
-        <w:tblW w:w="8504.0" w:type="dxa"/>
+        <w:tblpPr w:leftFromText="180" w:rightFromText="180" w:topFromText="180" w:bottomFromText="180" w:vertAnchor="text" w:horzAnchor="text" w:tblpX="-80.99999999999966" w:tblpY="0"/>
+        <w:tblW w:w="8520.0" w:type="dxa"/>
         <w:jc w:val="left"/>
         <w:tblBorders>
           <w:top w:color="000000" w:space="0" w:sz="8" w:val="single"/>
@@ -1596,24 +1647,24 @@
         <w:tblLook w:val="0600"/>
       </w:tblPr>
       <w:tblGrid>
-        <w:gridCol w:w="1063"/>
-        <w:gridCol w:w="1063"/>
-        <w:gridCol w:w="1063"/>
-        <w:gridCol w:w="1063"/>
-        <w:gridCol w:w="1063"/>
-        <w:gridCol w:w="1063"/>
-        <w:gridCol w:w="1063"/>
-        <w:gridCol w:w="1063"/>
+        <w:gridCol w:w="1065"/>
+        <w:gridCol w:w="1065"/>
+        <w:gridCol w:w="1065"/>
+        <w:gridCol w:w="1065"/>
+        <w:gridCol w:w="1065"/>
+        <w:gridCol w:w="1065"/>
+        <w:gridCol w:w="1065"/>
+        <w:gridCol w:w="1065"/>
         <w:tblGridChange w:id="0">
           <w:tblGrid>
-            <w:gridCol w:w="1063"/>
-            <w:gridCol w:w="1063"/>
-            <w:gridCol w:w="1063"/>
-            <w:gridCol w:w="1063"/>
-            <w:gridCol w:w="1063"/>
-            <w:gridCol w:w="1063"/>
-            <w:gridCol w:w="1063"/>
-            <w:gridCol w:w="1063"/>
+            <w:gridCol w:w="1065"/>
+            <w:gridCol w:w="1065"/>
+            <w:gridCol w:w="1065"/>
+            <w:gridCol w:w="1065"/>
+            <w:gridCol w:w="1065"/>
+            <w:gridCol w:w="1065"/>
+            <w:gridCol w:w="1065"/>
+            <w:gridCol w:w="1065"/>
           </w:tblGrid>
         </w:tblGridChange>
       </w:tblGrid>
@@ -1623,21 +1674,12 @@
           <w:tblHeader w:val="1"/>
         </w:trPr>
         <w:tc>
-          <w:tcPr>
-            <w:shd w:fill="auto" w:val="clear"/>
-            <w:tcMar>
-              <w:top w:w="100.0" w:type="dxa"/>
-              <w:left w:w="100.0" w:type="dxa"/>
-              <w:bottom w:w="100.0" w:type="dxa"/>
-              <w:right w:w="100.0" w:type="dxa"/>
-            </w:tcMar>
-            <w:vAlign w:val="top"/>
-          </w:tcPr>
-          <w:p>
-            <w:pPr>
-              <w:jc w:val="left"/>
+          <w:tcPr/>
+          <w:p>
+            <w:pPr>
               <w:rPr>
                 <w:b w:val="1"/>
+                <w:bCs w:val="1"/>
                 <w:sz w:val="18"/>
                 <w:szCs w:val="18"/>
               </w:rPr>
@@ -1645,6 +1687,7 @@
             <w:r>
               <w:rPr>
                 <w:b w:val="1"/>
+                <w:bCs w:val="1"/>
                 <w:sz w:val="18"/>
                 <w:szCs w:val="18"/>
                 <w:rtl w:val="0"/>
@@ -1654,21 +1697,12 @@
           </w:p>
         </w:tc>
         <w:tc>
-          <w:tcPr>
-            <w:shd w:fill="auto" w:val="clear"/>
-            <w:tcMar>
-              <w:top w:w="100.0" w:type="dxa"/>
-              <w:left w:w="100.0" w:type="dxa"/>
-              <w:bottom w:w="100.0" w:type="dxa"/>
-              <w:right w:w="100.0" w:type="dxa"/>
-            </w:tcMar>
-            <w:vAlign w:val="top"/>
-          </w:tcPr>
-          <w:p>
-            <w:pPr>
-              <w:jc w:val="left"/>
+          <w:tcPr/>
+          <w:p>
+            <w:pPr>
               <w:rPr>
                 <w:b w:val="1"/>
+                <w:bCs w:val="1"/>
                 <w:sz w:val="18"/>
                 <w:szCs w:val="18"/>
               </w:rPr>
@@ -1676,6 +1710,7 @@
             <w:r>
               <w:rPr>
                 <w:b w:val="1"/>
+                <w:bCs w:val="1"/>
                 <w:sz w:val="18"/>
                 <w:szCs w:val="18"/>
                 <w:rtl w:val="0"/>
@@ -1685,21 +1720,12 @@
           </w:p>
         </w:tc>
         <w:tc>
-          <w:tcPr>
-            <w:shd w:fill="auto" w:val="clear"/>
-            <w:tcMar>
-              <w:top w:w="100.0" w:type="dxa"/>
-              <w:left w:w="100.0" w:type="dxa"/>
-              <w:bottom w:w="100.0" w:type="dxa"/>
-              <w:right w:w="100.0" w:type="dxa"/>
-            </w:tcMar>
-            <w:vAlign w:val="top"/>
-          </w:tcPr>
-          <w:p>
-            <w:pPr>
-              <w:jc w:val="left"/>
+          <w:tcPr/>
+          <w:p>
+            <w:pPr>
               <w:rPr>
                 <w:b w:val="1"/>
+                <w:bCs w:val="1"/>
                 <w:sz w:val="18"/>
                 <w:szCs w:val="18"/>
               </w:rPr>
@@ -1707,6 +1733,7 @@
             <w:r>
               <w:rPr>
                 <w:b w:val="1"/>
+                <w:bCs w:val="1"/>
                 <w:sz w:val="18"/>
                 <w:szCs w:val="18"/>
                 <w:rtl w:val="0"/>
@@ -1716,21 +1743,12 @@
           </w:p>
         </w:tc>
         <w:tc>
-          <w:tcPr>
-            <w:shd w:fill="auto" w:val="clear"/>
-            <w:tcMar>
-              <w:top w:w="100.0" w:type="dxa"/>
-              <w:left w:w="100.0" w:type="dxa"/>
-              <w:bottom w:w="100.0" w:type="dxa"/>
-              <w:right w:w="100.0" w:type="dxa"/>
-            </w:tcMar>
-            <w:vAlign w:val="top"/>
-          </w:tcPr>
-          <w:p>
-            <w:pPr>
-              <w:jc w:val="left"/>
+          <w:tcPr/>
+          <w:p>
+            <w:pPr>
               <w:rPr>
                 <w:b w:val="1"/>
+                <w:bCs w:val="1"/>
                 <w:sz w:val="18"/>
                 <w:szCs w:val="18"/>
               </w:rPr>
@@ -1738,6 +1756,7 @@
             <w:r>
               <w:rPr>
                 <w:b w:val="1"/>
+                <w:bCs w:val="1"/>
                 <w:sz w:val="18"/>
                 <w:szCs w:val="18"/>
                 <w:rtl w:val="0"/>
@@ -1747,21 +1766,12 @@
           </w:p>
         </w:tc>
         <w:tc>
-          <w:tcPr>
-            <w:shd w:fill="auto" w:val="clear"/>
-            <w:tcMar>
-              <w:top w:w="100.0" w:type="dxa"/>
-              <w:left w:w="100.0" w:type="dxa"/>
-              <w:bottom w:w="100.0" w:type="dxa"/>
-              <w:right w:w="100.0" w:type="dxa"/>
-            </w:tcMar>
-            <w:vAlign w:val="top"/>
-          </w:tcPr>
-          <w:p>
-            <w:pPr>
-              <w:jc w:val="left"/>
+          <w:tcPr/>
+          <w:p>
+            <w:pPr>
               <w:rPr>
                 <w:b w:val="1"/>
+                <w:bCs w:val="1"/>
                 <w:sz w:val="18"/>
                 <w:szCs w:val="18"/>
               </w:rPr>
@@ -1769,6 +1779,7 @@
             <w:r>
               <w:rPr>
                 <w:b w:val="1"/>
+                <w:bCs w:val="1"/>
                 <w:sz w:val="18"/>
                 <w:szCs w:val="18"/>
                 <w:rtl w:val="0"/>
@@ -1778,21 +1789,12 @@
           </w:p>
         </w:tc>
         <w:tc>
-          <w:tcPr>
-            <w:shd w:fill="auto" w:val="clear"/>
-            <w:tcMar>
-              <w:top w:w="100.0" w:type="dxa"/>
-              <w:left w:w="100.0" w:type="dxa"/>
-              <w:bottom w:w="100.0" w:type="dxa"/>
-              <w:right w:w="100.0" w:type="dxa"/>
-            </w:tcMar>
-            <w:vAlign w:val="top"/>
-          </w:tcPr>
-          <w:p>
-            <w:pPr>
-              <w:jc w:val="left"/>
+          <w:tcPr/>
+          <w:p>
+            <w:pPr>
               <w:rPr>
                 <w:b w:val="1"/>
+                <w:bCs w:val="1"/>
                 <w:sz w:val="18"/>
                 <w:szCs w:val="18"/>
               </w:rPr>
@@ -1800,6 +1802,7 @@
             <w:r>
               <w:rPr>
                 <w:b w:val="1"/>
+                <w:bCs w:val="1"/>
                 <w:sz w:val="18"/>
                 <w:szCs w:val="18"/>
                 <w:rtl w:val="0"/>
@@ -1809,21 +1812,12 @@
           </w:p>
         </w:tc>
         <w:tc>
-          <w:tcPr>
-            <w:shd w:fill="auto" w:val="clear"/>
-            <w:tcMar>
-              <w:top w:w="100.0" w:type="dxa"/>
-              <w:left w:w="100.0" w:type="dxa"/>
-              <w:bottom w:w="100.0" w:type="dxa"/>
-              <w:right w:w="100.0" w:type="dxa"/>
-            </w:tcMar>
-            <w:vAlign w:val="top"/>
-          </w:tcPr>
-          <w:p>
-            <w:pPr>
-              <w:jc w:val="left"/>
+          <w:tcPr/>
+          <w:p>
+            <w:pPr>
               <w:rPr>
                 <w:b w:val="1"/>
+                <w:bCs w:val="1"/>
                 <w:sz w:val="18"/>
                 <w:szCs w:val="18"/>
               </w:rPr>
@@ -1831,6 +1825,7 @@
             <w:r>
               <w:rPr>
                 <w:b w:val="1"/>
+                <w:bCs w:val="1"/>
                 <w:sz w:val="18"/>
                 <w:szCs w:val="18"/>
                 <w:rtl w:val="0"/>
@@ -1840,21 +1835,12 @@
           </w:p>
         </w:tc>
         <w:tc>
-          <w:tcPr>
-            <w:shd w:fill="auto" w:val="clear"/>
-            <w:tcMar>
-              <w:top w:w="100.0" w:type="dxa"/>
-              <w:left w:w="100.0" w:type="dxa"/>
-              <w:bottom w:w="100.0" w:type="dxa"/>
-              <w:right w:w="100.0" w:type="dxa"/>
-            </w:tcMar>
-            <w:vAlign w:val="top"/>
-          </w:tcPr>
-          <w:p>
-            <w:pPr>
-              <w:jc w:val="left"/>
+          <w:tcPr/>
+          <w:p>
+            <w:pPr>
               <w:rPr>
                 <w:b w:val="1"/>
+                <w:bCs w:val="1"/>
                 <w:sz w:val="18"/>
                 <w:szCs w:val="18"/>
               </w:rPr>
@@ -1862,6 +1848,7 @@
             <w:r>
               <w:rPr>
                 <w:b w:val="1"/>
+                <w:bCs w:val="1"/>
                 <w:sz w:val="18"/>
                 <w:szCs w:val="18"/>
                 <w:rtl w:val="0"/>
@@ -1877,19 +1864,9 @@
           <w:tblHeader w:val="0"/>
         </w:trPr>
         <w:tc>
-          <w:tcPr>
-            <w:shd w:fill="auto" w:val="clear"/>
-            <w:tcMar>
-              <w:top w:w="100.0" w:type="dxa"/>
-              <w:left w:w="100.0" w:type="dxa"/>
-              <w:bottom w:w="100.0" w:type="dxa"/>
-              <w:right w:w="100.0" w:type="dxa"/>
-            </w:tcMar>
-            <w:vAlign w:val="top"/>
-          </w:tcPr>
-          <w:p>
-            <w:pPr>
-              <w:jc w:val="left"/>
+          <w:tcPr/>
+          <w:p>
+            <w:pPr>
               <w:rPr>
                 <w:sz w:val="18"/>
                 <w:szCs w:val="18"/>
@@ -1906,19 +1883,9 @@
           </w:p>
         </w:tc>
         <w:tc>
-          <w:tcPr>
-            <w:shd w:fill="auto" w:val="clear"/>
-            <w:tcMar>
-              <w:top w:w="100.0" w:type="dxa"/>
-              <w:left w:w="100.0" w:type="dxa"/>
-              <w:bottom w:w="100.0" w:type="dxa"/>
-              <w:right w:w="100.0" w:type="dxa"/>
-            </w:tcMar>
-            <w:vAlign w:val="top"/>
-          </w:tcPr>
-          <w:p>
-            <w:pPr>
-              <w:jc w:val="left"/>
+          <w:tcPr/>
+          <w:p>
+            <w:pPr>
               <w:rPr>
                 <w:sz w:val="18"/>
                 <w:szCs w:val="18"/>
@@ -1935,19 +1902,9 @@
           </w:p>
         </w:tc>
         <w:tc>
-          <w:tcPr>
-            <w:shd w:fill="auto" w:val="clear"/>
-            <w:tcMar>
-              <w:top w:w="100.0" w:type="dxa"/>
-              <w:left w:w="100.0" w:type="dxa"/>
-              <w:bottom w:w="100.0" w:type="dxa"/>
-              <w:right w:w="100.0" w:type="dxa"/>
-            </w:tcMar>
-            <w:vAlign w:val="top"/>
-          </w:tcPr>
-          <w:p>
-            <w:pPr>
-              <w:jc w:val="left"/>
+          <w:tcPr/>
+          <w:p>
+            <w:pPr>
               <w:rPr>
                 <w:sz w:val="18"/>
                 <w:szCs w:val="18"/>
@@ -1964,19 +1921,9 @@
           </w:p>
         </w:tc>
         <w:tc>
-          <w:tcPr>
-            <w:shd w:fill="auto" w:val="clear"/>
-            <w:tcMar>
-              <w:top w:w="100.0" w:type="dxa"/>
-              <w:left w:w="100.0" w:type="dxa"/>
-              <w:bottom w:w="100.0" w:type="dxa"/>
-              <w:right w:w="100.0" w:type="dxa"/>
-            </w:tcMar>
-            <w:vAlign w:val="top"/>
-          </w:tcPr>
-          <w:p>
-            <w:pPr>
-              <w:jc w:val="left"/>
+          <w:tcPr/>
+          <w:p>
+            <w:pPr>
               <w:rPr>
                 <w:sz w:val="18"/>
                 <w:szCs w:val="18"/>
@@ -1993,19 +1940,9 @@
           </w:p>
         </w:tc>
         <w:tc>
-          <w:tcPr>
-            <w:shd w:fill="auto" w:val="clear"/>
-            <w:tcMar>
-              <w:top w:w="100.0" w:type="dxa"/>
-              <w:left w:w="100.0" w:type="dxa"/>
-              <w:bottom w:w="100.0" w:type="dxa"/>
-              <w:right w:w="100.0" w:type="dxa"/>
-            </w:tcMar>
-            <w:vAlign w:val="top"/>
-          </w:tcPr>
-          <w:p>
-            <w:pPr>
-              <w:jc w:val="left"/>
+          <w:tcPr/>
+          <w:p>
+            <w:pPr>
               <w:rPr>
                 <w:sz w:val="18"/>
                 <w:szCs w:val="18"/>
@@ -2022,19 +1959,9 @@
           </w:p>
         </w:tc>
         <w:tc>
-          <w:tcPr>
-            <w:shd w:fill="auto" w:val="clear"/>
-            <w:tcMar>
-              <w:top w:w="100.0" w:type="dxa"/>
-              <w:left w:w="100.0" w:type="dxa"/>
-              <w:bottom w:w="100.0" w:type="dxa"/>
-              <w:right w:w="100.0" w:type="dxa"/>
-            </w:tcMar>
-            <w:vAlign w:val="top"/>
-          </w:tcPr>
-          <w:p>
-            <w:pPr>
-              <w:jc w:val="left"/>
+          <w:tcPr/>
+          <w:p>
+            <w:pPr>
               <w:rPr>
                 <w:sz w:val="18"/>
                 <w:szCs w:val="18"/>
@@ -2051,19 +1978,9 @@
           </w:p>
         </w:tc>
         <w:tc>
-          <w:tcPr>
-            <w:shd w:fill="auto" w:val="clear"/>
-            <w:tcMar>
-              <w:top w:w="100.0" w:type="dxa"/>
-              <w:left w:w="100.0" w:type="dxa"/>
-              <w:bottom w:w="100.0" w:type="dxa"/>
-              <w:right w:w="100.0" w:type="dxa"/>
-            </w:tcMar>
-            <w:vAlign w:val="top"/>
-          </w:tcPr>
-          <w:p>
-            <w:pPr>
-              <w:jc w:val="left"/>
+          <w:tcPr/>
+          <w:p>
+            <w:pPr>
               <w:rPr>
                 <w:sz w:val="18"/>
                 <w:szCs w:val="18"/>
@@ -2080,19 +1997,9 @@
           </w:p>
         </w:tc>
         <w:tc>
-          <w:tcPr>
-            <w:shd w:fill="auto" w:val="clear"/>
-            <w:tcMar>
-              <w:top w:w="100.0" w:type="dxa"/>
-              <w:left w:w="100.0" w:type="dxa"/>
-              <w:bottom w:w="100.0" w:type="dxa"/>
-              <w:right w:w="100.0" w:type="dxa"/>
-            </w:tcMar>
-            <w:vAlign w:val="top"/>
-          </w:tcPr>
-          <w:p>
-            <w:pPr>
-              <w:jc w:val="left"/>
+          <w:tcPr/>
+          <w:p>
+            <w:pPr>
               <w:rPr>
                 <w:sz w:val="18"/>
                 <w:szCs w:val="18"/>
@@ -2115,19 +2022,9 @@
           <w:tblHeader w:val="0"/>
         </w:trPr>
         <w:tc>
-          <w:tcPr>
-            <w:shd w:fill="auto" w:val="clear"/>
-            <w:tcMar>
-              <w:top w:w="100.0" w:type="dxa"/>
-              <w:left w:w="100.0" w:type="dxa"/>
-              <w:bottom w:w="100.0" w:type="dxa"/>
-              <w:right w:w="100.0" w:type="dxa"/>
-            </w:tcMar>
-            <w:vAlign w:val="top"/>
-          </w:tcPr>
-          <w:p>
-            <w:pPr>
-              <w:jc w:val="left"/>
+          <w:tcPr/>
+          <w:p>
+            <w:pPr>
               <w:rPr>
                 <w:sz w:val="18"/>
                 <w:szCs w:val="18"/>
@@ -2144,19 +2041,9 @@
           </w:p>
         </w:tc>
         <w:tc>
-          <w:tcPr>
-            <w:shd w:fill="auto" w:val="clear"/>
-            <w:tcMar>
-              <w:top w:w="100.0" w:type="dxa"/>
-              <w:left w:w="100.0" w:type="dxa"/>
-              <w:bottom w:w="100.0" w:type="dxa"/>
-              <w:right w:w="100.0" w:type="dxa"/>
-            </w:tcMar>
-            <w:vAlign w:val="top"/>
-          </w:tcPr>
-          <w:p>
-            <w:pPr>
-              <w:jc w:val="left"/>
+          <w:tcPr/>
+          <w:p>
+            <w:pPr>
               <w:rPr>
                 <w:sz w:val="18"/>
                 <w:szCs w:val="18"/>
@@ -2173,19 +2060,9 @@
           </w:p>
         </w:tc>
         <w:tc>
-          <w:tcPr>
-            <w:shd w:fill="auto" w:val="clear"/>
-            <w:tcMar>
-              <w:top w:w="100.0" w:type="dxa"/>
-              <w:left w:w="100.0" w:type="dxa"/>
-              <w:bottom w:w="100.0" w:type="dxa"/>
-              <w:right w:w="100.0" w:type="dxa"/>
-            </w:tcMar>
-            <w:vAlign w:val="top"/>
-          </w:tcPr>
-          <w:p>
-            <w:pPr>
-              <w:jc w:val="left"/>
+          <w:tcPr/>
+          <w:p>
+            <w:pPr>
               <w:rPr>
                 <w:sz w:val="18"/>
                 <w:szCs w:val="18"/>
@@ -2202,19 +2079,9 @@
           </w:p>
         </w:tc>
         <w:tc>
-          <w:tcPr>
-            <w:shd w:fill="auto" w:val="clear"/>
-            <w:tcMar>
-              <w:top w:w="100.0" w:type="dxa"/>
-              <w:left w:w="100.0" w:type="dxa"/>
-              <w:bottom w:w="100.0" w:type="dxa"/>
-              <w:right w:w="100.0" w:type="dxa"/>
-            </w:tcMar>
-            <w:vAlign w:val="top"/>
-          </w:tcPr>
-          <w:p>
-            <w:pPr>
-              <w:jc w:val="left"/>
+          <w:tcPr/>
+          <w:p>
+            <w:pPr>
               <w:rPr>
                 <w:sz w:val="18"/>
                 <w:szCs w:val="18"/>
@@ -2231,19 +2098,9 @@
           </w:p>
         </w:tc>
         <w:tc>
-          <w:tcPr>
-            <w:shd w:fill="auto" w:val="clear"/>
-            <w:tcMar>
-              <w:top w:w="100.0" w:type="dxa"/>
-              <w:left w:w="100.0" w:type="dxa"/>
-              <w:bottom w:w="100.0" w:type="dxa"/>
-              <w:right w:w="100.0" w:type="dxa"/>
-            </w:tcMar>
-            <w:vAlign w:val="top"/>
-          </w:tcPr>
-          <w:p>
-            <w:pPr>
-              <w:jc w:val="left"/>
+          <w:tcPr/>
+          <w:p>
+            <w:pPr>
               <w:rPr>
                 <w:sz w:val="18"/>
                 <w:szCs w:val="18"/>
@@ -2260,19 +2117,9 @@
           </w:p>
         </w:tc>
         <w:tc>
-          <w:tcPr>
-            <w:shd w:fill="auto" w:val="clear"/>
-            <w:tcMar>
-              <w:top w:w="100.0" w:type="dxa"/>
-              <w:left w:w="100.0" w:type="dxa"/>
-              <w:bottom w:w="100.0" w:type="dxa"/>
-              <w:right w:w="100.0" w:type="dxa"/>
-            </w:tcMar>
-            <w:vAlign w:val="top"/>
-          </w:tcPr>
-          <w:p>
-            <w:pPr>
-              <w:jc w:val="left"/>
+          <w:tcPr/>
+          <w:p>
+            <w:pPr>
               <w:rPr>
                 <w:sz w:val="18"/>
                 <w:szCs w:val="18"/>
@@ -2289,19 +2136,9 @@
           </w:p>
         </w:tc>
         <w:tc>
-          <w:tcPr>
-            <w:shd w:fill="auto" w:val="clear"/>
-            <w:tcMar>
-              <w:top w:w="100.0" w:type="dxa"/>
-              <w:left w:w="100.0" w:type="dxa"/>
-              <w:bottom w:w="100.0" w:type="dxa"/>
-              <w:right w:w="100.0" w:type="dxa"/>
-            </w:tcMar>
-            <w:vAlign w:val="top"/>
-          </w:tcPr>
-          <w:p>
-            <w:pPr>
-              <w:jc w:val="left"/>
+          <w:tcPr/>
+          <w:p>
+            <w:pPr>
               <w:rPr>
                 <w:sz w:val="18"/>
                 <w:szCs w:val="18"/>
@@ -2318,19 +2155,9 @@
           </w:p>
         </w:tc>
         <w:tc>
-          <w:tcPr>
-            <w:shd w:fill="auto" w:val="clear"/>
-            <w:tcMar>
-              <w:top w:w="100.0" w:type="dxa"/>
-              <w:left w:w="100.0" w:type="dxa"/>
-              <w:bottom w:w="100.0" w:type="dxa"/>
-              <w:right w:w="100.0" w:type="dxa"/>
-            </w:tcMar>
-            <w:vAlign w:val="top"/>
-          </w:tcPr>
-          <w:p>
-            <w:pPr>
-              <w:jc w:val="left"/>
+          <w:tcPr/>
+          <w:p>
+            <w:pPr>
               <w:rPr>
                 <w:sz w:val="18"/>
                 <w:szCs w:val="18"/>
@@ -2353,19 +2180,9 @@
           <w:tblHeader w:val="0"/>
         </w:trPr>
         <w:tc>
-          <w:tcPr>
-            <w:shd w:fill="auto" w:val="clear"/>
-            <w:tcMar>
-              <w:top w:w="100.0" w:type="dxa"/>
-              <w:left w:w="100.0" w:type="dxa"/>
-              <w:bottom w:w="100.0" w:type="dxa"/>
-              <w:right w:w="100.0" w:type="dxa"/>
-            </w:tcMar>
-            <w:vAlign w:val="top"/>
-          </w:tcPr>
-          <w:p>
-            <w:pPr>
-              <w:jc w:val="left"/>
+          <w:tcPr/>
+          <w:p>
+            <w:pPr>
               <w:rPr>
                 <w:sz w:val="18"/>
                 <w:szCs w:val="18"/>
@@ -2382,19 +2199,9 @@
           </w:p>
         </w:tc>
         <w:tc>
-          <w:tcPr>
-            <w:shd w:fill="auto" w:val="clear"/>
-            <w:tcMar>
-              <w:top w:w="100.0" w:type="dxa"/>
-              <w:left w:w="100.0" w:type="dxa"/>
-              <w:bottom w:w="100.0" w:type="dxa"/>
-              <w:right w:w="100.0" w:type="dxa"/>
-            </w:tcMar>
-            <w:vAlign w:val="top"/>
-          </w:tcPr>
-          <w:p>
-            <w:pPr>
-              <w:jc w:val="left"/>
+          <w:tcPr/>
+          <w:p>
+            <w:pPr>
               <w:rPr>
                 <w:sz w:val="18"/>
                 <w:szCs w:val="18"/>
@@ -2411,19 +2218,9 @@
           </w:p>
         </w:tc>
         <w:tc>
-          <w:tcPr>
-            <w:shd w:fill="auto" w:val="clear"/>
-            <w:tcMar>
-              <w:top w:w="100.0" w:type="dxa"/>
-              <w:left w:w="100.0" w:type="dxa"/>
-              <w:bottom w:w="100.0" w:type="dxa"/>
-              <w:right w:w="100.0" w:type="dxa"/>
-            </w:tcMar>
-            <w:vAlign w:val="top"/>
-          </w:tcPr>
-          <w:p>
-            <w:pPr>
-              <w:jc w:val="left"/>
+          <w:tcPr/>
+          <w:p>
+            <w:pPr>
               <w:rPr>
                 <w:sz w:val="18"/>
                 <w:szCs w:val="18"/>
@@ -2440,19 +2237,9 @@
           </w:p>
         </w:tc>
         <w:tc>
-          <w:tcPr>
-            <w:shd w:fill="auto" w:val="clear"/>
-            <w:tcMar>
-              <w:top w:w="100.0" w:type="dxa"/>
-              <w:left w:w="100.0" w:type="dxa"/>
-              <w:bottom w:w="100.0" w:type="dxa"/>
-              <w:right w:w="100.0" w:type="dxa"/>
-            </w:tcMar>
-            <w:vAlign w:val="top"/>
-          </w:tcPr>
-          <w:p>
-            <w:pPr>
-              <w:jc w:val="left"/>
+          <w:tcPr/>
+          <w:p>
+            <w:pPr>
               <w:rPr>
                 <w:sz w:val="18"/>
                 <w:szCs w:val="18"/>
@@ -2469,19 +2256,9 @@
           </w:p>
         </w:tc>
         <w:tc>
-          <w:tcPr>
-            <w:shd w:fill="auto" w:val="clear"/>
-            <w:tcMar>
-              <w:top w:w="100.0" w:type="dxa"/>
-              <w:left w:w="100.0" w:type="dxa"/>
-              <w:bottom w:w="100.0" w:type="dxa"/>
-              <w:right w:w="100.0" w:type="dxa"/>
-            </w:tcMar>
-            <w:vAlign w:val="top"/>
-          </w:tcPr>
-          <w:p>
-            <w:pPr>
-              <w:jc w:val="left"/>
+          <w:tcPr/>
+          <w:p>
+            <w:pPr>
               <w:rPr>
                 <w:sz w:val="18"/>
                 <w:szCs w:val="18"/>
@@ -2498,19 +2275,9 @@
           </w:p>
         </w:tc>
         <w:tc>
-          <w:tcPr>
-            <w:shd w:fill="auto" w:val="clear"/>
-            <w:tcMar>
-              <w:top w:w="100.0" w:type="dxa"/>
-              <w:left w:w="100.0" w:type="dxa"/>
-              <w:bottom w:w="100.0" w:type="dxa"/>
-              <w:right w:w="100.0" w:type="dxa"/>
-            </w:tcMar>
-            <w:vAlign w:val="top"/>
-          </w:tcPr>
-          <w:p>
-            <w:pPr>
-              <w:jc w:val="left"/>
+          <w:tcPr/>
+          <w:p>
+            <w:pPr>
               <w:rPr>
                 <w:sz w:val="18"/>
                 <w:szCs w:val="18"/>
@@ -2527,19 +2294,9 @@
           </w:p>
         </w:tc>
         <w:tc>
-          <w:tcPr>
-            <w:shd w:fill="auto" w:val="clear"/>
-            <w:tcMar>
-              <w:top w:w="100.0" w:type="dxa"/>
-              <w:left w:w="100.0" w:type="dxa"/>
-              <w:bottom w:w="100.0" w:type="dxa"/>
-              <w:right w:w="100.0" w:type="dxa"/>
-            </w:tcMar>
-            <w:vAlign w:val="top"/>
-          </w:tcPr>
-          <w:p>
-            <w:pPr>
-              <w:jc w:val="left"/>
+          <w:tcPr/>
+          <w:p>
+            <w:pPr>
               <w:rPr>
                 <w:sz w:val="18"/>
                 <w:szCs w:val="18"/>
@@ -2556,19 +2313,9 @@
           </w:p>
         </w:tc>
         <w:tc>
-          <w:tcPr>
-            <w:shd w:fill="auto" w:val="clear"/>
-            <w:tcMar>
-              <w:top w:w="100.0" w:type="dxa"/>
-              <w:left w:w="100.0" w:type="dxa"/>
-              <w:bottom w:w="100.0" w:type="dxa"/>
-              <w:right w:w="100.0" w:type="dxa"/>
-            </w:tcMar>
-            <w:vAlign w:val="top"/>
-          </w:tcPr>
-          <w:p>
-            <w:pPr>
-              <w:jc w:val="left"/>
+          <w:tcPr/>
+          <w:p>
+            <w:pPr>
               <w:rPr>
                 <w:sz w:val="18"/>
                 <w:szCs w:val="18"/>
@@ -2591,19 +2338,9 @@
           <w:tblHeader w:val="0"/>
         </w:trPr>
         <w:tc>
-          <w:tcPr>
-            <w:shd w:fill="auto" w:val="clear"/>
-            <w:tcMar>
-              <w:top w:w="100.0" w:type="dxa"/>
-              <w:left w:w="100.0" w:type="dxa"/>
-              <w:bottom w:w="100.0" w:type="dxa"/>
-              <w:right w:w="100.0" w:type="dxa"/>
-            </w:tcMar>
-            <w:vAlign w:val="top"/>
-          </w:tcPr>
-          <w:p>
-            <w:pPr>
-              <w:jc w:val="left"/>
+          <w:tcPr/>
+          <w:p>
+            <w:pPr>
               <w:rPr>
                 <w:sz w:val="18"/>
                 <w:szCs w:val="18"/>
@@ -2620,19 +2357,9 @@
           </w:p>
         </w:tc>
         <w:tc>
-          <w:tcPr>
-            <w:shd w:fill="auto" w:val="clear"/>
-            <w:tcMar>
-              <w:top w:w="100.0" w:type="dxa"/>
-              <w:left w:w="100.0" w:type="dxa"/>
-              <w:bottom w:w="100.0" w:type="dxa"/>
-              <w:right w:w="100.0" w:type="dxa"/>
-            </w:tcMar>
-            <w:vAlign w:val="top"/>
-          </w:tcPr>
-          <w:p>
-            <w:pPr>
-              <w:jc w:val="left"/>
+          <w:tcPr/>
+          <w:p>
+            <w:pPr>
               <w:rPr>
                 <w:sz w:val="18"/>
                 <w:szCs w:val="18"/>
@@ -2649,19 +2376,9 @@
           </w:p>
         </w:tc>
         <w:tc>
-          <w:tcPr>
-            <w:shd w:fill="auto" w:val="clear"/>
-            <w:tcMar>
-              <w:top w:w="100.0" w:type="dxa"/>
-              <w:left w:w="100.0" w:type="dxa"/>
-              <w:bottom w:w="100.0" w:type="dxa"/>
-              <w:right w:w="100.0" w:type="dxa"/>
-            </w:tcMar>
-            <w:vAlign w:val="top"/>
-          </w:tcPr>
-          <w:p>
-            <w:pPr>
-              <w:jc w:val="left"/>
+          <w:tcPr/>
+          <w:p>
+            <w:pPr>
               <w:rPr>
                 <w:sz w:val="18"/>
                 <w:szCs w:val="18"/>
@@ -2678,19 +2395,9 @@
           </w:p>
         </w:tc>
         <w:tc>
-          <w:tcPr>
-            <w:shd w:fill="auto" w:val="clear"/>
-            <w:tcMar>
-              <w:top w:w="100.0" w:type="dxa"/>
-              <w:left w:w="100.0" w:type="dxa"/>
-              <w:bottom w:w="100.0" w:type="dxa"/>
-              <w:right w:w="100.0" w:type="dxa"/>
-            </w:tcMar>
-            <w:vAlign w:val="top"/>
-          </w:tcPr>
-          <w:p>
-            <w:pPr>
-              <w:jc w:val="left"/>
+          <w:tcPr/>
+          <w:p>
+            <w:pPr>
               <w:rPr>
                 <w:sz w:val="18"/>
                 <w:szCs w:val="18"/>
@@ -2707,19 +2414,9 @@
           </w:p>
         </w:tc>
         <w:tc>
-          <w:tcPr>
-            <w:shd w:fill="auto" w:val="clear"/>
-            <w:tcMar>
-              <w:top w:w="100.0" w:type="dxa"/>
-              <w:left w:w="100.0" w:type="dxa"/>
-              <w:bottom w:w="100.0" w:type="dxa"/>
-              <w:right w:w="100.0" w:type="dxa"/>
-            </w:tcMar>
-            <w:vAlign w:val="top"/>
-          </w:tcPr>
-          <w:p>
-            <w:pPr>
-              <w:jc w:val="left"/>
+          <w:tcPr/>
+          <w:p>
+            <w:pPr>
               <w:rPr>
                 <w:sz w:val="18"/>
                 <w:szCs w:val="18"/>
@@ -2736,19 +2433,9 @@
           </w:p>
         </w:tc>
         <w:tc>
-          <w:tcPr>
-            <w:shd w:fill="auto" w:val="clear"/>
-            <w:tcMar>
-              <w:top w:w="100.0" w:type="dxa"/>
-              <w:left w:w="100.0" w:type="dxa"/>
-              <w:bottom w:w="100.0" w:type="dxa"/>
-              <w:right w:w="100.0" w:type="dxa"/>
-            </w:tcMar>
-            <w:vAlign w:val="top"/>
-          </w:tcPr>
-          <w:p>
-            <w:pPr>
-              <w:jc w:val="left"/>
+          <w:tcPr/>
+          <w:p>
+            <w:pPr>
               <w:rPr>
                 <w:sz w:val="18"/>
                 <w:szCs w:val="18"/>
@@ -2765,19 +2452,9 @@
           </w:p>
         </w:tc>
         <w:tc>
-          <w:tcPr>
-            <w:shd w:fill="auto" w:val="clear"/>
-            <w:tcMar>
-              <w:top w:w="100.0" w:type="dxa"/>
-              <w:left w:w="100.0" w:type="dxa"/>
-              <w:bottom w:w="100.0" w:type="dxa"/>
-              <w:right w:w="100.0" w:type="dxa"/>
-            </w:tcMar>
-            <w:vAlign w:val="top"/>
-          </w:tcPr>
-          <w:p>
-            <w:pPr>
-              <w:jc w:val="left"/>
+          <w:tcPr/>
+          <w:p>
+            <w:pPr>
               <w:rPr>
                 <w:sz w:val="18"/>
                 <w:szCs w:val="18"/>
@@ -2794,19 +2471,9 @@
           </w:p>
         </w:tc>
         <w:tc>
-          <w:tcPr>
-            <w:shd w:fill="auto" w:val="clear"/>
-            <w:tcMar>
-              <w:top w:w="100.0" w:type="dxa"/>
-              <w:left w:w="100.0" w:type="dxa"/>
-              <w:bottom w:w="100.0" w:type="dxa"/>
-              <w:right w:w="100.0" w:type="dxa"/>
-            </w:tcMar>
-            <w:vAlign w:val="top"/>
-          </w:tcPr>
-          <w:p>
-            <w:pPr>
-              <w:jc w:val="left"/>
+          <w:tcPr/>
+          <w:p>
+            <w:pPr>
               <w:rPr>
                 <w:sz w:val="18"/>
                 <w:szCs w:val="18"/>
@@ -2829,19 +2496,9 @@
           <w:tblHeader w:val="0"/>
         </w:trPr>
         <w:tc>
-          <w:tcPr>
-            <w:shd w:fill="auto" w:val="clear"/>
-            <w:tcMar>
-              <w:top w:w="100.0" w:type="dxa"/>
-              <w:left w:w="100.0" w:type="dxa"/>
-              <w:bottom w:w="100.0" w:type="dxa"/>
-              <w:right w:w="100.0" w:type="dxa"/>
-            </w:tcMar>
-            <w:vAlign w:val="top"/>
-          </w:tcPr>
-          <w:p>
-            <w:pPr>
-              <w:jc w:val="left"/>
+          <w:tcPr/>
+          <w:p>
+            <w:pPr>
               <w:rPr>
                 <w:sz w:val="18"/>
                 <w:szCs w:val="18"/>
@@ -2858,19 +2515,9 @@
           </w:p>
         </w:tc>
         <w:tc>
-          <w:tcPr>
-            <w:shd w:fill="auto" w:val="clear"/>
-            <w:tcMar>
-              <w:top w:w="100.0" w:type="dxa"/>
-              <w:left w:w="100.0" w:type="dxa"/>
-              <w:bottom w:w="100.0" w:type="dxa"/>
-              <w:right w:w="100.0" w:type="dxa"/>
-            </w:tcMar>
-            <w:vAlign w:val="top"/>
-          </w:tcPr>
-          <w:p>
-            <w:pPr>
-              <w:jc w:val="left"/>
+          <w:tcPr/>
+          <w:p>
+            <w:pPr>
               <w:rPr>
                 <w:sz w:val="18"/>
                 <w:szCs w:val="18"/>
@@ -2887,19 +2534,9 @@
           </w:p>
         </w:tc>
         <w:tc>
-          <w:tcPr>
-            <w:shd w:fill="auto" w:val="clear"/>
-            <w:tcMar>
-              <w:top w:w="100.0" w:type="dxa"/>
-              <w:left w:w="100.0" w:type="dxa"/>
-              <w:bottom w:w="100.0" w:type="dxa"/>
-              <w:right w:w="100.0" w:type="dxa"/>
-            </w:tcMar>
-            <w:vAlign w:val="top"/>
-          </w:tcPr>
-          <w:p>
-            <w:pPr>
-              <w:jc w:val="left"/>
+          <w:tcPr/>
+          <w:p>
+            <w:pPr>
               <w:rPr>
                 <w:sz w:val="18"/>
                 <w:szCs w:val="18"/>
@@ -2916,19 +2553,9 @@
           </w:p>
         </w:tc>
         <w:tc>
-          <w:tcPr>
-            <w:shd w:fill="auto" w:val="clear"/>
-            <w:tcMar>
-              <w:top w:w="100.0" w:type="dxa"/>
-              <w:left w:w="100.0" w:type="dxa"/>
-              <w:bottom w:w="100.0" w:type="dxa"/>
-              <w:right w:w="100.0" w:type="dxa"/>
-            </w:tcMar>
-            <w:vAlign w:val="top"/>
-          </w:tcPr>
-          <w:p>
-            <w:pPr>
-              <w:jc w:val="left"/>
+          <w:tcPr/>
+          <w:p>
+            <w:pPr>
               <w:rPr>
                 <w:sz w:val="18"/>
                 <w:szCs w:val="18"/>
@@ -2945,19 +2572,9 @@
           </w:p>
         </w:tc>
         <w:tc>
-          <w:tcPr>
-            <w:shd w:fill="auto" w:val="clear"/>
-            <w:tcMar>
-              <w:top w:w="100.0" w:type="dxa"/>
-              <w:left w:w="100.0" w:type="dxa"/>
-              <w:bottom w:w="100.0" w:type="dxa"/>
-              <w:right w:w="100.0" w:type="dxa"/>
-            </w:tcMar>
-            <w:vAlign w:val="top"/>
-          </w:tcPr>
-          <w:p>
-            <w:pPr>
-              <w:jc w:val="left"/>
+          <w:tcPr/>
+          <w:p>
+            <w:pPr>
               <w:rPr>
                 <w:sz w:val="18"/>
                 <w:szCs w:val="18"/>
@@ -2974,19 +2591,9 @@
           </w:p>
         </w:tc>
         <w:tc>
-          <w:tcPr>
-            <w:shd w:fill="auto" w:val="clear"/>
-            <w:tcMar>
-              <w:top w:w="100.0" w:type="dxa"/>
-              <w:left w:w="100.0" w:type="dxa"/>
-              <w:bottom w:w="100.0" w:type="dxa"/>
-              <w:right w:w="100.0" w:type="dxa"/>
-            </w:tcMar>
-            <w:vAlign w:val="top"/>
-          </w:tcPr>
-          <w:p>
-            <w:pPr>
-              <w:jc w:val="left"/>
+          <w:tcPr/>
+          <w:p>
+            <w:pPr>
               <w:rPr>
                 <w:sz w:val="18"/>
                 <w:szCs w:val="18"/>
@@ -3003,19 +2610,9 @@
           </w:p>
         </w:tc>
         <w:tc>
-          <w:tcPr>
-            <w:shd w:fill="auto" w:val="clear"/>
-            <w:tcMar>
-              <w:top w:w="100.0" w:type="dxa"/>
-              <w:left w:w="100.0" w:type="dxa"/>
-              <w:bottom w:w="100.0" w:type="dxa"/>
-              <w:right w:w="100.0" w:type="dxa"/>
-            </w:tcMar>
-            <w:vAlign w:val="top"/>
-          </w:tcPr>
-          <w:p>
-            <w:pPr>
-              <w:jc w:val="left"/>
+          <w:tcPr/>
+          <w:p>
+            <w:pPr>
               <w:rPr>
                 <w:sz w:val="18"/>
                 <w:szCs w:val="18"/>
@@ -3032,19 +2629,9 @@
           </w:p>
         </w:tc>
         <w:tc>
-          <w:tcPr>
-            <w:shd w:fill="auto" w:val="clear"/>
-            <w:tcMar>
-              <w:top w:w="100.0" w:type="dxa"/>
-              <w:left w:w="100.0" w:type="dxa"/>
-              <w:bottom w:w="100.0" w:type="dxa"/>
-              <w:right w:w="100.0" w:type="dxa"/>
-            </w:tcMar>
-            <w:vAlign w:val="top"/>
-          </w:tcPr>
-          <w:p>
-            <w:pPr>
-              <w:jc w:val="left"/>
+          <w:tcPr/>
+          <w:p>
+            <w:pPr>
               <w:rPr>
                 <w:sz w:val="18"/>
                 <w:szCs w:val="18"/>
@@ -3067,16 +2654,7 @@
           <w:tblHeader w:val="0"/>
         </w:trPr>
         <w:tc>
-          <w:tcPr>
-            <w:shd w:fill="auto" w:val="clear"/>
-            <w:tcMar>
-              <w:top w:w="100.0" w:type="dxa"/>
-              <w:left w:w="100.0" w:type="dxa"/>
-              <w:bottom w:w="100.0" w:type="dxa"/>
-              <w:right w:w="100.0" w:type="dxa"/>
-            </w:tcMar>
-            <w:vAlign w:val="top"/>
-          </w:tcPr>
+          <w:tcPr/>
           <w:p>
             <w:pPr>
               <w:rPr>
@@ -3095,19 +2673,9 @@
           </w:p>
         </w:tc>
         <w:tc>
-          <w:tcPr>
-            <w:shd w:fill="auto" w:val="clear"/>
-            <w:tcMar>
-              <w:top w:w="100.0" w:type="dxa"/>
-              <w:left w:w="100.0" w:type="dxa"/>
-              <w:bottom w:w="100.0" w:type="dxa"/>
-              <w:right w:w="100.0" w:type="dxa"/>
-            </w:tcMar>
-            <w:vAlign w:val="top"/>
-          </w:tcPr>
-          <w:p>
-            <w:pPr>
-              <w:jc w:val="left"/>
+          <w:tcPr/>
+          <w:p>
+            <w:pPr>
               <w:rPr>
                 <w:sz w:val="18"/>
                 <w:szCs w:val="18"/>
@@ -3124,19 +2692,9 @@
           </w:p>
         </w:tc>
         <w:tc>
-          <w:tcPr>
-            <w:shd w:fill="auto" w:val="clear"/>
-            <w:tcMar>
-              <w:top w:w="100.0" w:type="dxa"/>
-              <w:left w:w="100.0" w:type="dxa"/>
-              <w:bottom w:w="100.0" w:type="dxa"/>
-              <w:right w:w="100.0" w:type="dxa"/>
-            </w:tcMar>
-            <w:vAlign w:val="top"/>
-          </w:tcPr>
-          <w:p>
-            <w:pPr>
-              <w:jc w:val="left"/>
+          <w:tcPr/>
+          <w:p>
+            <w:pPr>
               <w:rPr>
                 <w:sz w:val="18"/>
                 <w:szCs w:val="18"/>
@@ -3153,19 +2711,9 @@
           </w:p>
         </w:tc>
         <w:tc>
-          <w:tcPr>
-            <w:shd w:fill="auto" w:val="clear"/>
-            <w:tcMar>
-              <w:top w:w="100.0" w:type="dxa"/>
-              <w:left w:w="100.0" w:type="dxa"/>
-              <w:bottom w:w="100.0" w:type="dxa"/>
-              <w:right w:w="100.0" w:type="dxa"/>
-            </w:tcMar>
-            <w:vAlign w:val="top"/>
-          </w:tcPr>
-          <w:p>
-            <w:pPr>
-              <w:jc w:val="left"/>
+          <w:tcPr/>
+          <w:p>
+            <w:pPr>
               <w:rPr>
                 <w:sz w:val="18"/>
                 <w:szCs w:val="18"/>
@@ -3182,19 +2730,9 @@
           </w:p>
         </w:tc>
         <w:tc>
-          <w:tcPr>
-            <w:shd w:fill="auto" w:val="clear"/>
-            <w:tcMar>
-              <w:top w:w="100.0" w:type="dxa"/>
-              <w:left w:w="100.0" w:type="dxa"/>
-              <w:bottom w:w="100.0" w:type="dxa"/>
-              <w:right w:w="100.0" w:type="dxa"/>
-            </w:tcMar>
-            <w:vAlign w:val="top"/>
-          </w:tcPr>
-          <w:p>
-            <w:pPr>
-              <w:jc w:val="left"/>
+          <w:tcPr/>
+          <w:p>
+            <w:pPr>
               <w:rPr>
                 <w:sz w:val="18"/>
                 <w:szCs w:val="18"/>
@@ -3211,19 +2749,9 @@
           </w:p>
         </w:tc>
         <w:tc>
-          <w:tcPr>
-            <w:shd w:fill="auto" w:val="clear"/>
-            <w:tcMar>
-              <w:top w:w="100.0" w:type="dxa"/>
-              <w:left w:w="100.0" w:type="dxa"/>
-              <w:bottom w:w="100.0" w:type="dxa"/>
-              <w:right w:w="100.0" w:type="dxa"/>
-            </w:tcMar>
-            <w:vAlign w:val="top"/>
-          </w:tcPr>
-          <w:p>
-            <w:pPr>
-              <w:jc w:val="left"/>
+          <w:tcPr/>
+          <w:p>
+            <w:pPr>
               <w:rPr>
                 <w:sz w:val="18"/>
                 <w:szCs w:val="18"/>
@@ -3240,19 +2768,9 @@
           </w:p>
         </w:tc>
         <w:tc>
-          <w:tcPr>
-            <w:shd w:fill="auto" w:val="clear"/>
-            <w:tcMar>
-              <w:top w:w="100.0" w:type="dxa"/>
-              <w:left w:w="100.0" w:type="dxa"/>
-              <w:bottom w:w="100.0" w:type="dxa"/>
-              <w:right w:w="100.0" w:type="dxa"/>
-            </w:tcMar>
-            <w:vAlign w:val="top"/>
-          </w:tcPr>
-          <w:p>
-            <w:pPr>
-              <w:jc w:val="left"/>
+          <w:tcPr/>
+          <w:p>
+            <w:pPr>
               <w:rPr>
                 <w:sz w:val="18"/>
                 <w:szCs w:val="18"/>
@@ -3269,19 +2787,9 @@
           </w:p>
         </w:tc>
         <w:tc>
-          <w:tcPr>
-            <w:shd w:fill="auto" w:val="clear"/>
-            <w:tcMar>
-              <w:top w:w="100.0" w:type="dxa"/>
-              <w:left w:w="100.0" w:type="dxa"/>
-              <w:bottom w:w="100.0" w:type="dxa"/>
-              <w:right w:w="100.0" w:type="dxa"/>
-            </w:tcMar>
-            <w:vAlign w:val="top"/>
-          </w:tcPr>
-          <w:p>
-            <w:pPr>
-              <w:jc w:val="left"/>
+          <w:tcPr/>
+          <w:p>
+            <w:pPr>
               <w:rPr>
                 <w:sz w:val="18"/>
                 <w:szCs w:val="18"/>
@@ -3304,19 +2812,9 @@
           <w:tblHeader w:val="0"/>
         </w:trPr>
         <w:tc>
-          <w:tcPr>
-            <w:shd w:fill="auto" w:val="clear"/>
-            <w:tcMar>
-              <w:top w:w="100.0" w:type="dxa"/>
-              <w:left w:w="100.0" w:type="dxa"/>
-              <w:bottom w:w="100.0" w:type="dxa"/>
-              <w:right w:w="100.0" w:type="dxa"/>
-            </w:tcMar>
-            <w:vAlign w:val="top"/>
-          </w:tcPr>
-          <w:p>
-            <w:pPr>
-              <w:jc w:val="left"/>
+          <w:tcPr/>
+          <w:p>
+            <w:pPr>
               <w:rPr>
                 <w:sz w:val="18"/>
                 <w:szCs w:val="18"/>
@@ -3333,19 +2831,9 @@
           </w:p>
         </w:tc>
         <w:tc>
-          <w:tcPr>
-            <w:shd w:fill="auto" w:val="clear"/>
-            <w:tcMar>
-              <w:top w:w="100.0" w:type="dxa"/>
-              <w:left w:w="100.0" w:type="dxa"/>
-              <w:bottom w:w="100.0" w:type="dxa"/>
-              <w:right w:w="100.0" w:type="dxa"/>
-            </w:tcMar>
-            <w:vAlign w:val="top"/>
-          </w:tcPr>
-          <w:p>
-            <w:pPr>
-              <w:jc w:val="left"/>
+          <w:tcPr/>
+          <w:p>
+            <w:pPr>
               <w:rPr>
                 <w:sz w:val="18"/>
                 <w:szCs w:val="18"/>
@@ -3362,19 +2850,9 @@
           </w:p>
         </w:tc>
         <w:tc>
-          <w:tcPr>
-            <w:shd w:fill="auto" w:val="clear"/>
-            <w:tcMar>
-              <w:top w:w="100.0" w:type="dxa"/>
-              <w:left w:w="100.0" w:type="dxa"/>
-              <w:bottom w:w="100.0" w:type="dxa"/>
-              <w:right w:w="100.0" w:type="dxa"/>
-            </w:tcMar>
-            <w:vAlign w:val="top"/>
-          </w:tcPr>
-          <w:p>
-            <w:pPr>
-              <w:jc w:val="left"/>
+          <w:tcPr/>
+          <w:p>
+            <w:pPr>
               <w:rPr>
                 <w:sz w:val="18"/>
                 <w:szCs w:val="18"/>
@@ -3391,19 +2869,9 @@
           </w:p>
         </w:tc>
         <w:tc>
-          <w:tcPr>
-            <w:shd w:fill="auto" w:val="clear"/>
-            <w:tcMar>
-              <w:top w:w="100.0" w:type="dxa"/>
-              <w:left w:w="100.0" w:type="dxa"/>
-              <w:bottom w:w="100.0" w:type="dxa"/>
-              <w:right w:w="100.0" w:type="dxa"/>
-            </w:tcMar>
-            <w:vAlign w:val="top"/>
-          </w:tcPr>
-          <w:p>
-            <w:pPr>
-              <w:jc w:val="left"/>
+          <w:tcPr/>
+          <w:p>
+            <w:pPr>
               <w:rPr>
                 <w:sz w:val="18"/>
                 <w:szCs w:val="18"/>
@@ -3420,19 +2888,9 @@
           </w:p>
         </w:tc>
         <w:tc>
-          <w:tcPr>
-            <w:shd w:fill="auto" w:val="clear"/>
-            <w:tcMar>
-              <w:top w:w="100.0" w:type="dxa"/>
-              <w:left w:w="100.0" w:type="dxa"/>
-              <w:bottom w:w="100.0" w:type="dxa"/>
-              <w:right w:w="100.0" w:type="dxa"/>
-            </w:tcMar>
-            <w:vAlign w:val="top"/>
-          </w:tcPr>
-          <w:p>
-            <w:pPr>
-              <w:jc w:val="left"/>
+          <w:tcPr/>
+          <w:p>
+            <w:pPr>
               <w:rPr>
                 <w:sz w:val="18"/>
                 <w:szCs w:val="18"/>
@@ -3449,19 +2907,9 @@
           </w:p>
         </w:tc>
         <w:tc>
-          <w:tcPr>
-            <w:shd w:fill="auto" w:val="clear"/>
-            <w:tcMar>
-              <w:top w:w="100.0" w:type="dxa"/>
-              <w:left w:w="100.0" w:type="dxa"/>
-              <w:bottom w:w="100.0" w:type="dxa"/>
-              <w:right w:w="100.0" w:type="dxa"/>
-            </w:tcMar>
-            <w:vAlign w:val="top"/>
-          </w:tcPr>
-          <w:p>
-            <w:pPr>
-              <w:jc w:val="left"/>
+          <w:tcPr/>
+          <w:p>
+            <w:pPr>
               <w:rPr>
                 <w:sz w:val="18"/>
                 <w:szCs w:val="18"/>
@@ -3478,19 +2926,9 @@
           </w:p>
         </w:tc>
         <w:tc>
-          <w:tcPr>
-            <w:shd w:fill="auto" w:val="clear"/>
-            <w:tcMar>
-              <w:top w:w="100.0" w:type="dxa"/>
-              <w:left w:w="100.0" w:type="dxa"/>
-              <w:bottom w:w="100.0" w:type="dxa"/>
-              <w:right w:w="100.0" w:type="dxa"/>
-            </w:tcMar>
-            <w:vAlign w:val="top"/>
-          </w:tcPr>
-          <w:p>
-            <w:pPr>
-              <w:jc w:val="left"/>
+          <w:tcPr/>
+          <w:p>
+            <w:pPr>
               <w:rPr>
                 <w:sz w:val="18"/>
                 <w:szCs w:val="18"/>
@@ -3507,19 +2945,9 @@
           </w:p>
         </w:tc>
         <w:tc>
-          <w:tcPr>
-            <w:shd w:fill="auto" w:val="clear"/>
-            <w:tcMar>
-              <w:top w:w="100.0" w:type="dxa"/>
-              <w:left w:w="100.0" w:type="dxa"/>
-              <w:bottom w:w="100.0" w:type="dxa"/>
-              <w:right w:w="100.0" w:type="dxa"/>
-            </w:tcMar>
-            <w:vAlign w:val="top"/>
-          </w:tcPr>
-          <w:p>
-            <w:pPr>
-              <w:jc w:val="left"/>
+          <w:tcPr/>
+          <w:p>
+            <w:pPr>
               <w:rPr>
                 <w:sz w:val="18"/>
                 <w:szCs w:val="18"/>
@@ -3542,19 +2970,9 @@
           <w:tblHeader w:val="0"/>
         </w:trPr>
         <w:tc>
-          <w:tcPr>
-            <w:shd w:fill="auto" w:val="clear"/>
-            <w:tcMar>
-              <w:top w:w="100.0" w:type="dxa"/>
-              <w:left w:w="100.0" w:type="dxa"/>
-              <w:bottom w:w="100.0" w:type="dxa"/>
-              <w:right w:w="100.0" w:type="dxa"/>
-            </w:tcMar>
-            <w:vAlign w:val="top"/>
-          </w:tcPr>
-          <w:p>
-            <w:pPr>
-              <w:jc w:val="left"/>
+          <w:tcPr/>
+          <w:p>
+            <w:pPr>
               <w:rPr>
                 <w:sz w:val="18"/>
                 <w:szCs w:val="18"/>
@@ -3571,19 +2989,9 @@
           </w:p>
         </w:tc>
         <w:tc>
-          <w:tcPr>
-            <w:shd w:fill="auto" w:val="clear"/>
-            <w:tcMar>
-              <w:top w:w="100.0" w:type="dxa"/>
-              <w:left w:w="100.0" w:type="dxa"/>
-              <w:bottom w:w="100.0" w:type="dxa"/>
-              <w:right w:w="100.0" w:type="dxa"/>
-            </w:tcMar>
-            <w:vAlign w:val="top"/>
-          </w:tcPr>
-          <w:p>
-            <w:pPr>
-              <w:jc w:val="left"/>
+          <w:tcPr/>
+          <w:p>
+            <w:pPr>
               <w:rPr>
                 <w:sz w:val="18"/>
                 <w:szCs w:val="18"/>
@@ -3600,19 +3008,9 @@
           </w:p>
         </w:tc>
         <w:tc>
-          <w:tcPr>
-            <w:shd w:fill="auto" w:val="clear"/>
-            <w:tcMar>
-              <w:top w:w="100.0" w:type="dxa"/>
-              <w:left w:w="100.0" w:type="dxa"/>
-              <w:bottom w:w="100.0" w:type="dxa"/>
-              <w:right w:w="100.0" w:type="dxa"/>
-            </w:tcMar>
-            <w:vAlign w:val="top"/>
-          </w:tcPr>
-          <w:p>
-            <w:pPr>
-              <w:jc w:val="left"/>
+          <w:tcPr/>
+          <w:p>
+            <w:pPr>
               <w:rPr>
                 <w:sz w:val="18"/>
                 <w:szCs w:val="18"/>
@@ -3629,19 +3027,9 @@
           </w:p>
         </w:tc>
         <w:tc>
-          <w:tcPr>
-            <w:shd w:fill="auto" w:val="clear"/>
-            <w:tcMar>
-              <w:top w:w="100.0" w:type="dxa"/>
-              <w:left w:w="100.0" w:type="dxa"/>
-              <w:bottom w:w="100.0" w:type="dxa"/>
-              <w:right w:w="100.0" w:type="dxa"/>
-            </w:tcMar>
-            <w:vAlign w:val="top"/>
-          </w:tcPr>
-          <w:p>
-            <w:pPr>
-              <w:jc w:val="left"/>
+          <w:tcPr/>
+          <w:p>
+            <w:pPr>
               <w:rPr>
                 <w:sz w:val="18"/>
                 <w:szCs w:val="18"/>
@@ -3658,19 +3046,9 @@
           </w:p>
         </w:tc>
         <w:tc>
-          <w:tcPr>
-            <w:shd w:fill="auto" w:val="clear"/>
-            <w:tcMar>
-              <w:top w:w="100.0" w:type="dxa"/>
-              <w:left w:w="100.0" w:type="dxa"/>
-              <w:bottom w:w="100.0" w:type="dxa"/>
-              <w:right w:w="100.0" w:type="dxa"/>
-            </w:tcMar>
-            <w:vAlign w:val="top"/>
-          </w:tcPr>
-          <w:p>
-            <w:pPr>
-              <w:jc w:val="left"/>
+          <w:tcPr/>
+          <w:p>
+            <w:pPr>
               <w:rPr>
                 <w:sz w:val="18"/>
                 <w:szCs w:val="18"/>
@@ -3687,19 +3065,9 @@
           </w:p>
         </w:tc>
         <w:tc>
-          <w:tcPr>
-            <w:shd w:fill="auto" w:val="clear"/>
-            <w:tcMar>
-              <w:top w:w="100.0" w:type="dxa"/>
-              <w:left w:w="100.0" w:type="dxa"/>
-              <w:bottom w:w="100.0" w:type="dxa"/>
-              <w:right w:w="100.0" w:type="dxa"/>
-            </w:tcMar>
-            <w:vAlign w:val="top"/>
-          </w:tcPr>
-          <w:p>
-            <w:pPr>
-              <w:jc w:val="left"/>
+          <w:tcPr/>
+          <w:p>
+            <w:pPr>
               <w:rPr>
                 <w:sz w:val="18"/>
                 <w:szCs w:val="18"/>
@@ -3716,19 +3084,9 @@
           </w:p>
         </w:tc>
         <w:tc>
-          <w:tcPr>
-            <w:shd w:fill="auto" w:val="clear"/>
-            <w:tcMar>
-              <w:top w:w="100.0" w:type="dxa"/>
-              <w:left w:w="100.0" w:type="dxa"/>
-              <w:bottom w:w="100.0" w:type="dxa"/>
-              <w:right w:w="100.0" w:type="dxa"/>
-            </w:tcMar>
-            <w:vAlign w:val="top"/>
-          </w:tcPr>
-          <w:p>
-            <w:pPr>
-              <w:jc w:val="left"/>
+          <w:tcPr/>
+          <w:p>
+            <w:pPr>
               <w:rPr>
                 <w:sz w:val="18"/>
                 <w:szCs w:val="18"/>
@@ -3745,19 +3103,9 @@
           </w:p>
         </w:tc>
         <w:tc>
-          <w:tcPr>
-            <w:shd w:fill="auto" w:val="clear"/>
-            <w:tcMar>
-              <w:top w:w="100.0" w:type="dxa"/>
-              <w:left w:w="100.0" w:type="dxa"/>
-              <w:bottom w:w="100.0" w:type="dxa"/>
-              <w:right w:w="100.0" w:type="dxa"/>
-            </w:tcMar>
-            <w:vAlign w:val="top"/>
-          </w:tcPr>
-          <w:p>
-            <w:pPr>
-              <w:jc w:val="left"/>
+          <w:tcPr/>
+          <w:p>
+            <w:pPr>
               <w:rPr>
                 <w:sz w:val="18"/>
                 <w:szCs w:val="18"/>
@@ -3780,16 +3128,7 @@
           <w:tblHeader w:val="0"/>
         </w:trPr>
         <w:tc>
-          <w:tcPr>
-            <w:shd w:fill="auto" w:val="clear"/>
-            <w:tcMar>
-              <w:top w:w="100.0" w:type="dxa"/>
-              <w:left w:w="100.0" w:type="dxa"/>
-              <w:bottom w:w="100.0" w:type="dxa"/>
-              <w:right w:w="100.0" w:type="dxa"/>
-            </w:tcMar>
-            <w:vAlign w:val="top"/>
-          </w:tcPr>
+          <w:tcPr/>
           <w:p>
             <w:pPr>
               <w:rPr>
@@ -3808,19 +3147,9 @@
           </w:p>
         </w:tc>
         <w:tc>
-          <w:tcPr>
-            <w:shd w:fill="auto" w:val="clear"/>
-            <w:tcMar>
-              <w:top w:w="100.0" w:type="dxa"/>
-              <w:left w:w="100.0" w:type="dxa"/>
-              <w:bottom w:w="100.0" w:type="dxa"/>
-              <w:right w:w="100.0" w:type="dxa"/>
-            </w:tcMar>
-            <w:vAlign w:val="top"/>
-          </w:tcPr>
-          <w:p>
-            <w:pPr>
-              <w:jc w:val="left"/>
+          <w:tcPr/>
+          <w:p>
+            <w:pPr>
               <w:rPr>
                 <w:sz w:val="18"/>
                 <w:szCs w:val="18"/>
@@ -3837,19 +3166,9 @@
           </w:p>
         </w:tc>
         <w:tc>
-          <w:tcPr>
-            <w:shd w:fill="auto" w:val="clear"/>
-            <w:tcMar>
-              <w:top w:w="100.0" w:type="dxa"/>
-              <w:left w:w="100.0" w:type="dxa"/>
-              <w:bottom w:w="100.0" w:type="dxa"/>
-              <w:right w:w="100.0" w:type="dxa"/>
-            </w:tcMar>
-            <w:vAlign w:val="top"/>
-          </w:tcPr>
-          <w:p>
-            <w:pPr>
-              <w:jc w:val="left"/>
+          <w:tcPr/>
+          <w:p>
+            <w:pPr>
               <w:rPr>
                 <w:sz w:val="18"/>
                 <w:szCs w:val="18"/>
@@ -3866,19 +3185,9 @@
           </w:p>
         </w:tc>
         <w:tc>
-          <w:tcPr>
-            <w:shd w:fill="auto" w:val="clear"/>
-            <w:tcMar>
-              <w:top w:w="100.0" w:type="dxa"/>
-              <w:left w:w="100.0" w:type="dxa"/>
-              <w:bottom w:w="100.0" w:type="dxa"/>
-              <w:right w:w="100.0" w:type="dxa"/>
-            </w:tcMar>
-            <w:vAlign w:val="top"/>
-          </w:tcPr>
-          <w:p>
-            <w:pPr>
-              <w:jc w:val="left"/>
+          <w:tcPr/>
+          <w:p>
+            <w:pPr>
               <w:rPr>
                 <w:sz w:val="18"/>
                 <w:szCs w:val="18"/>
@@ -3895,19 +3204,9 @@
           </w:p>
         </w:tc>
         <w:tc>
-          <w:tcPr>
-            <w:shd w:fill="auto" w:val="clear"/>
-            <w:tcMar>
-              <w:top w:w="100.0" w:type="dxa"/>
-              <w:left w:w="100.0" w:type="dxa"/>
-              <w:bottom w:w="100.0" w:type="dxa"/>
-              <w:right w:w="100.0" w:type="dxa"/>
-            </w:tcMar>
-            <w:vAlign w:val="top"/>
-          </w:tcPr>
-          <w:p>
-            <w:pPr>
-              <w:jc w:val="left"/>
+          <w:tcPr/>
+          <w:p>
+            <w:pPr>
               <w:rPr>
                 <w:sz w:val="18"/>
                 <w:szCs w:val="18"/>
@@ -3924,19 +3223,9 @@
           </w:p>
         </w:tc>
         <w:tc>
-          <w:tcPr>
-            <w:shd w:fill="auto" w:val="clear"/>
-            <w:tcMar>
-              <w:top w:w="100.0" w:type="dxa"/>
-              <w:left w:w="100.0" w:type="dxa"/>
-              <w:bottom w:w="100.0" w:type="dxa"/>
-              <w:right w:w="100.0" w:type="dxa"/>
-            </w:tcMar>
-            <w:vAlign w:val="top"/>
-          </w:tcPr>
-          <w:p>
-            <w:pPr>
-              <w:jc w:val="left"/>
+          <w:tcPr/>
+          <w:p>
+            <w:pPr>
               <w:rPr>
                 <w:sz w:val="18"/>
                 <w:szCs w:val="18"/>
@@ -3953,19 +3242,9 @@
           </w:p>
         </w:tc>
         <w:tc>
-          <w:tcPr>
-            <w:shd w:fill="auto" w:val="clear"/>
-            <w:tcMar>
-              <w:top w:w="100.0" w:type="dxa"/>
-              <w:left w:w="100.0" w:type="dxa"/>
-              <w:bottom w:w="100.0" w:type="dxa"/>
-              <w:right w:w="100.0" w:type="dxa"/>
-            </w:tcMar>
-            <w:vAlign w:val="top"/>
-          </w:tcPr>
-          <w:p>
-            <w:pPr>
-              <w:jc w:val="left"/>
+          <w:tcPr/>
+          <w:p>
+            <w:pPr>
               <w:rPr>
                 <w:sz w:val="18"/>
                 <w:szCs w:val="18"/>
@@ -3982,19 +3261,9 @@
           </w:p>
         </w:tc>
         <w:tc>
-          <w:tcPr>
-            <w:shd w:fill="auto" w:val="clear"/>
-            <w:tcMar>
-              <w:top w:w="100.0" w:type="dxa"/>
-              <w:left w:w="100.0" w:type="dxa"/>
-              <w:bottom w:w="100.0" w:type="dxa"/>
-              <w:right w:w="100.0" w:type="dxa"/>
-            </w:tcMar>
-            <w:vAlign w:val="top"/>
-          </w:tcPr>
-          <w:p>
-            <w:pPr>
-              <w:jc w:val="left"/>
+          <w:tcPr/>
+          <w:p>
+            <w:pPr>
               <w:rPr>
                 <w:sz w:val="18"/>
                 <w:szCs w:val="18"/>
@@ -4017,16 +3286,7 @@
           <w:tblHeader w:val="0"/>
         </w:trPr>
         <w:tc>
-          <w:tcPr>
-            <w:shd w:fill="auto" w:val="clear"/>
-            <w:tcMar>
-              <w:top w:w="100.0" w:type="dxa"/>
-              <w:left w:w="100.0" w:type="dxa"/>
-              <w:bottom w:w="100.0" w:type="dxa"/>
-              <w:right w:w="100.0" w:type="dxa"/>
-            </w:tcMar>
-            <w:vAlign w:val="top"/>
-          </w:tcPr>
+          <w:tcPr/>
           <w:p>
             <w:pPr>
               <w:rPr>
@@ -4045,19 +3305,9 @@
           </w:p>
         </w:tc>
         <w:tc>
-          <w:tcPr>
-            <w:shd w:fill="auto" w:val="clear"/>
-            <w:tcMar>
-              <w:top w:w="100.0" w:type="dxa"/>
-              <w:left w:w="100.0" w:type="dxa"/>
-              <w:bottom w:w="100.0" w:type="dxa"/>
-              <w:right w:w="100.0" w:type="dxa"/>
-            </w:tcMar>
-            <w:vAlign w:val="top"/>
-          </w:tcPr>
-          <w:p>
-            <w:pPr>
-              <w:jc w:val="left"/>
+          <w:tcPr/>
+          <w:p>
+            <w:pPr>
               <w:rPr>
                 <w:sz w:val="18"/>
                 <w:szCs w:val="18"/>
@@ -4074,19 +3324,9 @@
           </w:p>
         </w:tc>
         <w:tc>
-          <w:tcPr>
-            <w:shd w:fill="auto" w:val="clear"/>
-            <w:tcMar>
-              <w:top w:w="100.0" w:type="dxa"/>
-              <w:left w:w="100.0" w:type="dxa"/>
-              <w:bottom w:w="100.0" w:type="dxa"/>
-              <w:right w:w="100.0" w:type="dxa"/>
-            </w:tcMar>
-            <w:vAlign w:val="top"/>
-          </w:tcPr>
-          <w:p>
-            <w:pPr>
-              <w:jc w:val="left"/>
+          <w:tcPr/>
+          <w:p>
+            <w:pPr>
               <w:rPr>
                 <w:sz w:val="18"/>
                 <w:szCs w:val="18"/>
@@ -4103,19 +3343,9 @@
           </w:p>
         </w:tc>
         <w:tc>
-          <w:tcPr>
-            <w:shd w:fill="auto" w:val="clear"/>
-            <w:tcMar>
-              <w:top w:w="100.0" w:type="dxa"/>
-              <w:left w:w="100.0" w:type="dxa"/>
-              <w:bottom w:w="100.0" w:type="dxa"/>
-              <w:right w:w="100.0" w:type="dxa"/>
-            </w:tcMar>
-            <w:vAlign w:val="top"/>
-          </w:tcPr>
-          <w:p>
-            <w:pPr>
-              <w:jc w:val="left"/>
+          <w:tcPr/>
+          <w:p>
+            <w:pPr>
               <w:rPr>
                 <w:sz w:val="18"/>
                 <w:szCs w:val="18"/>
@@ -4132,19 +3362,9 @@
           </w:p>
         </w:tc>
         <w:tc>
-          <w:tcPr>
-            <w:shd w:fill="auto" w:val="clear"/>
-            <w:tcMar>
-              <w:top w:w="100.0" w:type="dxa"/>
-              <w:left w:w="100.0" w:type="dxa"/>
-              <w:bottom w:w="100.0" w:type="dxa"/>
-              <w:right w:w="100.0" w:type="dxa"/>
-            </w:tcMar>
-            <w:vAlign w:val="top"/>
-          </w:tcPr>
-          <w:p>
-            <w:pPr>
-              <w:jc w:val="left"/>
+          <w:tcPr/>
+          <w:p>
+            <w:pPr>
               <w:rPr>
                 <w:sz w:val="18"/>
                 <w:szCs w:val="18"/>
@@ -4161,19 +3381,9 @@
           </w:p>
         </w:tc>
         <w:tc>
-          <w:tcPr>
-            <w:shd w:fill="auto" w:val="clear"/>
-            <w:tcMar>
-              <w:top w:w="100.0" w:type="dxa"/>
-              <w:left w:w="100.0" w:type="dxa"/>
-              <w:bottom w:w="100.0" w:type="dxa"/>
-              <w:right w:w="100.0" w:type="dxa"/>
-            </w:tcMar>
-            <w:vAlign w:val="top"/>
-          </w:tcPr>
-          <w:p>
-            <w:pPr>
-              <w:jc w:val="left"/>
+          <w:tcPr/>
+          <w:p>
+            <w:pPr>
               <w:rPr>
                 <w:sz w:val="18"/>
                 <w:szCs w:val="18"/>
@@ -4190,19 +3400,9 @@
           </w:p>
         </w:tc>
         <w:tc>
-          <w:tcPr>
-            <w:shd w:fill="auto" w:val="clear"/>
-            <w:tcMar>
-              <w:top w:w="100.0" w:type="dxa"/>
-              <w:left w:w="100.0" w:type="dxa"/>
-              <w:bottom w:w="100.0" w:type="dxa"/>
-              <w:right w:w="100.0" w:type="dxa"/>
-            </w:tcMar>
-            <w:vAlign w:val="top"/>
-          </w:tcPr>
-          <w:p>
-            <w:pPr>
-              <w:jc w:val="left"/>
+          <w:tcPr/>
+          <w:p>
+            <w:pPr>
               <w:rPr>
                 <w:sz w:val="18"/>
                 <w:szCs w:val="18"/>
@@ -4219,19 +3419,9 @@
           </w:p>
         </w:tc>
         <w:tc>
-          <w:tcPr>
-            <w:shd w:fill="auto" w:val="clear"/>
-            <w:tcMar>
-              <w:top w:w="100.0" w:type="dxa"/>
-              <w:left w:w="100.0" w:type="dxa"/>
-              <w:bottom w:w="100.0" w:type="dxa"/>
-              <w:right w:w="100.0" w:type="dxa"/>
-            </w:tcMar>
-            <w:vAlign w:val="top"/>
-          </w:tcPr>
-          <w:p>
-            <w:pPr>
-              <w:jc w:val="left"/>
+          <w:tcPr/>
+          <w:p>
+            <w:pPr>
               <w:rPr>
                 <w:sz w:val="18"/>
                 <w:szCs w:val="18"/>
@@ -4254,16 +3444,7 @@
           <w:tblHeader w:val="0"/>
         </w:trPr>
         <w:tc>
-          <w:tcPr>
-            <w:shd w:fill="auto" w:val="clear"/>
-            <w:tcMar>
-              <w:top w:w="100.0" w:type="dxa"/>
-              <w:left w:w="100.0" w:type="dxa"/>
-              <w:bottom w:w="100.0" w:type="dxa"/>
-              <w:right w:w="100.0" w:type="dxa"/>
-            </w:tcMar>
-            <w:vAlign w:val="top"/>
-          </w:tcPr>
+          <w:tcPr/>
           <w:p>
             <w:pPr>
               <w:rPr>
@@ -4282,19 +3463,9 @@
           </w:p>
         </w:tc>
         <w:tc>
-          <w:tcPr>
-            <w:shd w:fill="auto" w:val="clear"/>
-            <w:tcMar>
-              <w:top w:w="100.0" w:type="dxa"/>
-              <w:left w:w="100.0" w:type="dxa"/>
-              <w:bottom w:w="100.0" w:type="dxa"/>
-              <w:right w:w="100.0" w:type="dxa"/>
-            </w:tcMar>
-            <w:vAlign w:val="top"/>
-          </w:tcPr>
-          <w:p>
-            <w:pPr>
-              <w:jc w:val="left"/>
+          <w:tcPr/>
+          <w:p>
+            <w:pPr>
               <w:rPr>
                 <w:sz w:val="18"/>
                 <w:szCs w:val="18"/>
@@ -4311,19 +3482,9 @@
           </w:p>
         </w:tc>
         <w:tc>
-          <w:tcPr>
-            <w:shd w:fill="auto" w:val="clear"/>
-            <w:tcMar>
-              <w:top w:w="100.0" w:type="dxa"/>
-              <w:left w:w="100.0" w:type="dxa"/>
-              <w:bottom w:w="100.0" w:type="dxa"/>
-              <w:right w:w="100.0" w:type="dxa"/>
-            </w:tcMar>
-            <w:vAlign w:val="top"/>
-          </w:tcPr>
-          <w:p>
-            <w:pPr>
-              <w:jc w:val="left"/>
+          <w:tcPr/>
+          <w:p>
+            <w:pPr>
               <w:rPr>
                 <w:sz w:val="18"/>
                 <w:szCs w:val="18"/>
@@ -4340,19 +3501,9 @@
           </w:p>
         </w:tc>
         <w:tc>
-          <w:tcPr>
-            <w:shd w:fill="auto" w:val="clear"/>
-            <w:tcMar>
-              <w:top w:w="100.0" w:type="dxa"/>
-              <w:left w:w="100.0" w:type="dxa"/>
-              <w:bottom w:w="100.0" w:type="dxa"/>
-              <w:right w:w="100.0" w:type="dxa"/>
-            </w:tcMar>
-            <w:vAlign w:val="top"/>
-          </w:tcPr>
-          <w:p>
-            <w:pPr>
-              <w:jc w:val="left"/>
+          <w:tcPr/>
+          <w:p>
+            <w:pPr>
               <w:rPr>
                 <w:sz w:val="18"/>
                 <w:szCs w:val="18"/>
@@ -4369,19 +3520,9 @@
           </w:p>
         </w:tc>
         <w:tc>
-          <w:tcPr>
-            <w:shd w:fill="auto" w:val="clear"/>
-            <w:tcMar>
-              <w:top w:w="100.0" w:type="dxa"/>
-              <w:left w:w="100.0" w:type="dxa"/>
-              <w:bottom w:w="100.0" w:type="dxa"/>
-              <w:right w:w="100.0" w:type="dxa"/>
-            </w:tcMar>
-            <w:vAlign w:val="top"/>
-          </w:tcPr>
-          <w:p>
-            <w:pPr>
-              <w:jc w:val="left"/>
+          <w:tcPr/>
+          <w:p>
+            <w:pPr>
               <w:rPr>
                 <w:sz w:val="18"/>
                 <w:szCs w:val="18"/>
@@ -4398,19 +3539,9 @@
           </w:p>
         </w:tc>
         <w:tc>
-          <w:tcPr>
-            <w:shd w:fill="auto" w:val="clear"/>
-            <w:tcMar>
-              <w:top w:w="100.0" w:type="dxa"/>
-              <w:left w:w="100.0" w:type="dxa"/>
-              <w:bottom w:w="100.0" w:type="dxa"/>
-              <w:right w:w="100.0" w:type="dxa"/>
-            </w:tcMar>
-            <w:vAlign w:val="top"/>
-          </w:tcPr>
-          <w:p>
-            <w:pPr>
-              <w:jc w:val="left"/>
+          <w:tcPr/>
+          <w:p>
+            <w:pPr>
               <w:rPr>
                 <w:sz w:val="18"/>
                 <w:szCs w:val="18"/>
@@ -4427,19 +3558,9 @@
           </w:p>
         </w:tc>
         <w:tc>
-          <w:tcPr>
-            <w:shd w:fill="auto" w:val="clear"/>
-            <w:tcMar>
-              <w:top w:w="100.0" w:type="dxa"/>
-              <w:left w:w="100.0" w:type="dxa"/>
-              <w:bottom w:w="100.0" w:type="dxa"/>
-              <w:right w:w="100.0" w:type="dxa"/>
-            </w:tcMar>
-            <w:vAlign w:val="top"/>
-          </w:tcPr>
-          <w:p>
-            <w:pPr>
-              <w:jc w:val="left"/>
+          <w:tcPr/>
+          <w:p>
+            <w:pPr>
               <w:rPr>
                 <w:sz w:val="18"/>
                 <w:szCs w:val="18"/>
@@ -4456,19 +3577,9 @@
           </w:p>
         </w:tc>
         <w:tc>
-          <w:tcPr>
-            <w:shd w:fill="auto" w:val="clear"/>
-            <w:tcMar>
-              <w:top w:w="100.0" w:type="dxa"/>
-              <w:left w:w="100.0" w:type="dxa"/>
-              <w:bottom w:w="100.0" w:type="dxa"/>
-              <w:right w:w="100.0" w:type="dxa"/>
-            </w:tcMar>
-            <w:vAlign w:val="top"/>
-          </w:tcPr>
-          <w:p>
-            <w:pPr>
-              <w:jc w:val="left"/>
+          <w:tcPr/>
+          <w:p>
+            <w:pPr>
               <w:rPr>
                 <w:sz w:val="18"/>
                 <w:szCs w:val="18"/>
@@ -4491,16 +3602,7 @@
           <w:tblHeader w:val="0"/>
         </w:trPr>
         <w:tc>
-          <w:tcPr>
-            <w:shd w:fill="auto" w:val="clear"/>
-            <w:tcMar>
-              <w:top w:w="100.0" w:type="dxa"/>
-              <w:left w:w="100.0" w:type="dxa"/>
-              <w:bottom w:w="100.0" w:type="dxa"/>
-              <w:right w:w="100.0" w:type="dxa"/>
-            </w:tcMar>
-            <w:vAlign w:val="top"/>
-          </w:tcPr>
+          <w:tcPr/>
           <w:p>
             <w:pPr>
               <w:rPr>
@@ -4519,19 +3621,9 @@
           </w:p>
         </w:tc>
         <w:tc>
-          <w:tcPr>
-            <w:shd w:fill="auto" w:val="clear"/>
-            <w:tcMar>
-              <w:top w:w="100.0" w:type="dxa"/>
-              <w:left w:w="100.0" w:type="dxa"/>
-              <w:bottom w:w="100.0" w:type="dxa"/>
-              <w:right w:w="100.0" w:type="dxa"/>
-            </w:tcMar>
-            <w:vAlign w:val="top"/>
-          </w:tcPr>
-          <w:p>
-            <w:pPr>
-              <w:jc w:val="left"/>
+          <w:tcPr/>
+          <w:p>
+            <w:pPr>
               <w:rPr>
                 <w:sz w:val="18"/>
                 <w:szCs w:val="18"/>
@@ -4548,19 +3640,9 @@
           </w:p>
         </w:tc>
         <w:tc>
-          <w:tcPr>
-            <w:shd w:fill="auto" w:val="clear"/>
-            <w:tcMar>
-              <w:top w:w="100.0" w:type="dxa"/>
-              <w:left w:w="100.0" w:type="dxa"/>
-              <w:bottom w:w="100.0" w:type="dxa"/>
-              <w:right w:w="100.0" w:type="dxa"/>
-            </w:tcMar>
-            <w:vAlign w:val="top"/>
-          </w:tcPr>
-          <w:p>
-            <w:pPr>
-              <w:jc w:val="left"/>
+          <w:tcPr/>
+          <w:p>
+            <w:pPr>
               <w:rPr>
                 <w:sz w:val="18"/>
                 <w:szCs w:val="18"/>
@@ -4577,19 +3659,9 @@
           </w:p>
         </w:tc>
         <w:tc>
-          <w:tcPr>
-            <w:shd w:fill="auto" w:val="clear"/>
-            <w:tcMar>
-              <w:top w:w="100.0" w:type="dxa"/>
-              <w:left w:w="100.0" w:type="dxa"/>
-              <w:bottom w:w="100.0" w:type="dxa"/>
-              <w:right w:w="100.0" w:type="dxa"/>
-            </w:tcMar>
-            <w:vAlign w:val="top"/>
-          </w:tcPr>
-          <w:p>
-            <w:pPr>
-              <w:jc w:val="left"/>
+          <w:tcPr/>
+          <w:p>
+            <w:pPr>
               <w:rPr>
                 <w:sz w:val="18"/>
                 <w:szCs w:val="18"/>
@@ -4606,19 +3678,9 @@
           </w:p>
         </w:tc>
         <w:tc>
-          <w:tcPr>
-            <w:shd w:fill="auto" w:val="clear"/>
-            <w:tcMar>
-              <w:top w:w="100.0" w:type="dxa"/>
-              <w:left w:w="100.0" w:type="dxa"/>
-              <w:bottom w:w="100.0" w:type="dxa"/>
-              <w:right w:w="100.0" w:type="dxa"/>
-            </w:tcMar>
-            <w:vAlign w:val="top"/>
-          </w:tcPr>
-          <w:p>
-            <w:pPr>
-              <w:jc w:val="left"/>
+          <w:tcPr/>
+          <w:p>
+            <w:pPr>
               <w:rPr>
                 <w:sz w:val="18"/>
                 <w:szCs w:val="18"/>
@@ -4635,19 +3697,9 @@
           </w:p>
         </w:tc>
         <w:tc>
-          <w:tcPr>
-            <w:shd w:fill="auto" w:val="clear"/>
-            <w:tcMar>
-              <w:top w:w="100.0" w:type="dxa"/>
-              <w:left w:w="100.0" w:type="dxa"/>
-              <w:bottom w:w="100.0" w:type="dxa"/>
-              <w:right w:w="100.0" w:type="dxa"/>
-            </w:tcMar>
-            <w:vAlign w:val="top"/>
-          </w:tcPr>
-          <w:p>
-            <w:pPr>
-              <w:jc w:val="left"/>
+          <w:tcPr/>
+          <w:p>
+            <w:pPr>
               <w:rPr>
                 <w:sz w:val="18"/>
                 <w:szCs w:val="18"/>
@@ -4664,19 +3716,9 @@
           </w:p>
         </w:tc>
         <w:tc>
-          <w:tcPr>
-            <w:shd w:fill="auto" w:val="clear"/>
-            <w:tcMar>
-              <w:top w:w="100.0" w:type="dxa"/>
-              <w:left w:w="100.0" w:type="dxa"/>
-              <w:bottom w:w="100.0" w:type="dxa"/>
-              <w:right w:w="100.0" w:type="dxa"/>
-            </w:tcMar>
-            <w:vAlign w:val="top"/>
-          </w:tcPr>
-          <w:p>
-            <w:pPr>
-              <w:jc w:val="left"/>
+          <w:tcPr/>
+          <w:p>
+            <w:pPr>
               <w:rPr>
                 <w:sz w:val="18"/>
                 <w:szCs w:val="18"/>
@@ -4693,19 +3735,9 @@
           </w:p>
         </w:tc>
         <w:tc>
-          <w:tcPr>
-            <w:shd w:fill="auto" w:val="clear"/>
-            <w:tcMar>
-              <w:top w:w="100.0" w:type="dxa"/>
-              <w:left w:w="100.0" w:type="dxa"/>
-              <w:bottom w:w="100.0" w:type="dxa"/>
-              <w:right w:w="100.0" w:type="dxa"/>
-            </w:tcMar>
-            <w:vAlign w:val="top"/>
-          </w:tcPr>
-          <w:p>
-            <w:pPr>
-              <w:jc w:val="left"/>
+          <w:tcPr/>
+          <w:p>
+            <w:pPr>
               <w:rPr>
                 <w:sz w:val="18"/>
                 <w:szCs w:val="18"/>
@@ -4728,16 +3760,7 @@
           <w:tblHeader w:val="0"/>
         </w:trPr>
         <w:tc>
-          <w:tcPr>
-            <w:shd w:fill="auto" w:val="clear"/>
-            <w:tcMar>
-              <w:top w:w="100.0" w:type="dxa"/>
-              <w:left w:w="100.0" w:type="dxa"/>
-              <w:bottom w:w="100.0" w:type="dxa"/>
-              <w:right w:w="100.0" w:type="dxa"/>
-            </w:tcMar>
-            <w:vAlign w:val="top"/>
-          </w:tcPr>
+          <w:tcPr/>
           <w:p>
             <w:pPr>
               <w:rPr>
@@ -4756,19 +3779,9 @@
           </w:p>
         </w:tc>
         <w:tc>
-          <w:tcPr>
-            <w:shd w:fill="auto" w:val="clear"/>
-            <w:tcMar>
-              <w:top w:w="100.0" w:type="dxa"/>
-              <w:left w:w="100.0" w:type="dxa"/>
-              <w:bottom w:w="100.0" w:type="dxa"/>
-              <w:right w:w="100.0" w:type="dxa"/>
-            </w:tcMar>
-            <w:vAlign w:val="top"/>
-          </w:tcPr>
-          <w:p>
-            <w:pPr>
-              <w:jc w:val="left"/>
+          <w:tcPr/>
+          <w:p>
+            <w:pPr>
               <w:rPr>
                 <w:sz w:val="18"/>
                 <w:szCs w:val="18"/>
@@ -4785,19 +3798,9 @@
           </w:p>
         </w:tc>
         <w:tc>
-          <w:tcPr>
-            <w:shd w:fill="auto" w:val="clear"/>
-            <w:tcMar>
-              <w:top w:w="100.0" w:type="dxa"/>
-              <w:left w:w="100.0" w:type="dxa"/>
-              <w:bottom w:w="100.0" w:type="dxa"/>
-              <w:right w:w="100.0" w:type="dxa"/>
-            </w:tcMar>
-            <w:vAlign w:val="top"/>
-          </w:tcPr>
-          <w:p>
-            <w:pPr>
-              <w:jc w:val="left"/>
+          <w:tcPr/>
+          <w:p>
+            <w:pPr>
               <w:rPr>
                 <w:sz w:val="18"/>
                 <w:szCs w:val="18"/>
@@ -4814,19 +3817,9 @@
           </w:p>
         </w:tc>
         <w:tc>
-          <w:tcPr>
-            <w:shd w:fill="auto" w:val="clear"/>
-            <w:tcMar>
-              <w:top w:w="100.0" w:type="dxa"/>
-              <w:left w:w="100.0" w:type="dxa"/>
-              <w:bottom w:w="100.0" w:type="dxa"/>
-              <w:right w:w="100.0" w:type="dxa"/>
-            </w:tcMar>
-            <w:vAlign w:val="top"/>
-          </w:tcPr>
-          <w:p>
-            <w:pPr>
-              <w:jc w:val="left"/>
+          <w:tcPr/>
+          <w:p>
+            <w:pPr>
               <w:rPr>
                 <w:sz w:val="18"/>
                 <w:szCs w:val="18"/>
@@ -4843,19 +3836,9 @@
           </w:p>
         </w:tc>
         <w:tc>
-          <w:tcPr>
-            <w:shd w:fill="auto" w:val="clear"/>
-            <w:tcMar>
-              <w:top w:w="100.0" w:type="dxa"/>
-              <w:left w:w="100.0" w:type="dxa"/>
-              <w:bottom w:w="100.0" w:type="dxa"/>
-              <w:right w:w="100.0" w:type="dxa"/>
-            </w:tcMar>
-            <w:vAlign w:val="top"/>
-          </w:tcPr>
-          <w:p>
-            <w:pPr>
-              <w:jc w:val="left"/>
+          <w:tcPr/>
+          <w:p>
+            <w:pPr>
               <w:rPr>
                 <w:sz w:val="18"/>
                 <w:szCs w:val="18"/>
@@ -4872,19 +3855,9 @@
           </w:p>
         </w:tc>
         <w:tc>
-          <w:tcPr>
-            <w:shd w:fill="auto" w:val="clear"/>
-            <w:tcMar>
-              <w:top w:w="100.0" w:type="dxa"/>
-              <w:left w:w="100.0" w:type="dxa"/>
-              <w:bottom w:w="100.0" w:type="dxa"/>
-              <w:right w:w="100.0" w:type="dxa"/>
-            </w:tcMar>
-            <w:vAlign w:val="top"/>
-          </w:tcPr>
-          <w:p>
-            <w:pPr>
-              <w:jc w:val="left"/>
+          <w:tcPr/>
+          <w:p>
+            <w:pPr>
               <w:rPr>
                 <w:sz w:val="18"/>
                 <w:szCs w:val="18"/>
@@ -4901,19 +3874,9 @@
           </w:p>
         </w:tc>
         <w:tc>
-          <w:tcPr>
-            <w:shd w:fill="auto" w:val="clear"/>
-            <w:tcMar>
-              <w:top w:w="100.0" w:type="dxa"/>
-              <w:left w:w="100.0" w:type="dxa"/>
-              <w:bottom w:w="100.0" w:type="dxa"/>
-              <w:right w:w="100.0" w:type="dxa"/>
-            </w:tcMar>
-            <w:vAlign w:val="top"/>
-          </w:tcPr>
-          <w:p>
-            <w:pPr>
-              <w:jc w:val="left"/>
+          <w:tcPr/>
+          <w:p>
+            <w:pPr>
               <w:rPr>
                 <w:sz w:val="18"/>
                 <w:szCs w:val="18"/>
@@ -4930,19 +3893,9 @@
           </w:p>
         </w:tc>
         <w:tc>
-          <w:tcPr>
-            <w:shd w:fill="auto" w:val="clear"/>
-            <w:tcMar>
-              <w:top w:w="100.0" w:type="dxa"/>
-              <w:left w:w="100.0" w:type="dxa"/>
-              <w:bottom w:w="100.0" w:type="dxa"/>
-              <w:right w:w="100.0" w:type="dxa"/>
-            </w:tcMar>
-            <w:vAlign w:val="top"/>
-          </w:tcPr>
-          <w:p>
-            <w:pPr>
-              <w:jc w:val="left"/>
+          <w:tcPr/>
+          <w:p>
+            <w:pPr>
               <w:rPr>
                 <w:sz w:val="18"/>
                 <w:szCs w:val="18"/>
@@ -4965,19 +3918,9 @@
           <w:tblHeader w:val="0"/>
         </w:trPr>
         <w:tc>
-          <w:tcPr>
-            <w:shd w:fill="auto" w:val="clear"/>
-            <w:tcMar>
-              <w:top w:w="100.0" w:type="dxa"/>
-              <w:left w:w="100.0" w:type="dxa"/>
-              <w:bottom w:w="100.0" w:type="dxa"/>
-              <w:right w:w="100.0" w:type="dxa"/>
-            </w:tcMar>
-            <w:vAlign w:val="top"/>
-          </w:tcPr>
-          <w:p>
-            <w:pPr>
-              <w:jc w:val="left"/>
+          <w:tcPr/>
+          <w:p>
+            <w:pPr>
               <w:rPr>
                 <w:sz w:val="18"/>
                 <w:szCs w:val="18"/>
@@ -4994,19 +3937,9 @@
           </w:p>
         </w:tc>
         <w:tc>
-          <w:tcPr>
-            <w:shd w:fill="auto" w:val="clear"/>
-            <w:tcMar>
-              <w:top w:w="100.0" w:type="dxa"/>
-              <w:left w:w="100.0" w:type="dxa"/>
-              <w:bottom w:w="100.0" w:type="dxa"/>
-              <w:right w:w="100.0" w:type="dxa"/>
-            </w:tcMar>
-            <w:vAlign w:val="top"/>
-          </w:tcPr>
-          <w:p>
-            <w:pPr>
-              <w:jc w:val="left"/>
+          <w:tcPr/>
+          <w:p>
+            <w:pPr>
               <w:rPr>
                 <w:sz w:val="18"/>
                 <w:szCs w:val="18"/>
@@ -5023,19 +3956,9 @@
           </w:p>
         </w:tc>
         <w:tc>
-          <w:tcPr>
-            <w:shd w:fill="auto" w:val="clear"/>
-            <w:tcMar>
-              <w:top w:w="100.0" w:type="dxa"/>
-              <w:left w:w="100.0" w:type="dxa"/>
-              <w:bottom w:w="100.0" w:type="dxa"/>
-              <w:right w:w="100.0" w:type="dxa"/>
-            </w:tcMar>
-            <w:vAlign w:val="top"/>
-          </w:tcPr>
-          <w:p>
-            <w:pPr>
-              <w:jc w:val="left"/>
+          <w:tcPr/>
+          <w:p>
+            <w:pPr>
               <w:rPr>
                 <w:sz w:val="18"/>
                 <w:szCs w:val="18"/>
@@ -5052,19 +3975,9 @@
           </w:p>
         </w:tc>
         <w:tc>
-          <w:tcPr>
-            <w:shd w:fill="auto" w:val="clear"/>
-            <w:tcMar>
-              <w:top w:w="100.0" w:type="dxa"/>
-              <w:left w:w="100.0" w:type="dxa"/>
-              <w:bottom w:w="100.0" w:type="dxa"/>
-              <w:right w:w="100.0" w:type="dxa"/>
-            </w:tcMar>
-            <w:vAlign w:val="top"/>
-          </w:tcPr>
-          <w:p>
-            <w:pPr>
-              <w:jc w:val="left"/>
+          <w:tcPr/>
+          <w:p>
+            <w:pPr>
               <w:rPr>
                 <w:sz w:val="18"/>
                 <w:szCs w:val="18"/>
@@ -5081,19 +3994,9 @@
           </w:p>
         </w:tc>
         <w:tc>
-          <w:tcPr>
-            <w:shd w:fill="auto" w:val="clear"/>
-            <w:tcMar>
-              <w:top w:w="100.0" w:type="dxa"/>
-              <w:left w:w="100.0" w:type="dxa"/>
-              <w:bottom w:w="100.0" w:type="dxa"/>
-              <w:right w:w="100.0" w:type="dxa"/>
-            </w:tcMar>
-            <w:vAlign w:val="top"/>
-          </w:tcPr>
-          <w:p>
-            <w:pPr>
-              <w:jc w:val="left"/>
+          <w:tcPr/>
+          <w:p>
+            <w:pPr>
               <w:rPr>
                 <w:sz w:val="18"/>
                 <w:szCs w:val="18"/>
@@ -5110,19 +4013,9 @@
           </w:p>
         </w:tc>
         <w:tc>
-          <w:tcPr>
-            <w:shd w:fill="auto" w:val="clear"/>
-            <w:tcMar>
-              <w:top w:w="100.0" w:type="dxa"/>
-              <w:left w:w="100.0" w:type="dxa"/>
-              <w:bottom w:w="100.0" w:type="dxa"/>
-              <w:right w:w="100.0" w:type="dxa"/>
-            </w:tcMar>
-            <w:vAlign w:val="top"/>
-          </w:tcPr>
-          <w:p>
-            <w:pPr>
-              <w:jc w:val="left"/>
+          <w:tcPr/>
+          <w:p>
+            <w:pPr>
               <w:rPr>
                 <w:sz w:val="18"/>
                 <w:szCs w:val="18"/>
@@ -5139,19 +4032,9 @@
           </w:p>
         </w:tc>
         <w:tc>
-          <w:tcPr>
-            <w:shd w:fill="auto" w:val="clear"/>
-            <w:tcMar>
-              <w:top w:w="100.0" w:type="dxa"/>
-              <w:left w:w="100.0" w:type="dxa"/>
-              <w:bottom w:w="100.0" w:type="dxa"/>
-              <w:right w:w="100.0" w:type="dxa"/>
-            </w:tcMar>
-            <w:vAlign w:val="top"/>
-          </w:tcPr>
-          <w:p>
-            <w:pPr>
-              <w:jc w:val="left"/>
+          <w:tcPr/>
+          <w:p>
+            <w:pPr>
               <w:rPr>
                 <w:sz w:val="18"/>
                 <w:szCs w:val="18"/>
@@ -5168,19 +4051,9 @@
           </w:p>
         </w:tc>
         <w:tc>
-          <w:tcPr>
-            <w:shd w:fill="auto" w:val="clear"/>
-            <w:tcMar>
-              <w:top w:w="100.0" w:type="dxa"/>
-              <w:left w:w="100.0" w:type="dxa"/>
-              <w:bottom w:w="100.0" w:type="dxa"/>
-              <w:right w:w="100.0" w:type="dxa"/>
-            </w:tcMar>
-            <w:vAlign w:val="top"/>
-          </w:tcPr>
-          <w:p>
-            <w:pPr>
-              <w:jc w:val="left"/>
+          <w:tcPr/>
+          <w:p>
+            <w:pPr>
               <w:rPr>
                 <w:sz w:val="18"/>
                 <w:szCs w:val="18"/>
@@ -5203,16 +4076,7 @@
           <w:tblHeader w:val="0"/>
         </w:trPr>
         <w:tc>
-          <w:tcPr>
-            <w:shd w:fill="auto" w:val="clear"/>
-            <w:tcMar>
-              <w:top w:w="100.0" w:type="dxa"/>
-              <w:left w:w="100.0" w:type="dxa"/>
-              <w:bottom w:w="100.0" w:type="dxa"/>
-              <w:right w:w="100.0" w:type="dxa"/>
-            </w:tcMar>
-            <w:vAlign w:val="top"/>
-          </w:tcPr>
+          <w:tcPr/>
           <w:p>
             <w:pPr>
               <w:rPr>
@@ -5231,19 +4095,9 @@
           </w:p>
         </w:tc>
         <w:tc>
-          <w:tcPr>
-            <w:shd w:fill="auto" w:val="clear"/>
-            <w:tcMar>
-              <w:top w:w="100.0" w:type="dxa"/>
-              <w:left w:w="100.0" w:type="dxa"/>
-              <w:bottom w:w="100.0" w:type="dxa"/>
-              <w:right w:w="100.0" w:type="dxa"/>
-            </w:tcMar>
-            <w:vAlign w:val="top"/>
-          </w:tcPr>
-          <w:p>
-            <w:pPr>
-              <w:jc w:val="left"/>
+          <w:tcPr/>
+          <w:p>
+            <w:pPr>
               <w:rPr>
                 <w:sz w:val="18"/>
                 <w:szCs w:val="18"/>
@@ -5260,19 +4114,9 @@
           </w:p>
         </w:tc>
         <w:tc>
-          <w:tcPr>
-            <w:shd w:fill="auto" w:val="clear"/>
-            <w:tcMar>
-              <w:top w:w="100.0" w:type="dxa"/>
-              <w:left w:w="100.0" w:type="dxa"/>
-              <w:bottom w:w="100.0" w:type="dxa"/>
-              <w:right w:w="100.0" w:type="dxa"/>
-            </w:tcMar>
-            <w:vAlign w:val="top"/>
-          </w:tcPr>
-          <w:p>
-            <w:pPr>
-              <w:jc w:val="left"/>
+          <w:tcPr/>
+          <w:p>
+            <w:pPr>
               <w:rPr>
                 <w:sz w:val="18"/>
                 <w:szCs w:val="18"/>
@@ -5289,19 +4133,9 @@
           </w:p>
         </w:tc>
         <w:tc>
-          <w:tcPr>
-            <w:shd w:fill="auto" w:val="clear"/>
-            <w:tcMar>
-              <w:top w:w="100.0" w:type="dxa"/>
-              <w:left w:w="100.0" w:type="dxa"/>
-              <w:bottom w:w="100.0" w:type="dxa"/>
-              <w:right w:w="100.0" w:type="dxa"/>
-            </w:tcMar>
-            <w:vAlign w:val="top"/>
-          </w:tcPr>
-          <w:p>
-            <w:pPr>
-              <w:jc w:val="left"/>
+          <w:tcPr/>
+          <w:p>
+            <w:pPr>
               <w:rPr>
                 <w:sz w:val="18"/>
                 <w:szCs w:val="18"/>
@@ -5318,19 +4152,9 @@
           </w:p>
         </w:tc>
         <w:tc>
-          <w:tcPr>
-            <w:shd w:fill="auto" w:val="clear"/>
-            <w:tcMar>
-              <w:top w:w="100.0" w:type="dxa"/>
-              <w:left w:w="100.0" w:type="dxa"/>
-              <w:bottom w:w="100.0" w:type="dxa"/>
-              <w:right w:w="100.0" w:type="dxa"/>
-            </w:tcMar>
-            <w:vAlign w:val="top"/>
-          </w:tcPr>
-          <w:p>
-            <w:pPr>
-              <w:jc w:val="left"/>
+          <w:tcPr/>
+          <w:p>
+            <w:pPr>
               <w:rPr>
                 <w:sz w:val="18"/>
                 <w:szCs w:val="18"/>
@@ -5347,19 +4171,9 @@
           </w:p>
         </w:tc>
         <w:tc>
-          <w:tcPr>
-            <w:shd w:fill="auto" w:val="clear"/>
-            <w:tcMar>
-              <w:top w:w="100.0" w:type="dxa"/>
-              <w:left w:w="100.0" w:type="dxa"/>
-              <w:bottom w:w="100.0" w:type="dxa"/>
-              <w:right w:w="100.0" w:type="dxa"/>
-            </w:tcMar>
-            <w:vAlign w:val="top"/>
-          </w:tcPr>
-          <w:p>
-            <w:pPr>
-              <w:jc w:val="left"/>
+          <w:tcPr/>
+          <w:p>
+            <w:pPr>
               <w:rPr>
                 <w:sz w:val="18"/>
                 <w:szCs w:val="18"/>
@@ -5376,19 +4190,9 @@
           </w:p>
         </w:tc>
         <w:tc>
-          <w:tcPr>
-            <w:shd w:fill="auto" w:val="clear"/>
-            <w:tcMar>
-              <w:top w:w="100.0" w:type="dxa"/>
-              <w:left w:w="100.0" w:type="dxa"/>
-              <w:bottom w:w="100.0" w:type="dxa"/>
-              <w:right w:w="100.0" w:type="dxa"/>
-            </w:tcMar>
-            <w:vAlign w:val="top"/>
-          </w:tcPr>
-          <w:p>
-            <w:pPr>
-              <w:jc w:val="left"/>
+          <w:tcPr/>
+          <w:p>
+            <w:pPr>
               <w:rPr>
                 <w:sz w:val="18"/>
                 <w:szCs w:val="18"/>
@@ -5405,19 +4209,9 @@
           </w:p>
         </w:tc>
         <w:tc>
-          <w:tcPr>
-            <w:shd w:fill="auto" w:val="clear"/>
-            <w:tcMar>
-              <w:top w:w="100.0" w:type="dxa"/>
-              <w:left w:w="100.0" w:type="dxa"/>
-              <w:bottom w:w="100.0" w:type="dxa"/>
-              <w:right w:w="100.0" w:type="dxa"/>
-            </w:tcMar>
-            <w:vAlign w:val="top"/>
-          </w:tcPr>
-          <w:p>
-            <w:pPr>
-              <w:jc w:val="left"/>
+          <w:tcPr/>
+          <w:p>
+            <w:pPr>
               <w:rPr>
                 <w:sz w:val="18"/>
                 <w:szCs w:val="18"/>
@@ -5440,16 +4234,7 @@
           <w:tblHeader w:val="0"/>
         </w:trPr>
         <w:tc>
-          <w:tcPr>
-            <w:shd w:fill="auto" w:val="clear"/>
-            <w:tcMar>
-              <w:top w:w="100.0" w:type="dxa"/>
-              <w:left w:w="100.0" w:type="dxa"/>
-              <w:bottom w:w="100.0" w:type="dxa"/>
-              <w:right w:w="100.0" w:type="dxa"/>
-            </w:tcMar>
-            <w:vAlign w:val="top"/>
-          </w:tcPr>
+          <w:tcPr/>
           <w:p>
             <w:pPr>
               <w:rPr>
@@ -5468,19 +4253,9 @@
           </w:p>
         </w:tc>
         <w:tc>
-          <w:tcPr>
-            <w:shd w:fill="auto" w:val="clear"/>
-            <w:tcMar>
-              <w:top w:w="100.0" w:type="dxa"/>
-              <w:left w:w="100.0" w:type="dxa"/>
-              <w:bottom w:w="100.0" w:type="dxa"/>
-              <w:right w:w="100.0" w:type="dxa"/>
-            </w:tcMar>
-            <w:vAlign w:val="top"/>
-          </w:tcPr>
-          <w:p>
-            <w:pPr>
-              <w:jc w:val="left"/>
+          <w:tcPr/>
+          <w:p>
+            <w:pPr>
               <w:rPr>
                 <w:sz w:val="18"/>
                 <w:szCs w:val="18"/>
@@ -5497,19 +4272,9 @@
           </w:p>
         </w:tc>
         <w:tc>
-          <w:tcPr>
-            <w:shd w:fill="auto" w:val="clear"/>
-            <w:tcMar>
-              <w:top w:w="100.0" w:type="dxa"/>
-              <w:left w:w="100.0" w:type="dxa"/>
-              <w:bottom w:w="100.0" w:type="dxa"/>
-              <w:right w:w="100.0" w:type="dxa"/>
-            </w:tcMar>
-            <w:vAlign w:val="top"/>
-          </w:tcPr>
-          <w:p>
-            <w:pPr>
-              <w:jc w:val="left"/>
+          <w:tcPr/>
+          <w:p>
+            <w:pPr>
               <w:rPr>
                 <w:sz w:val="18"/>
                 <w:szCs w:val="18"/>
@@ -5526,19 +4291,9 @@
           </w:p>
         </w:tc>
         <w:tc>
-          <w:tcPr>
-            <w:shd w:fill="auto" w:val="clear"/>
-            <w:tcMar>
-              <w:top w:w="100.0" w:type="dxa"/>
-              <w:left w:w="100.0" w:type="dxa"/>
-              <w:bottom w:w="100.0" w:type="dxa"/>
-              <w:right w:w="100.0" w:type="dxa"/>
-            </w:tcMar>
-            <w:vAlign w:val="top"/>
-          </w:tcPr>
-          <w:p>
-            <w:pPr>
-              <w:jc w:val="left"/>
+          <w:tcPr/>
+          <w:p>
+            <w:pPr>
               <w:rPr>
                 <w:sz w:val="18"/>
                 <w:szCs w:val="18"/>
@@ -5555,19 +4310,9 @@
           </w:p>
         </w:tc>
         <w:tc>
-          <w:tcPr>
-            <w:shd w:fill="auto" w:val="clear"/>
-            <w:tcMar>
-              <w:top w:w="100.0" w:type="dxa"/>
-              <w:left w:w="100.0" w:type="dxa"/>
-              <w:bottom w:w="100.0" w:type="dxa"/>
-              <w:right w:w="100.0" w:type="dxa"/>
-            </w:tcMar>
-            <w:vAlign w:val="top"/>
-          </w:tcPr>
-          <w:p>
-            <w:pPr>
-              <w:jc w:val="left"/>
+          <w:tcPr/>
+          <w:p>
+            <w:pPr>
               <w:rPr>
                 <w:sz w:val="18"/>
                 <w:szCs w:val="18"/>
@@ -5584,19 +4329,9 @@
           </w:p>
         </w:tc>
         <w:tc>
-          <w:tcPr>
-            <w:shd w:fill="auto" w:val="clear"/>
-            <w:tcMar>
-              <w:top w:w="100.0" w:type="dxa"/>
-              <w:left w:w="100.0" w:type="dxa"/>
-              <w:bottom w:w="100.0" w:type="dxa"/>
-              <w:right w:w="100.0" w:type="dxa"/>
-            </w:tcMar>
-            <w:vAlign w:val="top"/>
-          </w:tcPr>
-          <w:p>
-            <w:pPr>
-              <w:jc w:val="left"/>
+          <w:tcPr/>
+          <w:p>
+            <w:pPr>
               <w:rPr>
                 <w:sz w:val="18"/>
                 <w:szCs w:val="18"/>
@@ -5613,19 +4348,9 @@
           </w:p>
         </w:tc>
         <w:tc>
-          <w:tcPr>
-            <w:shd w:fill="auto" w:val="clear"/>
-            <w:tcMar>
-              <w:top w:w="100.0" w:type="dxa"/>
-              <w:left w:w="100.0" w:type="dxa"/>
-              <w:bottom w:w="100.0" w:type="dxa"/>
-              <w:right w:w="100.0" w:type="dxa"/>
-            </w:tcMar>
-            <w:vAlign w:val="top"/>
-          </w:tcPr>
-          <w:p>
-            <w:pPr>
-              <w:jc w:val="left"/>
+          <w:tcPr/>
+          <w:p>
+            <w:pPr>
               <w:rPr>
                 <w:sz w:val="18"/>
                 <w:szCs w:val="18"/>
@@ -5642,19 +4367,9 @@
           </w:p>
         </w:tc>
         <w:tc>
-          <w:tcPr>
-            <w:shd w:fill="auto" w:val="clear"/>
-            <w:tcMar>
-              <w:top w:w="100.0" w:type="dxa"/>
-              <w:left w:w="100.0" w:type="dxa"/>
-              <w:bottom w:w="100.0" w:type="dxa"/>
-              <w:right w:w="100.0" w:type="dxa"/>
-            </w:tcMar>
-            <w:vAlign w:val="top"/>
-          </w:tcPr>
-          <w:p>
-            <w:pPr>
-              <w:jc w:val="left"/>
+          <w:tcPr/>
+          <w:p>
+            <w:pPr>
               <w:rPr>
                 <w:sz w:val="18"/>
                 <w:szCs w:val="18"/>
@@ -5677,16 +4392,7 @@
           <w:tblHeader w:val="0"/>
         </w:trPr>
         <w:tc>
-          <w:tcPr>
-            <w:shd w:fill="auto" w:val="clear"/>
-            <w:tcMar>
-              <w:top w:w="100.0" w:type="dxa"/>
-              <w:left w:w="100.0" w:type="dxa"/>
-              <w:bottom w:w="100.0" w:type="dxa"/>
-              <w:right w:w="100.0" w:type="dxa"/>
-            </w:tcMar>
-            <w:vAlign w:val="top"/>
-          </w:tcPr>
+          <w:tcPr/>
           <w:p>
             <w:pPr>
               <w:rPr>
@@ -5705,19 +4411,9 @@
           </w:p>
         </w:tc>
         <w:tc>
-          <w:tcPr>
-            <w:shd w:fill="auto" w:val="clear"/>
-            <w:tcMar>
-              <w:top w:w="100.0" w:type="dxa"/>
-              <w:left w:w="100.0" w:type="dxa"/>
-              <w:bottom w:w="100.0" w:type="dxa"/>
-              <w:right w:w="100.0" w:type="dxa"/>
-            </w:tcMar>
-            <w:vAlign w:val="top"/>
-          </w:tcPr>
-          <w:p>
-            <w:pPr>
-              <w:jc w:val="left"/>
+          <w:tcPr/>
+          <w:p>
+            <w:pPr>
               <w:rPr>
                 <w:sz w:val="18"/>
                 <w:szCs w:val="18"/>
@@ -5734,19 +4430,9 @@
           </w:p>
         </w:tc>
         <w:tc>
-          <w:tcPr>
-            <w:shd w:fill="auto" w:val="clear"/>
-            <w:tcMar>
-              <w:top w:w="100.0" w:type="dxa"/>
-              <w:left w:w="100.0" w:type="dxa"/>
-              <w:bottom w:w="100.0" w:type="dxa"/>
-              <w:right w:w="100.0" w:type="dxa"/>
-            </w:tcMar>
-            <w:vAlign w:val="top"/>
-          </w:tcPr>
-          <w:p>
-            <w:pPr>
-              <w:jc w:val="left"/>
+          <w:tcPr/>
+          <w:p>
+            <w:pPr>
               <w:rPr>
                 <w:sz w:val="18"/>
                 <w:szCs w:val="18"/>
@@ -5763,19 +4449,9 @@
           </w:p>
         </w:tc>
         <w:tc>
-          <w:tcPr>
-            <w:shd w:fill="auto" w:val="clear"/>
-            <w:tcMar>
-              <w:top w:w="100.0" w:type="dxa"/>
-              <w:left w:w="100.0" w:type="dxa"/>
-              <w:bottom w:w="100.0" w:type="dxa"/>
-              <w:right w:w="100.0" w:type="dxa"/>
-            </w:tcMar>
-            <w:vAlign w:val="top"/>
-          </w:tcPr>
-          <w:p>
-            <w:pPr>
-              <w:jc w:val="left"/>
+          <w:tcPr/>
+          <w:p>
+            <w:pPr>
               <w:rPr>
                 <w:sz w:val="18"/>
                 <w:szCs w:val="18"/>
@@ -5792,19 +4468,9 @@
           </w:p>
         </w:tc>
         <w:tc>
-          <w:tcPr>
-            <w:shd w:fill="auto" w:val="clear"/>
-            <w:tcMar>
-              <w:top w:w="100.0" w:type="dxa"/>
-              <w:left w:w="100.0" w:type="dxa"/>
-              <w:bottom w:w="100.0" w:type="dxa"/>
-              <w:right w:w="100.0" w:type="dxa"/>
-            </w:tcMar>
-            <w:vAlign w:val="top"/>
-          </w:tcPr>
-          <w:p>
-            <w:pPr>
-              <w:jc w:val="left"/>
+          <w:tcPr/>
+          <w:p>
+            <w:pPr>
               <w:rPr>
                 <w:sz w:val="18"/>
                 <w:szCs w:val="18"/>
@@ -5821,19 +4487,9 @@
           </w:p>
         </w:tc>
         <w:tc>
-          <w:tcPr>
-            <w:shd w:fill="auto" w:val="clear"/>
-            <w:tcMar>
-              <w:top w:w="100.0" w:type="dxa"/>
-              <w:left w:w="100.0" w:type="dxa"/>
-              <w:bottom w:w="100.0" w:type="dxa"/>
-              <w:right w:w="100.0" w:type="dxa"/>
-            </w:tcMar>
-            <w:vAlign w:val="top"/>
-          </w:tcPr>
-          <w:p>
-            <w:pPr>
-              <w:jc w:val="left"/>
+          <w:tcPr/>
+          <w:p>
+            <w:pPr>
               <w:rPr>
                 <w:sz w:val="18"/>
                 <w:szCs w:val="18"/>
@@ -5850,19 +4506,9 @@
           </w:p>
         </w:tc>
         <w:tc>
-          <w:tcPr>
-            <w:shd w:fill="auto" w:val="clear"/>
-            <w:tcMar>
-              <w:top w:w="100.0" w:type="dxa"/>
-              <w:left w:w="100.0" w:type="dxa"/>
-              <w:bottom w:w="100.0" w:type="dxa"/>
-              <w:right w:w="100.0" w:type="dxa"/>
-            </w:tcMar>
-            <w:vAlign w:val="top"/>
-          </w:tcPr>
-          <w:p>
-            <w:pPr>
-              <w:jc w:val="left"/>
+          <w:tcPr/>
+          <w:p>
+            <w:pPr>
               <w:rPr>
                 <w:sz w:val="18"/>
                 <w:szCs w:val="18"/>
@@ -5879,19 +4525,9 @@
           </w:p>
         </w:tc>
         <w:tc>
-          <w:tcPr>
-            <w:shd w:fill="auto" w:val="clear"/>
-            <w:tcMar>
-              <w:top w:w="100.0" w:type="dxa"/>
-              <w:left w:w="100.0" w:type="dxa"/>
-              <w:bottom w:w="100.0" w:type="dxa"/>
-              <w:right w:w="100.0" w:type="dxa"/>
-            </w:tcMar>
-            <w:vAlign w:val="top"/>
-          </w:tcPr>
-          <w:p>
-            <w:pPr>
-              <w:jc w:val="left"/>
+          <w:tcPr/>
+          <w:p>
+            <w:pPr>
               <w:rPr>
                 <w:sz w:val="18"/>
                 <w:szCs w:val="18"/>
@@ -5914,16 +4550,7 @@
           <w:tblHeader w:val="0"/>
         </w:trPr>
         <w:tc>
-          <w:tcPr>
-            <w:shd w:fill="auto" w:val="clear"/>
-            <w:tcMar>
-              <w:top w:w="100.0" w:type="dxa"/>
-              <w:left w:w="100.0" w:type="dxa"/>
-              <w:bottom w:w="100.0" w:type="dxa"/>
-              <w:right w:w="100.0" w:type="dxa"/>
-            </w:tcMar>
-            <w:vAlign w:val="top"/>
-          </w:tcPr>
+          <w:tcPr/>
           <w:p>
             <w:pPr>
               <w:rPr>
@@ -5942,19 +4569,9 @@
           </w:p>
         </w:tc>
         <w:tc>
-          <w:tcPr>
-            <w:shd w:fill="auto" w:val="clear"/>
-            <w:tcMar>
-              <w:top w:w="100.0" w:type="dxa"/>
-              <w:left w:w="100.0" w:type="dxa"/>
-              <w:bottom w:w="100.0" w:type="dxa"/>
-              <w:right w:w="100.0" w:type="dxa"/>
-            </w:tcMar>
-            <w:vAlign w:val="top"/>
-          </w:tcPr>
-          <w:p>
-            <w:pPr>
-              <w:jc w:val="left"/>
+          <w:tcPr/>
+          <w:p>
+            <w:pPr>
               <w:rPr>
                 <w:sz w:val="18"/>
                 <w:szCs w:val="18"/>
@@ -5971,19 +4588,9 @@
           </w:p>
         </w:tc>
         <w:tc>
-          <w:tcPr>
-            <w:shd w:fill="auto" w:val="clear"/>
-            <w:tcMar>
-              <w:top w:w="100.0" w:type="dxa"/>
-              <w:left w:w="100.0" w:type="dxa"/>
-              <w:bottom w:w="100.0" w:type="dxa"/>
-              <w:right w:w="100.0" w:type="dxa"/>
-            </w:tcMar>
-            <w:vAlign w:val="top"/>
-          </w:tcPr>
-          <w:p>
-            <w:pPr>
-              <w:jc w:val="left"/>
+          <w:tcPr/>
+          <w:p>
+            <w:pPr>
               <w:rPr>
                 <w:sz w:val="18"/>
                 <w:szCs w:val="18"/>
@@ -6000,19 +4607,9 @@
           </w:p>
         </w:tc>
         <w:tc>
-          <w:tcPr>
-            <w:shd w:fill="auto" w:val="clear"/>
-            <w:tcMar>
-              <w:top w:w="100.0" w:type="dxa"/>
-              <w:left w:w="100.0" w:type="dxa"/>
-              <w:bottom w:w="100.0" w:type="dxa"/>
-              <w:right w:w="100.0" w:type="dxa"/>
-            </w:tcMar>
-            <w:vAlign w:val="top"/>
-          </w:tcPr>
-          <w:p>
-            <w:pPr>
-              <w:jc w:val="left"/>
+          <w:tcPr/>
+          <w:p>
+            <w:pPr>
               <w:rPr>
                 <w:sz w:val="18"/>
                 <w:szCs w:val="18"/>
@@ -6029,19 +4626,9 @@
           </w:p>
         </w:tc>
         <w:tc>
-          <w:tcPr>
-            <w:shd w:fill="auto" w:val="clear"/>
-            <w:tcMar>
-              <w:top w:w="100.0" w:type="dxa"/>
-              <w:left w:w="100.0" w:type="dxa"/>
-              <w:bottom w:w="100.0" w:type="dxa"/>
-              <w:right w:w="100.0" w:type="dxa"/>
-            </w:tcMar>
-            <w:vAlign w:val="top"/>
-          </w:tcPr>
-          <w:p>
-            <w:pPr>
-              <w:jc w:val="left"/>
+          <w:tcPr/>
+          <w:p>
+            <w:pPr>
               <w:rPr>
                 <w:sz w:val="18"/>
                 <w:szCs w:val="18"/>
@@ -6058,19 +4645,9 @@
           </w:p>
         </w:tc>
         <w:tc>
-          <w:tcPr>
-            <w:shd w:fill="auto" w:val="clear"/>
-            <w:tcMar>
-              <w:top w:w="100.0" w:type="dxa"/>
-              <w:left w:w="100.0" w:type="dxa"/>
-              <w:bottom w:w="100.0" w:type="dxa"/>
-              <w:right w:w="100.0" w:type="dxa"/>
-            </w:tcMar>
-            <w:vAlign w:val="top"/>
-          </w:tcPr>
-          <w:p>
-            <w:pPr>
-              <w:jc w:val="left"/>
+          <w:tcPr/>
+          <w:p>
+            <w:pPr>
               <w:rPr>
                 <w:sz w:val="18"/>
                 <w:szCs w:val="18"/>
@@ -6087,19 +4664,9 @@
           </w:p>
         </w:tc>
         <w:tc>
-          <w:tcPr>
-            <w:shd w:fill="auto" w:val="clear"/>
-            <w:tcMar>
-              <w:top w:w="100.0" w:type="dxa"/>
-              <w:left w:w="100.0" w:type="dxa"/>
-              <w:bottom w:w="100.0" w:type="dxa"/>
-              <w:right w:w="100.0" w:type="dxa"/>
-            </w:tcMar>
-            <w:vAlign w:val="top"/>
-          </w:tcPr>
-          <w:p>
-            <w:pPr>
-              <w:jc w:val="left"/>
+          <w:tcPr/>
+          <w:p>
+            <w:pPr>
               <w:rPr>
                 <w:sz w:val="18"/>
                 <w:szCs w:val="18"/>
@@ -6116,19 +4683,9 @@
           </w:p>
         </w:tc>
         <w:tc>
-          <w:tcPr>
-            <w:shd w:fill="auto" w:val="clear"/>
-            <w:tcMar>
-              <w:top w:w="100.0" w:type="dxa"/>
-              <w:left w:w="100.0" w:type="dxa"/>
-              <w:bottom w:w="100.0" w:type="dxa"/>
-              <w:right w:w="100.0" w:type="dxa"/>
-            </w:tcMar>
-            <w:vAlign w:val="top"/>
-          </w:tcPr>
-          <w:p>
-            <w:pPr>
-              <w:jc w:val="left"/>
+          <w:tcPr/>
+          <w:p>
+            <w:pPr>
               <w:rPr>
                 <w:sz w:val="18"/>
                 <w:szCs w:val="18"/>
@@ -6151,16 +4708,7 @@
           <w:tblHeader w:val="0"/>
         </w:trPr>
         <w:tc>
-          <w:tcPr>
-            <w:shd w:fill="auto" w:val="clear"/>
-            <w:tcMar>
-              <w:top w:w="100.0" w:type="dxa"/>
-              <w:left w:w="100.0" w:type="dxa"/>
-              <w:bottom w:w="100.0" w:type="dxa"/>
-              <w:right w:w="100.0" w:type="dxa"/>
-            </w:tcMar>
-            <w:vAlign w:val="top"/>
-          </w:tcPr>
+          <w:tcPr/>
           <w:p>
             <w:pPr>
               <w:rPr>
@@ -6179,19 +4727,9 @@
           </w:p>
         </w:tc>
         <w:tc>
-          <w:tcPr>
-            <w:shd w:fill="auto" w:val="clear"/>
-            <w:tcMar>
-              <w:top w:w="100.0" w:type="dxa"/>
-              <w:left w:w="100.0" w:type="dxa"/>
-              <w:bottom w:w="100.0" w:type="dxa"/>
-              <w:right w:w="100.0" w:type="dxa"/>
-            </w:tcMar>
-            <w:vAlign w:val="top"/>
-          </w:tcPr>
-          <w:p>
-            <w:pPr>
-              <w:jc w:val="left"/>
+          <w:tcPr/>
+          <w:p>
+            <w:pPr>
               <w:rPr>
                 <w:sz w:val="18"/>
                 <w:szCs w:val="18"/>
@@ -6208,19 +4746,9 @@
           </w:p>
         </w:tc>
         <w:tc>
-          <w:tcPr>
-            <w:shd w:fill="auto" w:val="clear"/>
-            <w:tcMar>
-              <w:top w:w="100.0" w:type="dxa"/>
-              <w:left w:w="100.0" w:type="dxa"/>
-              <w:bottom w:w="100.0" w:type="dxa"/>
-              <w:right w:w="100.0" w:type="dxa"/>
-            </w:tcMar>
-            <w:vAlign w:val="top"/>
-          </w:tcPr>
-          <w:p>
-            <w:pPr>
-              <w:jc w:val="left"/>
+          <w:tcPr/>
+          <w:p>
+            <w:pPr>
               <w:rPr>
                 <w:sz w:val="18"/>
                 <w:szCs w:val="18"/>
@@ -6237,19 +4765,9 @@
           </w:p>
         </w:tc>
         <w:tc>
-          <w:tcPr>
-            <w:shd w:fill="auto" w:val="clear"/>
-            <w:tcMar>
-              <w:top w:w="100.0" w:type="dxa"/>
-              <w:left w:w="100.0" w:type="dxa"/>
-              <w:bottom w:w="100.0" w:type="dxa"/>
-              <w:right w:w="100.0" w:type="dxa"/>
-            </w:tcMar>
-            <w:vAlign w:val="top"/>
-          </w:tcPr>
-          <w:p>
-            <w:pPr>
-              <w:jc w:val="left"/>
+          <w:tcPr/>
+          <w:p>
+            <w:pPr>
               <w:rPr>
                 <w:sz w:val="18"/>
                 <w:szCs w:val="18"/>
@@ -6266,19 +4784,9 @@
           </w:p>
         </w:tc>
         <w:tc>
-          <w:tcPr>
-            <w:shd w:fill="auto" w:val="clear"/>
-            <w:tcMar>
-              <w:top w:w="100.0" w:type="dxa"/>
-              <w:left w:w="100.0" w:type="dxa"/>
-              <w:bottom w:w="100.0" w:type="dxa"/>
-              <w:right w:w="100.0" w:type="dxa"/>
-            </w:tcMar>
-            <w:vAlign w:val="top"/>
-          </w:tcPr>
-          <w:p>
-            <w:pPr>
-              <w:jc w:val="left"/>
+          <w:tcPr/>
+          <w:p>
+            <w:pPr>
               <w:rPr>
                 <w:sz w:val="18"/>
                 <w:szCs w:val="18"/>
@@ -6295,19 +4803,9 @@
           </w:p>
         </w:tc>
         <w:tc>
-          <w:tcPr>
-            <w:shd w:fill="auto" w:val="clear"/>
-            <w:tcMar>
-              <w:top w:w="100.0" w:type="dxa"/>
-              <w:left w:w="100.0" w:type="dxa"/>
-              <w:bottom w:w="100.0" w:type="dxa"/>
-              <w:right w:w="100.0" w:type="dxa"/>
-            </w:tcMar>
-            <w:vAlign w:val="top"/>
-          </w:tcPr>
-          <w:p>
-            <w:pPr>
-              <w:jc w:val="left"/>
+          <w:tcPr/>
+          <w:p>
+            <w:pPr>
               <w:rPr>
                 <w:sz w:val="18"/>
                 <w:szCs w:val="18"/>
@@ -6324,19 +4822,9 @@
           </w:p>
         </w:tc>
         <w:tc>
-          <w:tcPr>
-            <w:shd w:fill="auto" w:val="clear"/>
-            <w:tcMar>
-              <w:top w:w="100.0" w:type="dxa"/>
-              <w:left w:w="100.0" w:type="dxa"/>
-              <w:bottom w:w="100.0" w:type="dxa"/>
-              <w:right w:w="100.0" w:type="dxa"/>
-            </w:tcMar>
-            <w:vAlign w:val="top"/>
-          </w:tcPr>
-          <w:p>
-            <w:pPr>
-              <w:jc w:val="left"/>
+          <w:tcPr/>
+          <w:p>
+            <w:pPr>
               <w:rPr>
                 <w:sz w:val="18"/>
                 <w:szCs w:val="18"/>
@@ -6353,19 +4841,9 @@
           </w:p>
         </w:tc>
         <w:tc>
-          <w:tcPr>
-            <w:shd w:fill="auto" w:val="clear"/>
-            <w:tcMar>
-              <w:top w:w="100.0" w:type="dxa"/>
-              <w:left w:w="100.0" w:type="dxa"/>
-              <w:bottom w:w="100.0" w:type="dxa"/>
-              <w:right w:w="100.0" w:type="dxa"/>
-            </w:tcMar>
-            <w:vAlign w:val="top"/>
-          </w:tcPr>
-          <w:p>
-            <w:pPr>
-              <w:jc w:val="left"/>
+          <w:tcPr/>
+          <w:p>
+            <w:pPr>
               <w:rPr>
                 <w:sz w:val="18"/>
                 <w:szCs w:val="18"/>
@@ -6388,19 +4866,9 @@
           <w:tblHeader w:val="0"/>
         </w:trPr>
         <w:tc>
-          <w:tcPr>
-            <w:shd w:fill="auto" w:val="clear"/>
-            <w:tcMar>
-              <w:top w:w="100.0" w:type="dxa"/>
-              <w:left w:w="100.0" w:type="dxa"/>
-              <w:bottom w:w="100.0" w:type="dxa"/>
-              <w:right w:w="100.0" w:type="dxa"/>
-            </w:tcMar>
-            <w:vAlign w:val="top"/>
-          </w:tcPr>
-          <w:p>
-            <w:pPr>
-              <w:jc w:val="left"/>
+          <w:tcPr/>
+          <w:p>
+            <w:pPr>
               <w:rPr>
                 <w:sz w:val="18"/>
                 <w:szCs w:val="18"/>
@@ -6417,19 +4885,9 @@
           </w:p>
         </w:tc>
         <w:tc>
-          <w:tcPr>
-            <w:shd w:fill="auto" w:val="clear"/>
-            <w:tcMar>
-              <w:top w:w="100.0" w:type="dxa"/>
-              <w:left w:w="100.0" w:type="dxa"/>
-              <w:bottom w:w="100.0" w:type="dxa"/>
-              <w:right w:w="100.0" w:type="dxa"/>
-            </w:tcMar>
-            <w:vAlign w:val="top"/>
-          </w:tcPr>
-          <w:p>
-            <w:pPr>
-              <w:jc w:val="left"/>
+          <w:tcPr/>
+          <w:p>
+            <w:pPr>
               <w:rPr>
                 <w:sz w:val="18"/>
                 <w:szCs w:val="18"/>
@@ -6446,19 +4904,9 @@
           </w:p>
         </w:tc>
         <w:tc>
-          <w:tcPr>
-            <w:shd w:fill="auto" w:val="clear"/>
-            <w:tcMar>
-              <w:top w:w="100.0" w:type="dxa"/>
-              <w:left w:w="100.0" w:type="dxa"/>
-              <w:bottom w:w="100.0" w:type="dxa"/>
-              <w:right w:w="100.0" w:type="dxa"/>
-            </w:tcMar>
-            <w:vAlign w:val="top"/>
-          </w:tcPr>
-          <w:p>
-            <w:pPr>
-              <w:jc w:val="left"/>
+          <w:tcPr/>
+          <w:p>
+            <w:pPr>
               <w:rPr>
                 <w:sz w:val="18"/>
                 <w:szCs w:val="18"/>
@@ -6475,19 +4923,9 @@
           </w:p>
         </w:tc>
         <w:tc>
-          <w:tcPr>
-            <w:shd w:fill="auto" w:val="clear"/>
-            <w:tcMar>
-              <w:top w:w="100.0" w:type="dxa"/>
-              <w:left w:w="100.0" w:type="dxa"/>
-              <w:bottom w:w="100.0" w:type="dxa"/>
-              <w:right w:w="100.0" w:type="dxa"/>
-            </w:tcMar>
-            <w:vAlign w:val="top"/>
-          </w:tcPr>
-          <w:p>
-            <w:pPr>
-              <w:jc w:val="left"/>
+          <w:tcPr/>
+          <w:p>
+            <w:pPr>
               <w:rPr>
                 <w:sz w:val="18"/>
                 <w:szCs w:val="18"/>
@@ -6504,19 +4942,9 @@
           </w:p>
         </w:tc>
         <w:tc>
-          <w:tcPr>
-            <w:shd w:fill="auto" w:val="clear"/>
-            <w:tcMar>
-              <w:top w:w="100.0" w:type="dxa"/>
-              <w:left w:w="100.0" w:type="dxa"/>
-              <w:bottom w:w="100.0" w:type="dxa"/>
-              <w:right w:w="100.0" w:type="dxa"/>
-            </w:tcMar>
-            <w:vAlign w:val="top"/>
-          </w:tcPr>
-          <w:p>
-            <w:pPr>
-              <w:jc w:val="left"/>
+          <w:tcPr/>
+          <w:p>
+            <w:pPr>
               <w:rPr>
                 <w:sz w:val="18"/>
                 <w:szCs w:val="18"/>
@@ -6533,19 +4961,9 @@
           </w:p>
         </w:tc>
         <w:tc>
-          <w:tcPr>
-            <w:shd w:fill="auto" w:val="clear"/>
-            <w:tcMar>
-              <w:top w:w="100.0" w:type="dxa"/>
-              <w:left w:w="100.0" w:type="dxa"/>
-              <w:bottom w:w="100.0" w:type="dxa"/>
-              <w:right w:w="100.0" w:type="dxa"/>
-            </w:tcMar>
-            <w:vAlign w:val="top"/>
-          </w:tcPr>
-          <w:p>
-            <w:pPr>
-              <w:jc w:val="left"/>
+          <w:tcPr/>
+          <w:p>
+            <w:pPr>
               <w:rPr>
                 <w:sz w:val="18"/>
                 <w:szCs w:val="18"/>
@@ -6562,19 +4980,9 @@
           </w:p>
         </w:tc>
         <w:tc>
-          <w:tcPr>
-            <w:shd w:fill="auto" w:val="clear"/>
-            <w:tcMar>
-              <w:top w:w="100.0" w:type="dxa"/>
-              <w:left w:w="100.0" w:type="dxa"/>
-              <w:bottom w:w="100.0" w:type="dxa"/>
-              <w:right w:w="100.0" w:type="dxa"/>
-            </w:tcMar>
-            <w:vAlign w:val="top"/>
-          </w:tcPr>
-          <w:p>
-            <w:pPr>
-              <w:jc w:val="left"/>
+          <w:tcPr/>
+          <w:p>
+            <w:pPr>
               <w:rPr>
                 <w:sz w:val="18"/>
                 <w:szCs w:val="18"/>
@@ -6591,19 +4999,9 @@
           </w:p>
         </w:tc>
         <w:tc>
-          <w:tcPr>
-            <w:shd w:fill="auto" w:val="clear"/>
-            <w:tcMar>
-              <w:top w:w="100.0" w:type="dxa"/>
-              <w:left w:w="100.0" w:type="dxa"/>
-              <w:bottom w:w="100.0" w:type="dxa"/>
-              <w:right w:w="100.0" w:type="dxa"/>
-            </w:tcMar>
-            <w:vAlign w:val="top"/>
-          </w:tcPr>
-          <w:p>
-            <w:pPr>
-              <w:jc w:val="left"/>
+          <w:tcPr/>
+          <w:p>
+            <w:pPr>
               <w:rPr>
                 <w:sz w:val="18"/>
                 <w:szCs w:val="18"/>
@@ -6626,16 +5024,7 @@
           <w:tblHeader w:val="0"/>
         </w:trPr>
         <w:tc>
-          <w:tcPr>
-            <w:shd w:fill="auto" w:val="clear"/>
-            <w:tcMar>
-              <w:top w:w="100.0" w:type="dxa"/>
-              <w:left w:w="100.0" w:type="dxa"/>
-              <w:bottom w:w="100.0" w:type="dxa"/>
-              <w:right w:w="100.0" w:type="dxa"/>
-            </w:tcMar>
-            <w:vAlign w:val="top"/>
-          </w:tcPr>
+          <w:tcPr/>
           <w:p>
             <w:pPr>
               <w:rPr>
@@ -6654,19 +5043,9 @@
           </w:p>
         </w:tc>
         <w:tc>
-          <w:tcPr>
-            <w:shd w:fill="auto" w:val="clear"/>
-            <w:tcMar>
-              <w:top w:w="100.0" w:type="dxa"/>
-              <w:left w:w="100.0" w:type="dxa"/>
-              <w:bottom w:w="100.0" w:type="dxa"/>
-              <w:right w:w="100.0" w:type="dxa"/>
-            </w:tcMar>
-            <w:vAlign w:val="top"/>
-          </w:tcPr>
-          <w:p>
-            <w:pPr>
-              <w:jc w:val="left"/>
+          <w:tcPr/>
+          <w:p>
+            <w:pPr>
               <w:rPr>
                 <w:sz w:val="18"/>
                 <w:szCs w:val="18"/>
@@ -6683,19 +5062,9 @@
           </w:p>
         </w:tc>
         <w:tc>
-          <w:tcPr>
-            <w:shd w:fill="auto" w:val="clear"/>
-            <w:tcMar>
-              <w:top w:w="100.0" w:type="dxa"/>
-              <w:left w:w="100.0" w:type="dxa"/>
-              <w:bottom w:w="100.0" w:type="dxa"/>
-              <w:right w:w="100.0" w:type="dxa"/>
-            </w:tcMar>
-            <w:vAlign w:val="top"/>
-          </w:tcPr>
-          <w:p>
-            <w:pPr>
-              <w:jc w:val="left"/>
+          <w:tcPr/>
+          <w:p>
+            <w:pPr>
               <w:rPr>
                 <w:sz w:val="18"/>
                 <w:szCs w:val="18"/>
@@ -6712,19 +5081,9 @@
           </w:p>
         </w:tc>
         <w:tc>
-          <w:tcPr>
-            <w:shd w:fill="auto" w:val="clear"/>
-            <w:tcMar>
-              <w:top w:w="100.0" w:type="dxa"/>
-              <w:left w:w="100.0" w:type="dxa"/>
-              <w:bottom w:w="100.0" w:type="dxa"/>
-              <w:right w:w="100.0" w:type="dxa"/>
-            </w:tcMar>
-            <w:vAlign w:val="top"/>
-          </w:tcPr>
-          <w:p>
-            <w:pPr>
-              <w:jc w:val="left"/>
+          <w:tcPr/>
+          <w:p>
+            <w:pPr>
               <w:rPr>
                 <w:sz w:val="18"/>
                 <w:szCs w:val="18"/>
@@ -6741,19 +5100,9 @@
           </w:p>
         </w:tc>
         <w:tc>
-          <w:tcPr>
-            <w:shd w:fill="auto" w:val="clear"/>
-            <w:tcMar>
-              <w:top w:w="100.0" w:type="dxa"/>
-              <w:left w:w="100.0" w:type="dxa"/>
-              <w:bottom w:w="100.0" w:type="dxa"/>
-              <w:right w:w="100.0" w:type="dxa"/>
-            </w:tcMar>
-            <w:vAlign w:val="top"/>
-          </w:tcPr>
-          <w:p>
-            <w:pPr>
-              <w:jc w:val="left"/>
+          <w:tcPr/>
+          <w:p>
+            <w:pPr>
               <w:rPr>
                 <w:sz w:val="18"/>
                 <w:szCs w:val="18"/>
@@ -6770,19 +5119,9 @@
           </w:p>
         </w:tc>
         <w:tc>
-          <w:tcPr>
-            <w:shd w:fill="auto" w:val="clear"/>
-            <w:tcMar>
-              <w:top w:w="100.0" w:type="dxa"/>
-              <w:left w:w="100.0" w:type="dxa"/>
-              <w:bottom w:w="100.0" w:type="dxa"/>
-              <w:right w:w="100.0" w:type="dxa"/>
-            </w:tcMar>
-            <w:vAlign w:val="top"/>
-          </w:tcPr>
-          <w:p>
-            <w:pPr>
-              <w:jc w:val="left"/>
+          <w:tcPr/>
+          <w:p>
+            <w:pPr>
               <w:rPr>
                 <w:sz w:val="18"/>
                 <w:szCs w:val="18"/>
@@ -6799,19 +5138,9 @@
           </w:p>
         </w:tc>
         <w:tc>
-          <w:tcPr>
-            <w:shd w:fill="auto" w:val="clear"/>
-            <w:tcMar>
-              <w:top w:w="100.0" w:type="dxa"/>
-              <w:left w:w="100.0" w:type="dxa"/>
-              <w:bottom w:w="100.0" w:type="dxa"/>
-              <w:right w:w="100.0" w:type="dxa"/>
-            </w:tcMar>
-            <w:vAlign w:val="top"/>
-          </w:tcPr>
-          <w:p>
-            <w:pPr>
-              <w:jc w:val="left"/>
+          <w:tcPr/>
+          <w:p>
+            <w:pPr>
               <w:rPr>
                 <w:sz w:val="18"/>
                 <w:szCs w:val="18"/>
@@ -6828,19 +5157,9 @@
           </w:p>
         </w:tc>
         <w:tc>
-          <w:tcPr>
-            <w:shd w:fill="auto" w:val="clear"/>
-            <w:tcMar>
-              <w:top w:w="100.0" w:type="dxa"/>
-              <w:left w:w="100.0" w:type="dxa"/>
-              <w:bottom w:w="100.0" w:type="dxa"/>
-              <w:right w:w="100.0" w:type="dxa"/>
-            </w:tcMar>
-            <w:vAlign w:val="top"/>
-          </w:tcPr>
-          <w:p>
-            <w:pPr>
-              <w:jc w:val="left"/>
+          <w:tcPr/>
+          <w:p>
+            <w:pPr>
               <w:rPr>
                 <w:sz w:val="18"/>
                 <w:szCs w:val="18"/>
@@ -6863,19 +5182,9 @@
           <w:tblHeader w:val="0"/>
         </w:trPr>
         <w:tc>
-          <w:tcPr>
-            <w:shd w:fill="auto" w:val="clear"/>
-            <w:tcMar>
-              <w:top w:w="100.0" w:type="dxa"/>
-              <w:left w:w="100.0" w:type="dxa"/>
-              <w:bottom w:w="100.0" w:type="dxa"/>
-              <w:right w:w="100.0" w:type="dxa"/>
-            </w:tcMar>
-            <w:vAlign w:val="top"/>
-          </w:tcPr>
-          <w:p>
-            <w:pPr>
-              <w:jc w:val="left"/>
+          <w:tcPr/>
+          <w:p>
+            <w:pPr>
               <w:rPr>
                 <w:sz w:val="18"/>
                 <w:szCs w:val="18"/>
@@ -6892,19 +5201,9 @@
           </w:p>
         </w:tc>
         <w:tc>
-          <w:tcPr>
-            <w:shd w:fill="auto" w:val="clear"/>
-            <w:tcMar>
-              <w:top w:w="100.0" w:type="dxa"/>
-              <w:left w:w="100.0" w:type="dxa"/>
-              <w:bottom w:w="100.0" w:type="dxa"/>
-              <w:right w:w="100.0" w:type="dxa"/>
-            </w:tcMar>
-            <w:vAlign w:val="top"/>
-          </w:tcPr>
-          <w:p>
-            <w:pPr>
-              <w:jc w:val="left"/>
+          <w:tcPr/>
+          <w:p>
+            <w:pPr>
               <w:rPr>
                 <w:sz w:val="18"/>
                 <w:szCs w:val="18"/>
@@ -6921,19 +5220,9 @@
           </w:p>
         </w:tc>
         <w:tc>
-          <w:tcPr>
-            <w:shd w:fill="auto" w:val="clear"/>
-            <w:tcMar>
-              <w:top w:w="100.0" w:type="dxa"/>
-              <w:left w:w="100.0" w:type="dxa"/>
-              <w:bottom w:w="100.0" w:type="dxa"/>
-              <w:right w:w="100.0" w:type="dxa"/>
-            </w:tcMar>
-            <w:vAlign w:val="top"/>
-          </w:tcPr>
-          <w:p>
-            <w:pPr>
-              <w:jc w:val="left"/>
+          <w:tcPr/>
+          <w:p>
+            <w:pPr>
               <w:rPr>
                 <w:sz w:val="18"/>
                 <w:szCs w:val="18"/>
@@ -6950,19 +5239,9 @@
           </w:p>
         </w:tc>
         <w:tc>
-          <w:tcPr>
-            <w:shd w:fill="auto" w:val="clear"/>
-            <w:tcMar>
-              <w:top w:w="100.0" w:type="dxa"/>
-              <w:left w:w="100.0" w:type="dxa"/>
-              <w:bottom w:w="100.0" w:type="dxa"/>
-              <w:right w:w="100.0" w:type="dxa"/>
-            </w:tcMar>
-            <w:vAlign w:val="top"/>
-          </w:tcPr>
-          <w:p>
-            <w:pPr>
-              <w:jc w:val="left"/>
+          <w:tcPr/>
+          <w:p>
+            <w:pPr>
               <w:rPr>
                 <w:sz w:val="18"/>
                 <w:szCs w:val="18"/>
@@ -6979,19 +5258,9 @@
           </w:p>
         </w:tc>
         <w:tc>
-          <w:tcPr>
-            <w:shd w:fill="auto" w:val="clear"/>
-            <w:tcMar>
-              <w:top w:w="100.0" w:type="dxa"/>
-              <w:left w:w="100.0" w:type="dxa"/>
-              <w:bottom w:w="100.0" w:type="dxa"/>
-              <w:right w:w="100.0" w:type="dxa"/>
-            </w:tcMar>
-            <w:vAlign w:val="top"/>
-          </w:tcPr>
-          <w:p>
-            <w:pPr>
-              <w:jc w:val="left"/>
+          <w:tcPr/>
+          <w:p>
+            <w:pPr>
               <w:rPr>
                 <w:sz w:val="18"/>
                 <w:szCs w:val="18"/>
@@ -7008,19 +5277,9 @@
           </w:p>
         </w:tc>
         <w:tc>
-          <w:tcPr>
-            <w:shd w:fill="auto" w:val="clear"/>
-            <w:tcMar>
-              <w:top w:w="100.0" w:type="dxa"/>
-              <w:left w:w="100.0" w:type="dxa"/>
-              <w:bottom w:w="100.0" w:type="dxa"/>
-              <w:right w:w="100.0" w:type="dxa"/>
-            </w:tcMar>
-            <w:vAlign w:val="top"/>
-          </w:tcPr>
-          <w:p>
-            <w:pPr>
-              <w:jc w:val="left"/>
+          <w:tcPr/>
+          <w:p>
+            <w:pPr>
               <w:rPr>
                 <w:sz w:val="18"/>
                 <w:szCs w:val="18"/>
@@ -7037,19 +5296,9 @@
           </w:p>
         </w:tc>
         <w:tc>
-          <w:tcPr>
-            <w:shd w:fill="auto" w:val="clear"/>
-            <w:tcMar>
-              <w:top w:w="100.0" w:type="dxa"/>
-              <w:left w:w="100.0" w:type="dxa"/>
-              <w:bottom w:w="100.0" w:type="dxa"/>
-              <w:right w:w="100.0" w:type="dxa"/>
-            </w:tcMar>
-            <w:vAlign w:val="top"/>
-          </w:tcPr>
-          <w:p>
-            <w:pPr>
-              <w:jc w:val="left"/>
+          <w:tcPr/>
+          <w:p>
+            <w:pPr>
               <w:rPr>
                 <w:sz w:val="18"/>
                 <w:szCs w:val="18"/>
@@ -7066,19 +5315,9 @@
           </w:p>
         </w:tc>
         <w:tc>
-          <w:tcPr>
-            <w:shd w:fill="auto" w:val="clear"/>
-            <w:tcMar>
-              <w:top w:w="100.0" w:type="dxa"/>
-              <w:left w:w="100.0" w:type="dxa"/>
-              <w:bottom w:w="100.0" w:type="dxa"/>
-              <w:right w:w="100.0" w:type="dxa"/>
-            </w:tcMar>
-            <w:vAlign w:val="top"/>
-          </w:tcPr>
-          <w:p>
-            <w:pPr>
-              <w:jc w:val="left"/>
+          <w:tcPr/>
+          <w:p>
+            <w:pPr>
               <w:rPr>
                 <w:sz w:val="18"/>
                 <w:szCs w:val="18"/>
@@ -7101,19 +5340,9 @@
           <w:tblHeader w:val="0"/>
         </w:trPr>
         <w:tc>
-          <w:tcPr>
-            <w:shd w:fill="auto" w:val="clear"/>
-            <w:tcMar>
-              <w:top w:w="100.0" w:type="dxa"/>
-              <w:left w:w="100.0" w:type="dxa"/>
-              <w:bottom w:w="100.0" w:type="dxa"/>
-              <w:right w:w="100.0" w:type="dxa"/>
-            </w:tcMar>
-            <w:vAlign w:val="top"/>
-          </w:tcPr>
-          <w:p>
-            <w:pPr>
-              <w:jc w:val="left"/>
+          <w:tcPr/>
+          <w:p>
+            <w:pPr>
               <w:rPr>
                 <w:sz w:val="18"/>
                 <w:szCs w:val="18"/>
@@ -7130,19 +5359,9 @@
           </w:p>
         </w:tc>
         <w:tc>
-          <w:tcPr>
-            <w:shd w:fill="auto" w:val="clear"/>
-            <w:tcMar>
-              <w:top w:w="100.0" w:type="dxa"/>
-              <w:left w:w="100.0" w:type="dxa"/>
-              <w:bottom w:w="100.0" w:type="dxa"/>
-              <w:right w:w="100.0" w:type="dxa"/>
-            </w:tcMar>
-            <w:vAlign w:val="top"/>
-          </w:tcPr>
-          <w:p>
-            <w:pPr>
-              <w:jc w:val="left"/>
+          <w:tcPr/>
+          <w:p>
+            <w:pPr>
               <w:rPr>
                 <w:sz w:val="18"/>
                 <w:szCs w:val="18"/>
@@ -7159,19 +5378,9 @@
           </w:p>
         </w:tc>
         <w:tc>
-          <w:tcPr>
-            <w:shd w:fill="auto" w:val="clear"/>
-            <w:tcMar>
-              <w:top w:w="100.0" w:type="dxa"/>
-              <w:left w:w="100.0" w:type="dxa"/>
-              <w:bottom w:w="100.0" w:type="dxa"/>
-              <w:right w:w="100.0" w:type="dxa"/>
-            </w:tcMar>
-            <w:vAlign w:val="top"/>
-          </w:tcPr>
-          <w:p>
-            <w:pPr>
-              <w:jc w:val="left"/>
+          <w:tcPr/>
+          <w:p>
+            <w:pPr>
               <w:rPr>
                 <w:sz w:val="18"/>
                 <w:szCs w:val="18"/>
@@ -7188,19 +5397,9 @@
           </w:p>
         </w:tc>
         <w:tc>
-          <w:tcPr>
-            <w:shd w:fill="auto" w:val="clear"/>
-            <w:tcMar>
-              <w:top w:w="100.0" w:type="dxa"/>
-              <w:left w:w="100.0" w:type="dxa"/>
-              <w:bottom w:w="100.0" w:type="dxa"/>
-              <w:right w:w="100.0" w:type="dxa"/>
-            </w:tcMar>
-            <w:vAlign w:val="top"/>
-          </w:tcPr>
-          <w:p>
-            <w:pPr>
-              <w:jc w:val="left"/>
+          <w:tcPr/>
+          <w:p>
+            <w:pPr>
               <w:rPr>
                 <w:sz w:val="18"/>
                 <w:szCs w:val="18"/>
@@ -7217,19 +5416,9 @@
           </w:p>
         </w:tc>
         <w:tc>
-          <w:tcPr>
-            <w:shd w:fill="auto" w:val="clear"/>
-            <w:tcMar>
-              <w:top w:w="100.0" w:type="dxa"/>
-              <w:left w:w="100.0" w:type="dxa"/>
-              <w:bottom w:w="100.0" w:type="dxa"/>
-              <w:right w:w="100.0" w:type="dxa"/>
-            </w:tcMar>
-            <w:vAlign w:val="top"/>
-          </w:tcPr>
-          <w:p>
-            <w:pPr>
-              <w:jc w:val="left"/>
+          <w:tcPr/>
+          <w:p>
+            <w:pPr>
               <w:rPr>
                 <w:sz w:val="18"/>
                 <w:szCs w:val="18"/>
@@ -7246,19 +5435,9 @@
           </w:p>
         </w:tc>
         <w:tc>
-          <w:tcPr>
-            <w:shd w:fill="auto" w:val="clear"/>
-            <w:tcMar>
-              <w:top w:w="100.0" w:type="dxa"/>
-              <w:left w:w="100.0" w:type="dxa"/>
-              <w:bottom w:w="100.0" w:type="dxa"/>
-              <w:right w:w="100.0" w:type="dxa"/>
-            </w:tcMar>
-            <w:vAlign w:val="top"/>
-          </w:tcPr>
-          <w:p>
-            <w:pPr>
-              <w:jc w:val="left"/>
+          <w:tcPr/>
+          <w:p>
+            <w:pPr>
               <w:rPr>
                 <w:sz w:val="18"/>
                 <w:szCs w:val="18"/>
@@ -7275,19 +5454,9 @@
           </w:p>
         </w:tc>
         <w:tc>
-          <w:tcPr>
-            <w:shd w:fill="auto" w:val="clear"/>
-            <w:tcMar>
-              <w:top w:w="100.0" w:type="dxa"/>
-              <w:left w:w="100.0" w:type="dxa"/>
-              <w:bottom w:w="100.0" w:type="dxa"/>
-              <w:right w:w="100.0" w:type="dxa"/>
-            </w:tcMar>
-            <w:vAlign w:val="top"/>
-          </w:tcPr>
-          <w:p>
-            <w:pPr>
-              <w:jc w:val="left"/>
+          <w:tcPr/>
+          <w:p>
+            <w:pPr>
               <w:rPr>
                 <w:sz w:val="18"/>
                 <w:szCs w:val="18"/>
@@ -7304,19 +5473,9 @@
           </w:p>
         </w:tc>
         <w:tc>
-          <w:tcPr>
-            <w:shd w:fill="auto" w:val="clear"/>
-            <w:tcMar>
-              <w:top w:w="100.0" w:type="dxa"/>
-              <w:left w:w="100.0" w:type="dxa"/>
-              <w:bottom w:w="100.0" w:type="dxa"/>
-              <w:right w:w="100.0" w:type="dxa"/>
-            </w:tcMar>
-            <w:vAlign w:val="top"/>
-          </w:tcPr>
-          <w:p>
-            <w:pPr>
-              <w:jc w:val="left"/>
+          <w:tcPr/>
+          <w:p>
+            <w:pPr>
               <w:rPr>
                 <w:sz w:val="18"/>
                 <w:szCs w:val="18"/>
@@ -7339,19 +5498,9 @@
           <w:tblHeader w:val="0"/>
         </w:trPr>
         <w:tc>
-          <w:tcPr>
-            <w:shd w:fill="auto" w:val="clear"/>
-            <w:tcMar>
-              <w:top w:w="100.0" w:type="dxa"/>
-              <w:left w:w="100.0" w:type="dxa"/>
-              <w:bottom w:w="100.0" w:type="dxa"/>
-              <w:right w:w="100.0" w:type="dxa"/>
-            </w:tcMar>
-            <w:vAlign w:val="top"/>
-          </w:tcPr>
-          <w:p>
-            <w:pPr>
-              <w:jc w:val="left"/>
+          <w:tcPr/>
+          <w:p>
+            <w:pPr>
               <w:rPr>
                 <w:sz w:val="18"/>
                 <w:szCs w:val="18"/>
@@ -7368,19 +5517,9 @@
           </w:p>
         </w:tc>
         <w:tc>
-          <w:tcPr>
-            <w:shd w:fill="auto" w:val="clear"/>
-            <w:tcMar>
-              <w:top w:w="100.0" w:type="dxa"/>
-              <w:left w:w="100.0" w:type="dxa"/>
-              <w:bottom w:w="100.0" w:type="dxa"/>
-              <w:right w:w="100.0" w:type="dxa"/>
-            </w:tcMar>
-            <w:vAlign w:val="top"/>
-          </w:tcPr>
-          <w:p>
-            <w:pPr>
-              <w:jc w:val="left"/>
+          <w:tcPr/>
+          <w:p>
+            <w:pPr>
               <w:rPr>
                 <w:sz w:val="18"/>
                 <w:szCs w:val="18"/>
@@ -7397,19 +5536,9 @@
           </w:p>
         </w:tc>
         <w:tc>
-          <w:tcPr>
-            <w:shd w:fill="auto" w:val="clear"/>
-            <w:tcMar>
-              <w:top w:w="100.0" w:type="dxa"/>
-              <w:left w:w="100.0" w:type="dxa"/>
-              <w:bottom w:w="100.0" w:type="dxa"/>
-              <w:right w:w="100.0" w:type="dxa"/>
-            </w:tcMar>
-            <w:vAlign w:val="top"/>
-          </w:tcPr>
-          <w:p>
-            <w:pPr>
-              <w:jc w:val="left"/>
+          <w:tcPr/>
+          <w:p>
+            <w:pPr>
               <w:rPr>
                 <w:sz w:val="18"/>
                 <w:szCs w:val="18"/>
@@ -7426,19 +5555,9 @@
           </w:p>
         </w:tc>
         <w:tc>
-          <w:tcPr>
-            <w:shd w:fill="auto" w:val="clear"/>
-            <w:tcMar>
-              <w:top w:w="100.0" w:type="dxa"/>
-              <w:left w:w="100.0" w:type="dxa"/>
-              <w:bottom w:w="100.0" w:type="dxa"/>
-              <w:right w:w="100.0" w:type="dxa"/>
-            </w:tcMar>
-            <w:vAlign w:val="top"/>
-          </w:tcPr>
-          <w:p>
-            <w:pPr>
-              <w:jc w:val="left"/>
+          <w:tcPr/>
+          <w:p>
+            <w:pPr>
               <w:rPr>
                 <w:sz w:val="18"/>
                 <w:szCs w:val="18"/>
@@ -7455,19 +5574,9 @@
           </w:p>
         </w:tc>
         <w:tc>
-          <w:tcPr>
-            <w:shd w:fill="auto" w:val="clear"/>
-            <w:tcMar>
-              <w:top w:w="100.0" w:type="dxa"/>
-              <w:left w:w="100.0" w:type="dxa"/>
-              <w:bottom w:w="100.0" w:type="dxa"/>
-              <w:right w:w="100.0" w:type="dxa"/>
-            </w:tcMar>
-            <w:vAlign w:val="top"/>
-          </w:tcPr>
-          <w:p>
-            <w:pPr>
-              <w:jc w:val="left"/>
+          <w:tcPr/>
+          <w:p>
+            <w:pPr>
               <w:rPr>
                 <w:sz w:val="18"/>
                 <w:szCs w:val="18"/>
@@ -7484,19 +5593,9 @@
           </w:p>
         </w:tc>
         <w:tc>
-          <w:tcPr>
-            <w:shd w:fill="auto" w:val="clear"/>
-            <w:tcMar>
-              <w:top w:w="100.0" w:type="dxa"/>
-              <w:left w:w="100.0" w:type="dxa"/>
-              <w:bottom w:w="100.0" w:type="dxa"/>
-              <w:right w:w="100.0" w:type="dxa"/>
-            </w:tcMar>
-            <w:vAlign w:val="top"/>
-          </w:tcPr>
-          <w:p>
-            <w:pPr>
-              <w:jc w:val="left"/>
+          <w:tcPr/>
+          <w:p>
+            <w:pPr>
               <w:rPr>
                 <w:sz w:val="18"/>
                 <w:szCs w:val="18"/>
@@ -7513,19 +5612,9 @@
           </w:p>
         </w:tc>
         <w:tc>
-          <w:tcPr>
-            <w:shd w:fill="auto" w:val="clear"/>
-            <w:tcMar>
-              <w:top w:w="100.0" w:type="dxa"/>
-              <w:left w:w="100.0" w:type="dxa"/>
-              <w:bottom w:w="100.0" w:type="dxa"/>
-              <w:right w:w="100.0" w:type="dxa"/>
-            </w:tcMar>
-            <w:vAlign w:val="top"/>
-          </w:tcPr>
-          <w:p>
-            <w:pPr>
-              <w:jc w:val="left"/>
+          <w:tcPr/>
+          <w:p>
+            <w:pPr>
               <w:rPr>
                 <w:sz w:val="18"/>
                 <w:szCs w:val="18"/>
@@ -7542,19 +5631,9 @@
           </w:p>
         </w:tc>
         <w:tc>
-          <w:tcPr>
-            <w:shd w:fill="auto" w:val="clear"/>
-            <w:tcMar>
-              <w:top w:w="100.0" w:type="dxa"/>
-              <w:left w:w="100.0" w:type="dxa"/>
-              <w:bottom w:w="100.0" w:type="dxa"/>
-              <w:right w:w="100.0" w:type="dxa"/>
-            </w:tcMar>
-            <w:vAlign w:val="top"/>
-          </w:tcPr>
-          <w:p>
-            <w:pPr>
-              <w:jc w:val="left"/>
+          <w:tcPr/>
+          <w:p>
+            <w:pPr>
               <w:rPr>
                 <w:sz w:val="18"/>
                 <w:szCs w:val="18"/>
@@ -7577,19 +5656,9 @@
           <w:tblHeader w:val="0"/>
         </w:trPr>
         <w:tc>
-          <w:tcPr>
-            <w:shd w:fill="auto" w:val="clear"/>
-            <w:tcMar>
-              <w:top w:w="100.0" w:type="dxa"/>
-              <w:left w:w="100.0" w:type="dxa"/>
-              <w:bottom w:w="100.0" w:type="dxa"/>
-              <w:right w:w="100.0" w:type="dxa"/>
-            </w:tcMar>
-            <w:vAlign w:val="top"/>
-          </w:tcPr>
-          <w:p>
-            <w:pPr>
-              <w:jc w:val="left"/>
+          <w:tcPr/>
+          <w:p>
+            <w:pPr>
               <w:rPr>
                 <w:sz w:val="18"/>
                 <w:szCs w:val="18"/>
@@ -7606,19 +5675,9 @@
           </w:p>
         </w:tc>
         <w:tc>
-          <w:tcPr>
-            <w:shd w:fill="auto" w:val="clear"/>
-            <w:tcMar>
-              <w:top w:w="100.0" w:type="dxa"/>
-              <w:left w:w="100.0" w:type="dxa"/>
-              <w:bottom w:w="100.0" w:type="dxa"/>
-              <w:right w:w="100.0" w:type="dxa"/>
-            </w:tcMar>
-            <w:vAlign w:val="top"/>
-          </w:tcPr>
-          <w:p>
-            <w:pPr>
-              <w:jc w:val="left"/>
+          <w:tcPr/>
+          <w:p>
+            <w:pPr>
               <w:rPr>
                 <w:sz w:val="18"/>
                 <w:szCs w:val="18"/>
@@ -7635,19 +5694,9 @@
           </w:p>
         </w:tc>
         <w:tc>
-          <w:tcPr>
-            <w:shd w:fill="auto" w:val="clear"/>
-            <w:tcMar>
-              <w:top w:w="100.0" w:type="dxa"/>
-              <w:left w:w="100.0" w:type="dxa"/>
-              <w:bottom w:w="100.0" w:type="dxa"/>
-              <w:right w:w="100.0" w:type="dxa"/>
-            </w:tcMar>
-            <w:vAlign w:val="top"/>
-          </w:tcPr>
-          <w:p>
-            <w:pPr>
-              <w:jc w:val="left"/>
+          <w:tcPr/>
+          <w:p>
+            <w:pPr>
               <w:rPr>
                 <w:sz w:val="18"/>
                 <w:szCs w:val="18"/>
@@ -7664,19 +5713,9 @@
           </w:p>
         </w:tc>
         <w:tc>
-          <w:tcPr>
-            <w:shd w:fill="auto" w:val="clear"/>
-            <w:tcMar>
-              <w:top w:w="100.0" w:type="dxa"/>
-              <w:left w:w="100.0" w:type="dxa"/>
-              <w:bottom w:w="100.0" w:type="dxa"/>
-              <w:right w:w="100.0" w:type="dxa"/>
-            </w:tcMar>
-            <w:vAlign w:val="top"/>
-          </w:tcPr>
-          <w:p>
-            <w:pPr>
-              <w:jc w:val="left"/>
+          <w:tcPr/>
+          <w:p>
+            <w:pPr>
               <w:rPr>
                 <w:sz w:val="18"/>
                 <w:szCs w:val="18"/>
@@ -7693,19 +5732,9 @@
           </w:p>
         </w:tc>
         <w:tc>
-          <w:tcPr>
-            <w:shd w:fill="auto" w:val="clear"/>
-            <w:tcMar>
-              <w:top w:w="100.0" w:type="dxa"/>
-              <w:left w:w="100.0" w:type="dxa"/>
-              <w:bottom w:w="100.0" w:type="dxa"/>
-              <w:right w:w="100.0" w:type="dxa"/>
-            </w:tcMar>
-            <w:vAlign w:val="top"/>
-          </w:tcPr>
-          <w:p>
-            <w:pPr>
-              <w:jc w:val="left"/>
+          <w:tcPr/>
+          <w:p>
+            <w:pPr>
               <w:rPr>
                 <w:sz w:val="18"/>
                 <w:szCs w:val="18"/>
@@ -7722,19 +5751,9 @@
           </w:p>
         </w:tc>
         <w:tc>
-          <w:tcPr>
-            <w:shd w:fill="auto" w:val="clear"/>
-            <w:tcMar>
-              <w:top w:w="100.0" w:type="dxa"/>
-              <w:left w:w="100.0" w:type="dxa"/>
-              <w:bottom w:w="100.0" w:type="dxa"/>
-              <w:right w:w="100.0" w:type="dxa"/>
-            </w:tcMar>
-            <w:vAlign w:val="top"/>
-          </w:tcPr>
-          <w:p>
-            <w:pPr>
-              <w:jc w:val="left"/>
+          <w:tcPr/>
+          <w:p>
+            <w:pPr>
               <w:rPr>
                 <w:sz w:val="18"/>
                 <w:szCs w:val="18"/>
@@ -7751,19 +5770,9 @@
           </w:p>
         </w:tc>
         <w:tc>
-          <w:tcPr>
-            <w:shd w:fill="auto" w:val="clear"/>
-            <w:tcMar>
-              <w:top w:w="100.0" w:type="dxa"/>
-              <w:left w:w="100.0" w:type="dxa"/>
-              <w:bottom w:w="100.0" w:type="dxa"/>
-              <w:right w:w="100.0" w:type="dxa"/>
-            </w:tcMar>
-            <w:vAlign w:val="top"/>
-          </w:tcPr>
-          <w:p>
-            <w:pPr>
-              <w:jc w:val="left"/>
+          <w:tcPr/>
+          <w:p>
+            <w:pPr>
               <w:rPr>
                 <w:sz w:val="18"/>
                 <w:szCs w:val="18"/>
@@ -7780,19 +5789,9 @@
           </w:p>
         </w:tc>
         <w:tc>
-          <w:tcPr>
-            <w:shd w:fill="auto" w:val="clear"/>
-            <w:tcMar>
-              <w:top w:w="100.0" w:type="dxa"/>
-              <w:left w:w="100.0" w:type="dxa"/>
-              <w:bottom w:w="100.0" w:type="dxa"/>
-              <w:right w:w="100.0" w:type="dxa"/>
-            </w:tcMar>
-            <w:vAlign w:val="top"/>
-          </w:tcPr>
-          <w:p>
-            <w:pPr>
-              <w:jc w:val="left"/>
+          <w:tcPr/>
+          <w:p>
+            <w:pPr>
               <w:rPr>
                 <w:sz w:val="18"/>
                 <w:szCs w:val="18"/>
@@ -7815,19 +5814,9 @@
           <w:tblHeader w:val="0"/>
         </w:trPr>
         <w:tc>
-          <w:tcPr>
-            <w:shd w:fill="auto" w:val="clear"/>
-            <w:tcMar>
-              <w:top w:w="100.0" w:type="dxa"/>
-              <w:left w:w="100.0" w:type="dxa"/>
-              <w:bottom w:w="100.0" w:type="dxa"/>
-              <w:right w:w="100.0" w:type="dxa"/>
-            </w:tcMar>
-            <w:vAlign w:val="top"/>
-          </w:tcPr>
-          <w:p>
-            <w:pPr>
-              <w:jc w:val="left"/>
+          <w:tcPr/>
+          <w:p>
+            <w:pPr>
               <w:rPr>
                 <w:sz w:val="18"/>
                 <w:szCs w:val="18"/>
@@ -7844,19 +5833,9 @@
           </w:p>
         </w:tc>
         <w:tc>
-          <w:tcPr>
-            <w:shd w:fill="auto" w:val="clear"/>
-            <w:tcMar>
-              <w:top w:w="100.0" w:type="dxa"/>
-              <w:left w:w="100.0" w:type="dxa"/>
-              <w:bottom w:w="100.0" w:type="dxa"/>
-              <w:right w:w="100.0" w:type="dxa"/>
-            </w:tcMar>
-            <w:vAlign w:val="top"/>
-          </w:tcPr>
-          <w:p>
-            <w:pPr>
-              <w:jc w:val="left"/>
+          <w:tcPr/>
+          <w:p>
+            <w:pPr>
               <w:rPr>
                 <w:sz w:val="18"/>
                 <w:szCs w:val="18"/>
@@ -7873,19 +5852,9 @@
           </w:p>
         </w:tc>
         <w:tc>
-          <w:tcPr>
-            <w:shd w:fill="auto" w:val="clear"/>
-            <w:tcMar>
-              <w:top w:w="100.0" w:type="dxa"/>
-              <w:left w:w="100.0" w:type="dxa"/>
-              <w:bottom w:w="100.0" w:type="dxa"/>
-              <w:right w:w="100.0" w:type="dxa"/>
-            </w:tcMar>
-            <w:vAlign w:val="top"/>
-          </w:tcPr>
-          <w:p>
-            <w:pPr>
-              <w:jc w:val="left"/>
+          <w:tcPr/>
+          <w:p>
+            <w:pPr>
               <w:rPr>
                 <w:sz w:val="18"/>
                 <w:szCs w:val="18"/>
@@ -7902,19 +5871,9 @@
           </w:p>
         </w:tc>
         <w:tc>
-          <w:tcPr>
-            <w:shd w:fill="auto" w:val="clear"/>
-            <w:tcMar>
-              <w:top w:w="100.0" w:type="dxa"/>
-              <w:left w:w="100.0" w:type="dxa"/>
-              <w:bottom w:w="100.0" w:type="dxa"/>
-              <w:right w:w="100.0" w:type="dxa"/>
-            </w:tcMar>
-            <w:vAlign w:val="top"/>
-          </w:tcPr>
-          <w:p>
-            <w:pPr>
-              <w:jc w:val="left"/>
+          <w:tcPr/>
+          <w:p>
+            <w:pPr>
               <w:rPr>
                 <w:sz w:val="18"/>
                 <w:szCs w:val="18"/>
@@ -7931,19 +5890,9 @@
           </w:p>
         </w:tc>
         <w:tc>
-          <w:tcPr>
-            <w:shd w:fill="auto" w:val="clear"/>
-            <w:tcMar>
-              <w:top w:w="100.0" w:type="dxa"/>
-              <w:left w:w="100.0" w:type="dxa"/>
-              <w:bottom w:w="100.0" w:type="dxa"/>
-              <w:right w:w="100.0" w:type="dxa"/>
-            </w:tcMar>
-            <w:vAlign w:val="top"/>
-          </w:tcPr>
-          <w:p>
-            <w:pPr>
-              <w:jc w:val="left"/>
+          <w:tcPr/>
+          <w:p>
+            <w:pPr>
               <w:rPr>
                 <w:sz w:val="18"/>
                 <w:szCs w:val="18"/>
@@ -7960,19 +5909,9 @@
           </w:p>
         </w:tc>
         <w:tc>
-          <w:tcPr>
-            <w:shd w:fill="auto" w:val="clear"/>
-            <w:tcMar>
-              <w:top w:w="100.0" w:type="dxa"/>
-              <w:left w:w="100.0" w:type="dxa"/>
-              <w:bottom w:w="100.0" w:type="dxa"/>
-              <w:right w:w="100.0" w:type="dxa"/>
-            </w:tcMar>
-            <w:vAlign w:val="top"/>
-          </w:tcPr>
-          <w:p>
-            <w:pPr>
-              <w:jc w:val="left"/>
+          <w:tcPr/>
+          <w:p>
+            <w:pPr>
               <w:rPr>
                 <w:sz w:val="18"/>
                 <w:szCs w:val="18"/>
@@ -7989,19 +5928,9 @@
           </w:p>
         </w:tc>
         <w:tc>
-          <w:tcPr>
-            <w:shd w:fill="auto" w:val="clear"/>
-            <w:tcMar>
-              <w:top w:w="100.0" w:type="dxa"/>
-              <w:left w:w="100.0" w:type="dxa"/>
-              <w:bottom w:w="100.0" w:type="dxa"/>
-              <w:right w:w="100.0" w:type="dxa"/>
-            </w:tcMar>
-            <w:vAlign w:val="top"/>
-          </w:tcPr>
-          <w:p>
-            <w:pPr>
-              <w:jc w:val="left"/>
+          <w:tcPr/>
+          <w:p>
+            <w:pPr>
               <w:rPr>
                 <w:sz w:val="18"/>
                 <w:szCs w:val="18"/>
@@ -8018,19 +5947,9 @@
           </w:p>
         </w:tc>
         <w:tc>
-          <w:tcPr>
-            <w:shd w:fill="auto" w:val="clear"/>
-            <w:tcMar>
-              <w:top w:w="100.0" w:type="dxa"/>
-              <w:left w:w="100.0" w:type="dxa"/>
-              <w:bottom w:w="100.0" w:type="dxa"/>
-              <w:right w:w="100.0" w:type="dxa"/>
-            </w:tcMar>
-            <w:vAlign w:val="top"/>
-          </w:tcPr>
-          <w:p>
-            <w:pPr>
-              <w:jc w:val="left"/>
+          <w:tcPr/>
+          <w:p>
+            <w:pPr>
               <w:rPr>
                 <w:sz w:val="18"/>
                 <w:szCs w:val="18"/>
@@ -8053,16 +5972,7 @@
           <w:tblHeader w:val="0"/>
         </w:trPr>
         <w:tc>
-          <w:tcPr>
-            <w:shd w:fill="auto" w:val="clear"/>
-            <w:tcMar>
-              <w:top w:w="100.0" w:type="dxa"/>
-              <w:left w:w="100.0" w:type="dxa"/>
-              <w:bottom w:w="100.0" w:type="dxa"/>
-              <w:right w:w="100.0" w:type="dxa"/>
-            </w:tcMar>
-            <w:vAlign w:val="top"/>
-          </w:tcPr>
+          <w:tcPr/>
           <w:p>
             <w:pPr>
               <w:rPr>
@@ -8081,19 +5991,9 @@
           </w:p>
         </w:tc>
         <w:tc>
-          <w:tcPr>
-            <w:shd w:fill="auto" w:val="clear"/>
-            <w:tcMar>
-              <w:top w:w="100.0" w:type="dxa"/>
-              <w:left w:w="100.0" w:type="dxa"/>
-              <w:bottom w:w="100.0" w:type="dxa"/>
-              <w:right w:w="100.0" w:type="dxa"/>
-            </w:tcMar>
-            <w:vAlign w:val="top"/>
-          </w:tcPr>
-          <w:p>
-            <w:pPr>
-              <w:jc w:val="left"/>
+          <w:tcPr/>
+          <w:p>
+            <w:pPr>
               <w:rPr>
                 <w:sz w:val="18"/>
                 <w:szCs w:val="18"/>
@@ -8110,19 +6010,9 @@
           </w:p>
         </w:tc>
         <w:tc>
-          <w:tcPr>
-            <w:shd w:fill="auto" w:val="clear"/>
-            <w:tcMar>
-              <w:top w:w="100.0" w:type="dxa"/>
-              <w:left w:w="100.0" w:type="dxa"/>
-              <w:bottom w:w="100.0" w:type="dxa"/>
-              <w:right w:w="100.0" w:type="dxa"/>
-            </w:tcMar>
-            <w:vAlign w:val="top"/>
-          </w:tcPr>
-          <w:p>
-            <w:pPr>
-              <w:jc w:val="left"/>
+          <w:tcPr/>
+          <w:p>
+            <w:pPr>
               <w:rPr>
                 <w:sz w:val="18"/>
                 <w:szCs w:val="18"/>
@@ -8139,19 +6029,9 @@
           </w:p>
         </w:tc>
         <w:tc>
-          <w:tcPr>
-            <w:shd w:fill="auto" w:val="clear"/>
-            <w:tcMar>
-              <w:top w:w="100.0" w:type="dxa"/>
-              <w:left w:w="100.0" w:type="dxa"/>
-              <w:bottom w:w="100.0" w:type="dxa"/>
-              <w:right w:w="100.0" w:type="dxa"/>
-            </w:tcMar>
-            <w:vAlign w:val="top"/>
-          </w:tcPr>
-          <w:p>
-            <w:pPr>
-              <w:jc w:val="left"/>
+          <w:tcPr/>
+          <w:p>
+            <w:pPr>
               <w:rPr>
                 <w:sz w:val="18"/>
                 <w:szCs w:val="18"/>
@@ -8168,19 +6048,9 @@
           </w:p>
         </w:tc>
         <w:tc>
-          <w:tcPr>
-            <w:shd w:fill="auto" w:val="clear"/>
-            <w:tcMar>
-              <w:top w:w="100.0" w:type="dxa"/>
-              <w:left w:w="100.0" w:type="dxa"/>
-              <w:bottom w:w="100.0" w:type="dxa"/>
-              <w:right w:w="100.0" w:type="dxa"/>
-            </w:tcMar>
-            <w:vAlign w:val="top"/>
-          </w:tcPr>
-          <w:p>
-            <w:pPr>
-              <w:jc w:val="left"/>
+          <w:tcPr/>
+          <w:p>
+            <w:pPr>
               <w:rPr>
                 <w:sz w:val="18"/>
                 <w:szCs w:val="18"/>
@@ -8197,19 +6067,9 @@
           </w:p>
         </w:tc>
         <w:tc>
-          <w:tcPr>
-            <w:shd w:fill="auto" w:val="clear"/>
-            <w:tcMar>
-              <w:top w:w="100.0" w:type="dxa"/>
-              <w:left w:w="100.0" w:type="dxa"/>
-              <w:bottom w:w="100.0" w:type="dxa"/>
-              <w:right w:w="100.0" w:type="dxa"/>
-            </w:tcMar>
-            <w:vAlign w:val="top"/>
-          </w:tcPr>
-          <w:p>
-            <w:pPr>
-              <w:jc w:val="left"/>
+          <w:tcPr/>
+          <w:p>
+            <w:pPr>
               <w:rPr>
                 <w:sz w:val="18"/>
                 <w:szCs w:val="18"/>
@@ -8226,19 +6086,9 @@
           </w:p>
         </w:tc>
         <w:tc>
-          <w:tcPr>
-            <w:shd w:fill="auto" w:val="clear"/>
-            <w:tcMar>
-              <w:top w:w="100.0" w:type="dxa"/>
-              <w:left w:w="100.0" w:type="dxa"/>
-              <w:bottom w:w="100.0" w:type="dxa"/>
-              <w:right w:w="100.0" w:type="dxa"/>
-            </w:tcMar>
-            <w:vAlign w:val="top"/>
-          </w:tcPr>
-          <w:p>
-            <w:pPr>
-              <w:jc w:val="left"/>
+          <w:tcPr/>
+          <w:p>
+            <w:pPr>
               <w:rPr>
                 <w:sz w:val="18"/>
                 <w:szCs w:val="18"/>
@@ -8255,19 +6105,9 @@
           </w:p>
         </w:tc>
         <w:tc>
-          <w:tcPr>
-            <w:shd w:fill="auto" w:val="clear"/>
-            <w:tcMar>
-              <w:top w:w="100.0" w:type="dxa"/>
-              <w:left w:w="100.0" w:type="dxa"/>
-              <w:bottom w:w="100.0" w:type="dxa"/>
-              <w:right w:w="100.0" w:type="dxa"/>
-            </w:tcMar>
-            <w:vAlign w:val="top"/>
-          </w:tcPr>
-          <w:p>
-            <w:pPr>
-              <w:jc w:val="left"/>
+          <w:tcPr/>
+          <w:p>
+            <w:pPr>
               <w:rPr>
                 <w:sz w:val="18"/>
                 <w:szCs w:val="18"/>
@@ -8290,19 +6130,9 @@
           <w:tblHeader w:val="0"/>
         </w:trPr>
         <w:tc>
-          <w:tcPr>
-            <w:shd w:fill="auto" w:val="clear"/>
-            <w:tcMar>
-              <w:top w:w="100.0" w:type="dxa"/>
-              <w:left w:w="100.0" w:type="dxa"/>
-              <w:bottom w:w="100.0" w:type="dxa"/>
-              <w:right w:w="100.0" w:type="dxa"/>
-            </w:tcMar>
-            <w:vAlign w:val="top"/>
-          </w:tcPr>
-          <w:p>
-            <w:pPr>
-              <w:jc w:val="left"/>
+          <w:tcPr/>
+          <w:p>
+            <w:pPr>
               <w:rPr>
                 <w:sz w:val="18"/>
                 <w:szCs w:val="18"/>
@@ -8319,19 +6149,9 @@
           </w:p>
         </w:tc>
         <w:tc>
-          <w:tcPr>
-            <w:shd w:fill="auto" w:val="clear"/>
-            <w:tcMar>
-              <w:top w:w="100.0" w:type="dxa"/>
-              <w:left w:w="100.0" w:type="dxa"/>
-              <w:bottom w:w="100.0" w:type="dxa"/>
-              <w:right w:w="100.0" w:type="dxa"/>
-            </w:tcMar>
-            <w:vAlign w:val="top"/>
-          </w:tcPr>
-          <w:p>
-            <w:pPr>
-              <w:jc w:val="left"/>
+          <w:tcPr/>
+          <w:p>
+            <w:pPr>
               <w:rPr>
                 <w:sz w:val="18"/>
                 <w:szCs w:val="18"/>
@@ -8348,19 +6168,9 @@
           </w:p>
         </w:tc>
         <w:tc>
-          <w:tcPr>
-            <w:shd w:fill="auto" w:val="clear"/>
-            <w:tcMar>
-              <w:top w:w="100.0" w:type="dxa"/>
-              <w:left w:w="100.0" w:type="dxa"/>
-              <w:bottom w:w="100.0" w:type="dxa"/>
-              <w:right w:w="100.0" w:type="dxa"/>
-            </w:tcMar>
-            <w:vAlign w:val="top"/>
-          </w:tcPr>
-          <w:p>
-            <w:pPr>
-              <w:jc w:val="left"/>
+          <w:tcPr/>
+          <w:p>
+            <w:pPr>
               <w:rPr>
                 <w:sz w:val="18"/>
                 <w:szCs w:val="18"/>
@@ -8377,19 +6187,9 @@
           </w:p>
         </w:tc>
         <w:tc>
-          <w:tcPr>
-            <w:shd w:fill="auto" w:val="clear"/>
-            <w:tcMar>
-              <w:top w:w="100.0" w:type="dxa"/>
-              <w:left w:w="100.0" w:type="dxa"/>
-              <w:bottom w:w="100.0" w:type="dxa"/>
-              <w:right w:w="100.0" w:type="dxa"/>
-            </w:tcMar>
-            <w:vAlign w:val="top"/>
-          </w:tcPr>
-          <w:p>
-            <w:pPr>
-              <w:jc w:val="left"/>
+          <w:tcPr/>
+          <w:p>
+            <w:pPr>
               <w:rPr>
                 <w:sz w:val="18"/>
                 <w:szCs w:val="18"/>
@@ -8406,19 +6206,9 @@
           </w:p>
         </w:tc>
         <w:tc>
-          <w:tcPr>
-            <w:shd w:fill="auto" w:val="clear"/>
-            <w:tcMar>
-              <w:top w:w="100.0" w:type="dxa"/>
-              <w:left w:w="100.0" w:type="dxa"/>
-              <w:bottom w:w="100.0" w:type="dxa"/>
-              <w:right w:w="100.0" w:type="dxa"/>
-            </w:tcMar>
-            <w:vAlign w:val="top"/>
-          </w:tcPr>
-          <w:p>
-            <w:pPr>
-              <w:jc w:val="left"/>
+          <w:tcPr/>
+          <w:p>
+            <w:pPr>
               <w:rPr>
                 <w:sz w:val="18"/>
                 <w:szCs w:val="18"/>
@@ -8435,19 +6225,9 @@
           </w:p>
         </w:tc>
         <w:tc>
-          <w:tcPr>
-            <w:shd w:fill="auto" w:val="clear"/>
-            <w:tcMar>
-              <w:top w:w="100.0" w:type="dxa"/>
-              <w:left w:w="100.0" w:type="dxa"/>
-              <w:bottom w:w="100.0" w:type="dxa"/>
-              <w:right w:w="100.0" w:type="dxa"/>
-            </w:tcMar>
-            <w:vAlign w:val="top"/>
-          </w:tcPr>
-          <w:p>
-            <w:pPr>
-              <w:jc w:val="left"/>
+          <w:tcPr/>
+          <w:p>
+            <w:pPr>
               <w:rPr>
                 <w:sz w:val="18"/>
                 <w:szCs w:val="18"/>
@@ -8464,19 +6244,9 @@
           </w:p>
         </w:tc>
         <w:tc>
-          <w:tcPr>
-            <w:shd w:fill="auto" w:val="clear"/>
-            <w:tcMar>
-              <w:top w:w="100.0" w:type="dxa"/>
-              <w:left w:w="100.0" w:type="dxa"/>
-              <w:bottom w:w="100.0" w:type="dxa"/>
-              <w:right w:w="100.0" w:type="dxa"/>
-            </w:tcMar>
-            <w:vAlign w:val="top"/>
-          </w:tcPr>
-          <w:p>
-            <w:pPr>
-              <w:jc w:val="left"/>
+          <w:tcPr/>
+          <w:p>
+            <w:pPr>
               <w:rPr>
                 <w:sz w:val="18"/>
                 <w:szCs w:val="18"/>
@@ -8493,19 +6263,9 @@
           </w:p>
         </w:tc>
         <w:tc>
-          <w:tcPr>
-            <w:shd w:fill="auto" w:val="clear"/>
-            <w:tcMar>
-              <w:top w:w="100.0" w:type="dxa"/>
-              <w:left w:w="100.0" w:type="dxa"/>
-              <w:bottom w:w="100.0" w:type="dxa"/>
-              <w:right w:w="100.0" w:type="dxa"/>
-            </w:tcMar>
-            <w:vAlign w:val="top"/>
-          </w:tcPr>
-          <w:p>
-            <w:pPr>
-              <w:jc w:val="left"/>
+          <w:tcPr/>
+          <w:p>
+            <w:pPr>
               <w:rPr>
                 <w:sz w:val="18"/>
                 <w:szCs w:val="18"/>
@@ -8528,16 +6288,7 @@
           <w:tblHeader w:val="0"/>
         </w:trPr>
         <w:tc>
-          <w:tcPr>
-            <w:shd w:fill="auto" w:val="clear"/>
-            <w:tcMar>
-              <w:top w:w="100.0" w:type="dxa"/>
-              <w:left w:w="100.0" w:type="dxa"/>
-              <w:bottom w:w="100.0" w:type="dxa"/>
-              <w:right w:w="100.0" w:type="dxa"/>
-            </w:tcMar>
-            <w:vAlign w:val="top"/>
-          </w:tcPr>
+          <w:tcPr/>
           <w:p>
             <w:pPr>
               <w:rPr>
@@ -8556,19 +6307,9 @@
           </w:p>
         </w:tc>
         <w:tc>
-          <w:tcPr>
-            <w:shd w:fill="auto" w:val="clear"/>
-            <w:tcMar>
-              <w:top w:w="100.0" w:type="dxa"/>
-              <w:left w:w="100.0" w:type="dxa"/>
-              <w:bottom w:w="100.0" w:type="dxa"/>
-              <w:right w:w="100.0" w:type="dxa"/>
-            </w:tcMar>
-            <w:vAlign w:val="top"/>
-          </w:tcPr>
-          <w:p>
-            <w:pPr>
-              <w:jc w:val="left"/>
+          <w:tcPr/>
+          <w:p>
+            <w:pPr>
               <w:rPr>
                 <w:sz w:val="18"/>
                 <w:szCs w:val="18"/>
@@ -8585,19 +6326,9 @@
           </w:p>
         </w:tc>
         <w:tc>
-          <w:tcPr>
-            <w:shd w:fill="auto" w:val="clear"/>
-            <w:tcMar>
-              <w:top w:w="100.0" w:type="dxa"/>
-              <w:left w:w="100.0" w:type="dxa"/>
-              <w:bottom w:w="100.0" w:type="dxa"/>
-              <w:right w:w="100.0" w:type="dxa"/>
-            </w:tcMar>
-            <w:vAlign w:val="top"/>
-          </w:tcPr>
-          <w:p>
-            <w:pPr>
-              <w:jc w:val="left"/>
+          <w:tcPr/>
+          <w:p>
+            <w:pPr>
               <w:rPr>
                 <w:sz w:val="18"/>
                 <w:szCs w:val="18"/>
@@ -8614,19 +6345,9 @@
           </w:p>
         </w:tc>
         <w:tc>
-          <w:tcPr>
-            <w:shd w:fill="auto" w:val="clear"/>
-            <w:tcMar>
-              <w:top w:w="100.0" w:type="dxa"/>
-              <w:left w:w="100.0" w:type="dxa"/>
-              <w:bottom w:w="100.0" w:type="dxa"/>
-              <w:right w:w="100.0" w:type="dxa"/>
-            </w:tcMar>
-            <w:vAlign w:val="top"/>
-          </w:tcPr>
-          <w:p>
-            <w:pPr>
-              <w:jc w:val="left"/>
+          <w:tcPr/>
+          <w:p>
+            <w:pPr>
               <w:rPr>
                 <w:sz w:val="18"/>
                 <w:szCs w:val="18"/>
@@ -8643,19 +6364,9 @@
           </w:p>
         </w:tc>
         <w:tc>
-          <w:tcPr>
-            <w:shd w:fill="auto" w:val="clear"/>
-            <w:tcMar>
-              <w:top w:w="100.0" w:type="dxa"/>
-              <w:left w:w="100.0" w:type="dxa"/>
-              <w:bottom w:w="100.0" w:type="dxa"/>
-              <w:right w:w="100.0" w:type="dxa"/>
-            </w:tcMar>
-            <w:vAlign w:val="top"/>
-          </w:tcPr>
-          <w:p>
-            <w:pPr>
-              <w:jc w:val="left"/>
+          <w:tcPr/>
+          <w:p>
+            <w:pPr>
               <w:rPr>
                 <w:sz w:val="18"/>
                 <w:szCs w:val="18"/>
@@ -8672,19 +6383,9 @@
           </w:p>
         </w:tc>
         <w:tc>
-          <w:tcPr>
-            <w:shd w:fill="auto" w:val="clear"/>
-            <w:tcMar>
-              <w:top w:w="100.0" w:type="dxa"/>
-              <w:left w:w="100.0" w:type="dxa"/>
-              <w:bottom w:w="100.0" w:type="dxa"/>
-              <w:right w:w="100.0" w:type="dxa"/>
-            </w:tcMar>
-            <w:vAlign w:val="top"/>
-          </w:tcPr>
-          <w:p>
-            <w:pPr>
-              <w:jc w:val="left"/>
+          <w:tcPr/>
+          <w:p>
+            <w:pPr>
               <w:rPr>
                 <w:sz w:val="18"/>
                 <w:szCs w:val="18"/>
@@ -8701,19 +6402,9 @@
           </w:p>
         </w:tc>
         <w:tc>
-          <w:tcPr>
-            <w:shd w:fill="auto" w:val="clear"/>
-            <w:tcMar>
-              <w:top w:w="100.0" w:type="dxa"/>
-              <w:left w:w="100.0" w:type="dxa"/>
-              <w:bottom w:w="100.0" w:type="dxa"/>
-              <w:right w:w="100.0" w:type="dxa"/>
-            </w:tcMar>
-            <w:vAlign w:val="top"/>
-          </w:tcPr>
-          <w:p>
-            <w:pPr>
-              <w:jc w:val="left"/>
+          <w:tcPr/>
+          <w:p>
+            <w:pPr>
               <w:rPr>
                 <w:sz w:val="18"/>
                 <w:szCs w:val="18"/>
@@ -8730,19 +6421,9 @@
           </w:p>
         </w:tc>
         <w:tc>
-          <w:tcPr>
-            <w:shd w:fill="auto" w:val="clear"/>
-            <w:tcMar>
-              <w:top w:w="100.0" w:type="dxa"/>
-              <w:left w:w="100.0" w:type="dxa"/>
-              <w:bottom w:w="100.0" w:type="dxa"/>
-              <w:right w:w="100.0" w:type="dxa"/>
-            </w:tcMar>
-            <w:vAlign w:val="top"/>
-          </w:tcPr>
-          <w:p>
-            <w:pPr>
-              <w:jc w:val="left"/>
+          <w:tcPr/>
+          <w:p>
+            <w:pPr>
               <w:rPr>
                 <w:sz w:val="18"/>
                 <w:szCs w:val="18"/>
@@ -8765,19 +6446,9 @@
           <w:tblHeader w:val="0"/>
         </w:trPr>
         <w:tc>
-          <w:tcPr>
-            <w:shd w:fill="auto" w:val="clear"/>
-            <w:tcMar>
-              <w:top w:w="100.0" w:type="dxa"/>
-              <w:left w:w="100.0" w:type="dxa"/>
-              <w:bottom w:w="100.0" w:type="dxa"/>
-              <w:right w:w="100.0" w:type="dxa"/>
-            </w:tcMar>
-            <w:vAlign w:val="top"/>
-          </w:tcPr>
-          <w:p>
-            <w:pPr>
-              <w:jc w:val="left"/>
+          <w:tcPr/>
+          <w:p>
+            <w:pPr>
               <w:rPr>
                 <w:sz w:val="18"/>
                 <w:szCs w:val="18"/>
@@ -8794,19 +6465,9 @@
           </w:p>
         </w:tc>
         <w:tc>
-          <w:tcPr>
-            <w:shd w:fill="auto" w:val="clear"/>
-            <w:tcMar>
-              <w:top w:w="100.0" w:type="dxa"/>
-              <w:left w:w="100.0" w:type="dxa"/>
-              <w:bottom w:w="100.0" w:type="dxa"/>
-              <w:right w:w="100.0" w:type="dxa"/>
-            </w:tcMar>
-            <w:vAlign w:val="top"/>
-          </w:tcPr>
-          <w:p>
-            <w:pPr>
-              <w:jc w:val="left"/>
+          <w:tcPr/>
+          <w:p>
+            <w:pPr>
               <w:rPr>
                 <w:sz w:val="18"/>
                 <w:szCs w:val="18"/>
@@ -8823,19 +6484,9 @@
           </w:p>
         </w:tc>
         <w:tc>
-          <w:tcPr>
-            <w:shd w:fill="auto" w:val="clear"/>
-            <w:tcMar>
-              <w:top w:w="100.0" w:type="dxa"/>
-              <w:left w:w="100.0" w:type="dxa"/>
-              <w:bottom w:w="100.0" w:type="dxa"/>
-              <w:right w:w="100.0" w:type="dxa"/>
-            </w:tcMar>
-            <w:vAlign w:val="top"/>
-          </w:tcPr>
-          <w:p>
-            <w:pPr>
-              <w:jc w:val="left"/>
+          <w:tcPr/>
+          <w:p>
+            <w:pPr>
               <w:rPr>
                 <w:sz w:val="18"/>
                 <w:szCs w:val="18"/>
@@ -8852,19 +6503,9 @@
           </w:p>
         </w:tc>
         <w:tc>
-          <w:tcPr>
-            <w:shd w:fill="auto" w:val="clear"/>
-            <w:tcMar>
-              <w:top w:w="100.0" w:type="dxa"/>
-              <w:left w:w="100.0" w:type="dxa"/>
-              <w:bottom w:w="100.0" w:type="dxa"/>
-              <w:right w:w="100.0" w:type="dxa"/>
-            </w:tcMar>
-            <w:vAlign w:val="top"/>
-          </w:tcPr>
-          <w:p>
-            <w:pPr>
-              <w:jc w:val="left"/>
+          <w:tcPr/>
+          <w:p>
+            <w:pPr>
               <w:rPr>
                 <w:sz w:val="18"/>
                 <w:szCs w:val="18"/>
@@ -8881,19 +6522,9 @@
           </w:p>
         </w:tc>
         <w:tc>
-          <w:tcPr>
-            <w:shd w:fill="auto" w:val="clear"/>
-            <w:tcMar>
-              <w:top w:w="100.0" w:type="dxa"/>
-              <w:left w:w="100.0" w:type="dxa"/>
-              <w:bottom w:w="100.0" w:type="dxa"/>
-              <w:right w:w="100.0" w:type="dxa"/>
-            </w:tcMar>
-            <w:vAlign w:val="top"/>
-          </w:tcPr>
-          <w:p>
-            <w:pPr>
-              <w:jc w:val="left"/>
+          <w:tcPr/>
+          <w:p>
+            <w:pPr>
               <w:rPr>
                 <w:sz w:val="18"/>
                 <w:szCs w:val="18"/>
@@ -8910,19 +6541,9 @@
           </w:p>
         </w:tc>
         <w:tc>
-          <w:tcPr>
-            <w:shd w:fill="auto" w:val="clear"/>
-            <w:tcMar>
-              <w:top w:w="100.0" w:type="dxa"/>
-              <w:left w:w="100.0" w:type="dxa"/>
-              <w:bottom w:w="100.0" w:type="dxa"/>
-              <w:right w:w="100.0" w:type="dxa"/>
-            </w:tcMar>
-            <w:vAlign w:val="top"/>
-          </w:tcPr>
-          <w:p>
-            <w:pPr>
-              <w:jc w:val="left"/>
+          <w:tcPr/>
+          <w:p>
+            <w:pPr>
               <w:rPr>
                 <w:sz w:val="18"/>
                 <w:szCs w:val="18"/>
@@ -8939,19 +6560,9 @@
           </w:p>
         </w:tc>
         <w:tc>
-          <w:tcPr>
-            <w:shd w:fill="auto" w:val="clear"/>
-            <w:tcMar>
-              <w:top w:w="100.0" w:type="dxa"/>
-              <w:left w:w="100.0" w:type="dxa"/>
-              <w:bottom w:w="100.0" w:type="dxa"/>
-              <w:right w:w="100.0" w:type="dxa"/>
-            </w:tcMar>
-            <w:vAlign w:val="top"/>
-          </w:tcPr>
-          <w:p>
-            <w:pPr>
-              <w:jc w:val="left"/>
+          <w:tcPr/>
+          <w:p>
+            <w:pPr>
               <w:rPr>
                 <w:sz w:val="18"/>
                 <w:szCs w:val="18"/>
@@ -8968,19 +6579,9 @@
           </w:p>
         </w:tc>
         <w:tc>
-          <w:tcPr>
-            <w:shd w:fill="auto" w:val="clear"/>
-            <w:tcMar>
-              <w:top w:w="100.0" w:type="dxa"/>
-              <w:left w:w="100.0" w:type="dxa"/>
-              <w:bottom w:w="100.0" w:type="dxa"/>
-              <w:right w:w="100.0" w:type="dxa"/>
-            </w:tcMar>
-            <w:vAlign w:val="top"/>
-          </w:tcPr>
-          <w:p>
-            <w:pPr>
-              <w:jc w:val="left"/>
+          <w:tcPr/>
+          <w:p>
+            <w:pPr>
               <w:rPr>
                 <w:sz w:val="18"/>
                 <w:szCs w:val="18"/>
@@ -9000,7 +6601,6 @@
     </w:tbl>
     <w:p>
       <w:pPr>
-        <w:ind w:left="0" w:firstLine="0"/>
         <w:rPr/>
       </w:pPr>
       <w:r>
@@ -9011,11 +6611,7 @@
     </w:p>
     <w:p>
       <w:pPr>
-        <w:rPr>
-          <w:color w:val="595959"/>
-          <w:sz w:val="24"/>
-          <w:szCs w:val="24"/>
-        </w:rPr>
+        <w:rPr/>
       </w:pPr>
       <w:r>
         <w:rPr>
@@ -9062,6 +6658,7 @@
             <w:pPr>
               <w:rPr>
                 <w:b w:val="1"/>
+                <w:bCs w:val="1"/>
                 <w:color w:val="1f3864"/>
                 <w:sz w:val="28"/>
                 <w:szCs w:val="28"/>
@@ -9070,6 +6667,7 @@
             <w:r>
               <w:rPr>
                 <w:b w:val="1"/>
+                <w:bCs w:val="1"/>
                 <w:color w:val="1f3864"/>
                 <w:sz w:val="28"/>
                 <w:szCs w:val="28"/>
@@ -9115,7 +6713,9 @@
               <w:rPr>
                 <w:rFonts w:ascii="Calibri" w:cs="Calibri" w:eastAsia="Calibri" w:hAnsi="Calibri"/>
                 <w:b w:val="0"/>
+                <w:bCs w:val="0"/>
                 <w:i w:val="0"/>
+                <w:iCs w:val="0"/>
                 <w:smallCaps w:val="0"/>
                 <w:strike w:val="0"/>
                 <w:color w:val="1f3864"/>
@@ -9130,7 +6730,9 @@
               <w:rPr>
                 <w:rFonts w:ascii="Calibri" w:cs="Calibri" w:eastAsia="Calibri" w:hAnsi="Calibri"/>
                 <w:b w:val="0"/>
+                <w:bCs w:val="0"/>
                 <w:i w:val="0"/>
+                <w:iCs w:val="0"/>
                 <w:smallCaps w:val="0"/>
                 <w:strike w:val="0"/>
                 <w:color w:val="1f3864"/>
@@ -9202,6 +6804,7 @@
               <w:rPr>
                 <w:rFonts w:ascii="Calibri" w:cs="Calibri" w:eastAsia="Calibri" w:hAnsi="Calibri"/>
                 <w:b w:val="1"/>
+                <w:bCs w:val="1"/>
                 <w:color w:val="1f3864"/>
               </w:rPr>
             </w:pPr>
@@ -9227,6 +6830,7 @@
               <w:rPr>
                 <w:rFonts w:ascii="Calibri" w:cs="Calibri" w:eastAsia="Calibri" w:hAnsi="Calibri"/>
                 <w:i w:val="1"/>
+                <w:iCs w:val="1"/>
                 <w:color w:val="548dd4"/>
                 <w:sz w:val="20"/>
                 <w:szCs w:val="20"/>
@@ -9238,6 +6842,7 @@
               <w:rPr>
                 <w:rFonts w:ascii="Calibri" w:cs="Calibri" w:eastAsia="Calibri" w:hAnsi="Calibri"/>
                 <w:b w:val="1"/>
+                <w:bCs w:val="1"/>
                 <w:color w:val="1f3864"/>
                 <w:rtl w:val="0"/>
               </w:rPr>
@@ -9249,11 +6854,13 @@
               <w:jc w:val="both"/>
               <w:rPr>
                 <w:b w:val="1"/>
+                <w:bCs w:val="1"/>
               </w:rPr>
             </w:pPr>
             <w:r>
               <w:rPr>
                 <w:b w:val="1"/>
+                <w:bCs w:val="1"/>
                 <w:rtl w:val="0"/>
               </w:rPr>
               <w:t xml:space="preserve">Factores que facilitan el desarrollo podríamos mencionar la buena comunicación a la hora de juntarnos o ver que nos estaría faltando, logrando un mejor desempeño como equipo e individualmente. También el conocimiento en general de los integrantes, hemos estado desarrollando varias habilidades técnicas durante estos semestres, las cuales nos han permitido avanzar en nuestro proyecto. Como factor negativo, podríamos mencionar otras responsabilidades que tenemos los 3 que es la práctica profesional que también necesita bastante tiempo. Para solucionar este problema, repartimos bien el tiempo de trabajo para cada uno para que no haya confusiones ni malos entendidos, además, buscamos también el apoyo entre nosotros, en caso de que un integrante necesite ayuda o tiempo, </w:t>
@@ -9261,6 +6868,7 @@
             <w:r>
               <w:rPr>
                 <w:b w:val="1"/>
+                <w:bCs w:val="1"/>
                 <w:rtl w:val="0"/>
               </w:rPr>
               <w:t xml:space="preserve">logremos</w:t>
@@ -9268,6 +6876,7 @@
             <w:r>
               <w:rPr>
                 <w:b w:val="1"/>
+                <w:bCs w:val="1"/>
                 <w:rtl w:val="0"/>
               </w:rPr>
               <w:t xml:space="preserve"> como equipo adaptarnos y seguir con el proyecto.</w:t>
@@ -9305,6 +6914,7 @@
               <w:rPr>
                 <w:rFonts w:ascii="Calibri" w:cs="Calibri" w:eastAsia="Calibri" w:hAnsi="Calibri"/>
                 <w:i w:val="1"/>
+                <w:iCs w:val="1"/>
                 <w:color w:val="548dd4"/>
                 <w:sz w:val="20"/>
                 <w:szCs w:val="20"/>
@@ -9322,6 +6932,7 @@
               <w:rPr>
                 <w:rFonts w:ascii="Calibri" w:cs="Calibri" w:eastAsia="Calibri" w:hAnsi="Calibri"/>
                 <w:i w:val="1"/>
+                <w:iCs w:val="1"/>
                 <w:color w:val="548dd4"/>
                 <w:sz w:val="20"/>
                 <w:szCs w:val="20"/>
@@ -9339,6 +6950,7 @@
               <w:rPr>
                 <w:rFonts w:ascii="Calibri" w:cs="Calibri" w:eastAsia="Calibri" w:hAnsi="Calibri"/>
                 <w:i w:val="1"/>
+                <w:iCs w:val="1"/>
                 <w:color w:val="548dd4"/>
                 <w:sz w:val="20"/>
                 <w:szCs w:val="20"/>
@@ -9408,6 +7020,7 @@
               <w:rPr>
                 <w:rFonts w:ascii="Calibri" w:cs="Calibri" w:eastAsia="Calibri" w:hAnsi="Calibri"/>
                 <w:i w:val="1"/>
+                <w:iCs w:val="1"/>
                 <w:color w:val="548dd4"/>
                 <w:sz w:val="20"/>
                 <w:szCs w:val="20"/>
@@ -9425,6 +7038,7 @@
               <w:rPr>
                 <w:rFonts w:ascii="Calibri" w:cs="Calibri" w:eastAsia="Calibri" w:hAnsi="Calibri"/>
                 <w:i w:val="1"/>
+                <w:iCs w:val="1"/>
                 <w:color w:val="548dd4"/>
                 <w:sz w:val="20"/>
                 <w:szCs w:val="20"/>
@@ -9442,6 +7056,7 @@
               <w:rPr>
                 <w:rFonts w:ascii="Calibri" w:cs="Calibri" w:eastAsia="Calibri" w:hAnsi="Calibri"/>
                 <w:i w:val="1"/>
+                <w:iCs w:val="1"/>
                 <w:color w:val="548dd4"/>
                 <w:sz w:val="20"/>
                 <w:szCs w:val="20"/>
@@ -9455,6 +7070,7 @@
               <w:jc w:val="both"/>
               <w:rPr>
                 <w:i w:val="1"/>
+                <w:iCs w:val="1"/>
                 <w:color w:val="548dd4"/>
                 <w:sz w:val="20"/>
                 <w:szCs w:val="20"/>
@@ -9471,6 +7087,7 @@
               <w:jc w:val="both"/>
               <w:rPr>
                 <w:i w:val="1"/>
+                <w:iCs w:val="1"/>
                 <w:sz w:val="20"/>
                 <w:szCs w:val="20"/>
               </w:rPr>
@@ -9478,6 +7095,7 @@
             <w:r>
               <w:rPr>
                 <w:i w:val="1"/>
+                <w:iCs w:val="1"/>
                 <w:sz w:val="20"/>
                 <w:szCs w:val="20"/>
                 <w:rtl w:val="0"/>
@@ -9491,6 +7109,7 @@
               <w:rPr>
                 <w:rFonts w:ascii="Calibri" w:cs="Calibri" w:eastAsia="Calibri" w:hAnsi="Calibri"/>
                 <w:i w:val="1"/>
+                <w:iCs w:val="1"/>
                 <w:color w:val="548dd4"/>
                 <w:sz w:val="20"/>
                 <w:szCs w:val="20"/>
@@ -9508,6 +7127,7 @@
               <w:rPr>
                 <w:rFonts w:ascii="Calibri" w:cs="Calibri" w:eastAsia="Calibri" w:hAnsi="Calibri"/>
                 <w:i w:val="1"/>
+                <w:iCs w:val="1"/>
                 <w:color w:val="548dd4"/>
                 <w:sz w:val="20"/>
                 <w:szCs w:val="20"/>
@@ -9525,6 +7145,7 @@
               <w:rPr>
                 <w:rFonts w:ascii="Calibri" w:cs="Calibri" w:eastAsia="Calibri" w:hAnsi="Calibri"/>
                 <w:i w:val="1"/>
+                <w:iCs w:val="1"/>
                 <w:color w:val="548dd4"/>
                 <w:sz w:val="20"/>
                 <w:szCs w:val="20"/>
@@ -9542,6 +7163,7 @@
               <w:rPr>
                 <w:rFonts w:ascii="Calibri" w:cs="Calibri" w:eastAsia="Calibri" w:hAnsi="Calibri"/>
                 <w:i w:val="1"/>
+                <w:iCs w:val="1"/>
                 <w:color w:val="548dd4"/>
                 <w:sz w:val="20"/>
                 <w:szCs w:val="20"/>
@@ -9563,6 +7185,7 @@
         <w:rPr>
           <w:rFonts w:ascii="Calibri" w:cs="Calibri" w:eastAsia="Calibri" w:hAnsi="Calibri"/>
           <w:i w:val="1"/>
+          <w:iCs w:val="1"/>
           <w:color w:val="548dd4"/>
           <w:sz w:val="20"/>
           <w:szCs w:val="20"/>
@@ -9581,6 +7204,7 @@
         <w:rPr>
           <w:rFonts w:ascii="Calibri" w:cs="Calibri" w:eastAsia="Calibri" w:hAnsi="Calibri"/>
           <w:i w:val="1"/>
+          <w:iCs w:val="1"/>
           <w:color w:val="548dd4"/>
           <w:sz w:val="20"/>
           <w:szCs w:val="20"/>
@@ -9633,6 +7257,7 @@
               <w:rPr>
                 <w:rFonts w:ascii="Calibri" w:cs="Calibri" w:eastAsia="Calibri" w:hAnsi="Calibri"/>
                 <w:i w:val="1"/>
+                <w:iCs w:val="1"/>
                 <w:color w:val="548dd4"/>
                 <w:sz w:val="20"/>
                 <w:szCs w:val="20"/>
@@ -9650,6 +7275,7 @@
               <w:rPr>
                 <w:rFonts w:ascii="Calibri" w:cs="Calibri" w:eastAsia="Calibri" w:hAnsi="Calibri"/>
                 <w:i w:val="1"/>
+                <w:iCs w:val="1"/>
                 <w:color w:val="548dd4"/>
                 <w:sz w:val="20"/>
                 <w:szCs w:val="20"/>
@@ -9661,7 +7287,9 @@
               <w:rPr>
                 <w:rFonts w:ascii="Calibri" w:cs="Calibri" w:eastAsia="Calibri" w:hAnsi="Calibri"/>
                 <w:b w:val="1"/>
+                <w:bCs w:val="1"/>
                 <w:i w:val="1"/>
+                <w:iCs w:val="1"/>
                 <w:color w:val="548dd4"/>
                 <w:sz w:val="20"/>
                 <w:szCs w:val="20"/>
@@ -9673,6 +7301,7 @@
               <w:rPr>
                 <w:rFonts w:ascii="Calibri" w:cs="Calibri" w:eastAsia="Calibri" w:hAnsi="Calibri"/>
                 <w:i w:val="1"/>
+                <w:iCs w:val="1"/>
                 <w:color w:val="548dd4"/>
                 <w:sz w:val="20"/>
                 <w:szCs w:val="20"/>
@@ -9683,6 +7312,7 @@
             <w:r>
               <w:rPr>
                 <w:i w:val="1"/>
+                <w:iCs w:val="1"/>
                 <w:color w:val="548dd4"/>
                 <w:sz w:val="20"/>
                 <w:szCs w:val="20"/>
@@ -9694,6 +7324,7 @@
               <w:rPr>
                 <w:rFonts w:ascii="Calibri" w:cs="Calibri" w:eastAsia="Calibri" w:hAnsi="Calibri"/>
                 <w:i w:val="1"/>
+                <w:iCs w:val="1"/>
                 <w:color w:val="548dd4"/>
                 <w:sz w:val="20"/>
                 <w:szCs w:val="20"/>
@@ -9707,6 +7338,7 @@
               <w:jc w:val="both"/>
               <w:rPr>
                 <w:i w:val="1"/>
+                <w:iCs w:val="1"/>
                 <w:sz w:val="20"/>
                 <w:szCs w:val="20"/>
               </w:rPr>
@@ -9722,6 +7354,7 @@
               <w:jc w:val="both"/>
               <w:rPr>
                 <w:i w:val="1"/>
+                <w:iCs w:val="1"/>
                 <w:sz w:val="20"/>
                 <w:szCs w:val="20"/>
               </w:rPr>
@@ -9729,6 +7362,7 @@
             <w:r>
               <w:rPr>
                 <w:i w:val="1"/>
+                <w:iCs w:val="1"/>
                 <w:sz w:val="20"/>
                 <w:szCs w:val="20"/>
                 <w:rtl w:val="0"/>
@@ -9811,7 +7445,9 @@
       <w:rPr>
         <w:rFonts w:ascii="Calibri" w:cs="Calibri" w:eastAsia="Calibri" w:hAnsi="Calibri"/>
         <w:b w:val="0"/>
+        <w:bCs w:val="0"/>
         <w:i w:val="0"/>
+        <w:iCs w:val="0"/>
         <w:smallCaps w:val="0"/>
         <w:strike w:val="0"/>
         <w:color w:val="595959"/>
@@ -9876,6 +7512,7 @@
             <w:rPr>
               <w:rFonts w:ascii="Century Gothic" w:cs="Century Gothic" w:eastAsia="Century Gothic" w:hAnsi="Century Gothic"/>
               <w:b w:val="1"/>
+              <w:bCs w:val="1"/>
               <w:color w:val="1d2763"/>
               <w:sz w:val="24"/>
               <w:szCs w:val="24"/>
@@ -9885,6 +7522,7 @@
             <w:rPr>
               <w:rFonts w:ascii="Century Gothic" w:cs="Century Gothic" w:eastAsia="Century Gothic" w:hAnsi="Century Gothic"/>
               <w:b w:val="1"/>
+              <w:bCs w:val="1"/>
               <w:color w:val="1d2763"/>
               <w:sz w:val="24"/>
               <w:szCs w:val="24"/>
@@ -9899,6 +7537,7 @@
             <w:rPr>
               <w:rFonts w:ascii="Century Gothic" w:cs="Century Gothic" w:eastAsia="Century Gothic" w:hAnsi="Century Gothic"/>
               <w:b w:val="1"/>
+              <w:bCs w:val="1"/>
               <w:color w:val="1d2763"/>
               <w:sz w:val="24"/>
               <w:szCs w:val="24"/>
@@ -9908,6 +7547,7 @@
             <w:rPr>
               <w:rFonts w:ascii="Century Gothic" w:cs="Century Gothic" w:eastAsia="Century Gothic" w:hAnsi="Century Gothic"/>
               <w:b w:val="1"/>
+              <w:bCs w:val="1"/>
               <w:color w:val="1d2763"/>
               <w:sz w:val="24"/>
               <w:szCs w:val="24"/>
@@ -9932,6 +7572,7 @@
             <w:rPr>
               <w:rFonts w:ascii="Century Gothic" w:cs="Century Gothic" w:eastAsia="Century Gothic" w:hAnsi="Century Gothic"/>
               <w:b w:val="1"/>
+              <w:bCs w:val="1"/>
               <w:sz w:val="30"/>
               <w:szCs w:val="30"/>
             </w:rPr>
@@ -9942,12 +7583,12 @@
               <wp:inline distB="0" distT="0" distL="0" distR="0">
                 <wp:extent cx="1996440" cy="428625"/>
                 <wp:effectExtent b="0" l="0" r="0" t="0"/>
-                <wp:docPr descr="http://www.duoc.cl/normasgraficas/normasgraficas/marca-duoc/6logo-fondo-transparente/fondo-transparente.png" id="32" name="image3.png"/>
+                <wp:docPr descr="http://www.duoc.cl/normasgraficas/normasgraficas/marca-duoc/6logo-fondo-transparente/fondo-transparente.png" id="32" name="image2.png"/>
                 <a:graphic>
                   <a:graphicData uri="http://schemas.openxmlformats.org/drawingml/2006/picture">
                     <pic:pic>
                       <pic:nvPicPr>
-                        <pic:cNvPr descr="http://www.duoc.cl/normasgraficas/normasgraficas/marca-duoc/6logo-fondo-transparente/fondo-transparente.png" id="0" name="image3.png"/>
+                        <pic:cNvPr descr="http://www.duoc.cl/normasgraficas/normasgraficas/marca-duoc/6logo-fondo-transparente/fondo-transparente.png" id="0" name="image2.png"/>
                         <pic:cNvPicPr preferRelativeResize="0"/>
                       </pic:nvPicPr>
                       <pic:blipFill>
@@ -10004,7 +7645,9 @@
       <w:rPr>
         <w:rFonts w:ascii="Calibri" w:cs="Calibri" w:eastAsia="Calibri" w:hAnsi="Calibri"/>
         <w:b w:val="0"/>
+        <w:bCs w:val="0"/>
         <w:i w:val="0"/>
+        <w:iCs w:val="0"/>
         <w:smallCaps w:val="0"/>
         <w:strike w:val="0"/>
         <w:color w:val="000000"/>
@@ -10071,6 +7714,7 @@
     </w:pPr>
     <w:rPr>
       <w:b w:val="1"/>
+      <w:bCs w:val="1"/>
       <w:sz w:val="48"/>
       <w:szCs w:val="48"/>
     </w:rPr>
@@ -10087,6 +7731,7 @@
     </w:pPr>
     <w:rPr>
       <w:b w:val="1"/>
+      <w:bCs w:val="1"/>
       <w:sz w:val="36"/>
       <w:szCs w:val="36"/>
     </w:rPr>
@@ -10119,6 +7764,7 @@
     </w:pPr>
     <w:rPr>
       <w:b w:val="1"/>
+      <w:bCs w:val="1"/>
       <w:sz w:val="24"/>
       <w:szCs w:val="24"/>
     </w:rPr>
@@ -10135,6 +7781,7 @@
     </w:pPr>
     <w:rPr>
       <w:b w:val="1"/>
+      <w:bCs w:val="1"/>
       <w:sz w:val="22"/>
       <w:szCs w:val="22"/>
     </w:rPr>
@@ -10151,6 +7798,7 @@
     </w:pPr>
     <w:rPr>
       <w:b w:val="1"/>
+      <w:bCs w:val="1"/>
       <w:sz w:val="20"/>
       <w:szCs w:val="20"/>
     </w:rPr>
@@ -10167,6 +7815,7 @@
     </w:pPr>
     <w:rPr>
       <w:b w:val="1"/>
+      <w:bCs w:val="1"/>
       <w:sz w:val="72"/>
       <w:szCs w:val="72"/>
     </w:rPr>
@@ -10452,6 +8101,7 @@
     <w:rPr>
       <w:rFonts w:ascii="Georgia" w:cs="Georgia" w:eastAsia="Georgia" w:hAnsi="Georgia"/>
       <w:i w:val="1"/>
+      <w:iCs w:val="1"/>
       <w:color w:val="666666"/>
       <w:sz w:val="48"/>
       <w:szCs w:val="48"/>
